--- a/toolbox/resources/teacher/Sheet-Metal-Toolbox-50-Period-Teaching-Program-v2.1-Network-Benchmark.docx
+++ b/toolbox/resources/teacher/Sheet-Metal-Toolbox-50-Period-Teaching-Program-v2.1-Network-Benchmark.docx
@@ -1,6 +1,6 @@
 
 <file path=word/document.xml><?xml version="1.0" encoding="utf-8"?>
-<w:document xmlns:wpc="http://schemas.microsoft.com/office/word/2010/wordprocessingCanvas" xmlns:mo="http://schemas.microsoft.com/office/mac/office/2008/main" xmlns:mc="http://schemas.openxmlformats.org/markup-compatibility/2006" xmlns:mv="urn:schemas-microsoft-com:mac:vml" xmlns:o="urn:schemas-microsoft-com:office:office" xmlns:r="http://schemas.openxmlformats.org/officeDocument/2006/relationships" xmlns:m="http://schemas.openxmlformats.org/officeDocument/2006/math" xmlns:v="urn:schemas-microsoft-com:vml" xmlns:wp14="http://schemas.microsoft.com/office/word/2010/wordprocessingDrawing" xmlns:wp="http://schemas.openxmlformats.org/drawingml/2006/wordprocessingDrawing" xmlns:w10="urn:schemas-microsoft-com:office:word" xmlns:w="http://schemas.openxmlformats.org/wordprocessingml/2006/main" xmlns:w14="http://schemas.microsoft.com/office/word/2010/wordml" xmlns:wpg="http://schemas.microsoft.com/office/word/2010/wordprocessingGroup" xmlns:wpi="http://schemas.microsoft.com/office/word/2010/wordprocessingInk" xmlns:wne="http://schemas.microsoft.com/office/word/2006/wordml" xmlns:wps="http://schemas.microsoft.com/office/word/2010/wordprocessingShape" mc:Ignorable="w14 wp14">
+<w:document xmlns:wp14="http://schemas.microsoft.com/office/word/2010/wordprocessingDrawing" xmlns:w14="http://schemas.microsoft.com/office/word/2010/wordml" xmlns:w="http://schemas.openxmlformats.org/wordprocessingml/2006/main" xmlns:mc="http://schemas.openxmlformats.org/markup-compatibility/2006" xmlns:r="http://schemas.openxmlformats.org/officeDocument/2006/relationships" mc:Ignorable="w14 wp14">
   <w:body>
     <w:p>
       <w:pPr>
@@ -1323,13 +1323,9 @@
       </w:tr>
     </w:tbl>
     <w:p>
-      <w:r>
-        <w:br w:type="page"/>
-      </w:r>
-    </w:p>
-    <w:p>
       <w:pPr>
         <w:spacing w:after="60"/>
+        <w:pageBreakBefore/>
       </w:pPr>
       <w:r>
         <w:rPr>
@@ -1514,7 +1510,7 @@
                 <w:rFonts w:ascii="Arial" w:hAnsi="Arial"/>
                 <w:b/>
                 <w:color w:val="25342D"/>
-                <w:sz w:val="16"/>
+                <w:sz w:val="19"/>
               </w:rPr>
               <w:t>1</w:t>
             </w:r>
@@ -1536,7 +1532,7 @@
                 <w:rFonts w:ascii="Arial" w:hAnsi="Arial"/>
                 <w:b/>
                 <w:color w:val="25342D"/>
-                <w:sz w:val="16"/>
+                <w:sz w:val="19"/>
               </w:rPr>
               <w:t>Site/theory</w:t>
             </w:r>
@@ -1558,7 +1554,7 @@
                 <w:rFonts w:ascii="Arial" w:hAnsi="Arial"/>
                 <w:b w:val="0"/>
                 <w:color w:val="25342D"/>
-                <w:sz w:val="15"/>
+                <w:sz w:val="19"/>
               </w:rPr>
               <w:t>Module 1: Workshop systems and risk management</w:t>
             </w:r>
@@ -1579,7 +1575,7 @@
               <w:rPr>
                 <w:rFonts w:ascii="Arial" w:hAnsi="Arial"/>
                 <w:color w:val="25342D"/>
-                <w:sz w:val="16"/>
+                <w:sz w:val="19"/>
               </w:rPr>
               <w:t>Read and discuss the named website theory: Risk management is a process, not a poster; Safe workshop practices. Complete the linked knowledge check and record a short application response.</w:t>
             </w:r>
@@ -1594,7 +1590,7 @@
                   <w:color w:val="17583F"/>
                   <w:b/>
                   <w:rFonts w:ascii="Arial" w:hAnsi="Arial"/>
-                  <w:sz w:val="15"/>
+                  <w:sz w:val="19"/>
                 </w:rPr>
                 <w:t>Theory: Risk management is a process, not a poster</w:t>
               </w:r>
@@ -1610,7 +1606,7 @@
                   <w:color w:val="17583F"/>
                   <w:b/>
                   <w:rFonts w:ascii="Arial" w:hAnsi="Arial"/>
-                  <w:sz w:val="15"/>
+                  <w:sz w:val="19"/>
                 </w:rPr>
                 <w:t>Theory: Safe workshop practices</w:t>
               </w:r>
@@ -1626,7 +1622,7 @@
                   <w:color w:val="17583F"/>
                   <w:b/>
                   <w:rFonts w:ascii="Arial" w:hAnsi="Arial"/>
-                  <w:sz w:val="15"/>
+                  <w:sz w:val="19"/>
                 </w:rPr>
                 <w:t>Knowledge check: Workshop systems and risk management</w:t>
               </w:r>
@@ -1642,7 +1638,7 @@
                   <w:color w:val="17583F"/>
                   <w:b/>
                   <w:rFonts w:ascii="Arial" w:hAnsi="Arial"/>
-                  <w:sz w:val="15"/>
+                  <w:sz w:val="19"/>
                 </w:rPr>
                 <w:t>Syllabus learning</w:t>
               </w:r>
@@ -1665,7 +1661,7 @@
                 <w:rFonts w:ascii="Arial" w:hAnsi="Arial"/>
                 <w:b/>
                 <w:color w:val="25342D"/>
-                <w:sz w:val="15"/>
+                <w:sz w:val="19"/>
               </w:rPr>
               <w:t>Identify the role of SafeWork NSW, regulations, standards and codes of practice in maintaining a safe workplace</w:t>
             </w:r>
@@ -1678,7 +1674,7 @@
                   <w:color w:val="17583F"/>
                   <w:b/>
                   <w:rFonts w:ascii="Arial" w:hAnsi="Arial"/>
-                  <w:sz w:val="14"/>
+                  <w:sz w:val="19"/>
                 </w:rPr>
                 <w:t>Official content</w:t>
               </w:r>
@@ -1692,7 +1688,7 @@
               <w:rPr>
                 <w:rFonts w:ascii="Arial" w:hAnsi="Arial"/>
                 <w:color w:val="25342D"/>
-                <w:sz w:val="15"/>
+                <w:sz w:val="19"/>
               </w:rPr>
               <w:t>Outline the principles of risk management and implement risk-reduction procedures</w:t>
             </w:r>
@@ -1705,7 +1701,7 @@
                   <w:color w:val="17583F"/>
                   <w:b/>
                   <w:rFonts w:ascii="Arial" w:hAnsi="Arial"/>
-                  <w:sz w:val="14"/>
+                  <w:sz w:val="19"/>
                 </w:rPr>
                 <w:t>Official content</w:t>
               </w:r>
@@ -1719,7 +1715,7 @@
               <w:rPr>
                 <w:rFonts w:ascii="Arial" w:hAnsi="Arial"/>
                 <w:color w:val="25342D"/>
-                <w:sz w:val="15"/>
+                <w:sz w:val="19"/>
               </w:rPr>
               <w:t>Use subject-specific terminology to communicate industrial technology concepts</w:t>
             </w:r>
@@ -1732,7 +1728,7 @@
                   <w:color w:val="17583F"/>
                   <w:b/>
                   <w:rFonts w:ascii="Arial" w:hAnsi="Arial"/>
-                  <w:sz w:val="14"/>
+                  <w:sz w:val="19"/>
                 </w:rPr>
                 <w:t>Official content</w:t>
               </w:r>
@@ -1747,7 +1743,7 @@
                 <w:rFonts w:ascii="Arial" w:hAnsi="Arial"/>
                 <w:b/>
                 <w:color w:val="17583F"/>
-                <w:sz w:val="14"/>
+                <w:sz w:val="19"/>
               </w:rPr>
               <w:t>INT5-COM-01, INT5-ENV-01, INT5-SAF-01</w:t>
             </w:r>
@@ -1769,7 +1765,7 @@
                 <w:rFonts w:ascii="Arial" w:hAnsi="Arial"/>
                 <w:b w:val="0"/>
                 <w:color w:val="25342D"/>
-                <w:sz w:val="15"/>
+                <w:sz w:val="19"/>
               </w:rPr>
               <w:t>Named theory/check record — Module 1: Risk management is a process, not a poster; Safe workshop practices</w:t>
               <w:br/>
@@ -1799,7 +1795,7 @@
                 <w:rFonts w:ascii="Arial" w:hAnsi="Arial"/>
                 <w:b/>
                 <w:color w:val="25342D"/>
-                <w:sz w:val="16"/>
+                <w:sz w:val="19"/>
               </w:rPr>
               <w:t>2</w:t>
             </w:r>
@@ -1821,7 +1817,7 @@
                 <w:rFonts w:ascii="Arial" w:hAnsi="Arial"/>
                 <w:b/>
                 <w:color w:val="25342D"/>
-                <w:sz w:val="16"/>
+                <w:sz w:val="19"/>
               </w:rPr>
               <w:t>Project/folio</w:t>
             </w:r>
@@ -1843,7 +1839,7 @@
                 <w:rFonts w:ascii="Arial" w:hAnsi="Arial"/>
                 <w:b w:val="0"/>
                 <w:color w:val="25342D"/>
-                <w:sz w:val="15"/>
+                <w:sz w:val="19"/>
               </w:rPr>
               <w:t>Module 1: folio and project decisions</w:t>
             </w:r>
@@ -1864,7 +1860,7 @@
               <w:rPr>
                 <w:rFonts w:ascii="Arial" w:hAnsi="Arial"/>
                 <w:color w:val="25342D"/>
-                <w:sz w:val="16"/>
+                <w:sz w:val="19"/>
               </w:rPr>
               <w:t>Apply Module 1 learning to the current approved project. Update the folio with the relevant decision, supporting evidence, quality check and next step.</w:t>
             </w:r>
@@ -1879,7 +1875,7 @@
                   <w:color w:val="17583F"/>
                   <w:b/>
                   <w:rFonts w:ascii="Arial" w:hAnsi="Arial"/>
-                  <w:sz w:val="15"/>
+                  <w:sz w:val="19"/>
                 </w:rPr>
                 <w:t>Project folio: checkpoint 1</w:t>
               </w:r>
@@ -1895,7 +1891,7 @@
                   <w:color w:val="17583F"/>
                   <w:b/>
                   <w:rFonts w:ascii="Arial" w:hAnsi="Arial"/>
-                  <w:sz w:val="15"/>
+                  <w:sz w:val="19"/>
                 </w:rPr>
                 <w:t>Project folio</w:t>
               </w:r>
@@ -1918,7 +1914,7 @@
                 <w:rFonts w:ascii="Arial" w:hAnsi="Arial"/>
                 <w:b/>
                 <w:color w:val="25342D"/>
-                <w:sz w:val="15"/>
+                <w:sz w:val="19"/>
               </w:rPr>
               <w:t>Use, modify and create designs to complete projects</w:t>
             </w:r>
@@ -1931,7 +1927,7 @@
                   <w:color w:val="17583F"/>
                   <w:b/>
                   <w:rFonts w:ascii="Arial" w:hAnsi="Arial"/>
-                  <w:sz w:val="14"/>
+                  <w:sz w:val="19"/>
                 </w:rPr>
                 <w:t>Official content</w:t>
               </w:r>
@@ -1945,7 +1941,7 @@
               <w:rPr>
                 <w:rFonts w:ascii="Arial" w:hAnsi="Arial"/>
                 <w:color w:val="25342D"/>
-                <w:sz w:val="15"/>
+                <w:sz w:val="19"/>
               </w:rPr>
               <w:t>Create written texts to document, reflect on and evaluate project development, production and management…</w:t>
             </w:r>
@@ -1958,7 +1954,7 @@
                   <w:color w:val="17583F"/>
                   <w:b/>
                   <w:rFonts w:ascii="Arial" w:hAnsi="Arial"/>
-                  <w:sz w:val="14"/>
+                  <w:sz w:val="19"/>
                 </w:rPr>
                 <w:t>Official content</w:t>
               </w:r>
@@ -1973,7 +1969,7 @@
                 <w:rFonts w:ascii="Arial" w:hAnsi="Arial"/>
                 <w:b/>
                 <w:color w:val="17583F"/>
-                <w:sz w:val="14"/>
+                <w:sz w:val="19"/>
               </w:rPr>
               <w:t>INT5-COM-01, INT5-DES-01, INT5-EVL-01</w:t>
             </w:r>
@@ -1995,7 +1991,7 @@
                 <w:rFonts w:ascii="Arial" w:hAnsi="Arial"/>
                 <w:b w:val="0"/>
                 <w:color w:val="25342D"/>
-                <w:sz w:val="15"/>
+                <w:sz w:val="19"/>
               </w:rPr>
               <w:t>Folio checkpoint 1 — Module 1 decision, supporting evidence and teacher feedback</w:t>
               <w:br/>
@@ -2025,7 +2021,7 @@
                 <w:rFonts w:ascii="Arial" w:hAnsi="Arial"/>
                 <w:b/>
                 <w:color w:val="25342D"/>
-                <w:sz w:val="16"/>
+                <w:sz w:val="19"/>
               </w:rPr>
               <w:t>3</w:t>
             </w:r>
@@ -2047,7 +2043,7 @@
                 <w:rFonts w:ascii="Arial" w:hAnsi="Arial"/>
                 <w:b/>
                 <w:color w:val="25342D"/>
-                <w:sz w:val="16"/>
+                <w:sz w:val="19"/>
               </w:rPr>
               <w:t>Practical</w:t>
             </w:r>
@@ -2069,7 +2065,7 @@
                 <w:rFonts w:ascii="Arial" w:hAnsi="Arial"/>
                 <w:b w:val="0"/>
                 <w:color w:val="25342D"/>
-                <w:sz w:val="15"/>
+                <w:sz w:val="19"/>
               </w:rPr>
               <w:t>Demonstrate safe workshop practices and procedures when using materials…</w:t>
             </w:r>
@@ -2090,7 +2086,7 @@
               <w:rPr>
                 <w:rFonts w:ascii="Arial" w:hAnsi="Arial"/>
                 <w:color w:val="25342D"/>
-                <w:sz w:val="16"/>
+                <w:sz w:val="19"/>
               </w:rPr>
               <w:t>Confirm the current teacher-issued plan, hazards, controls, setup, permission and quality hold point. Complete only the demonstrated production stage.</w:t>
             </w:r>
@@ -2105,7 +2101,7 @@
                   <w:color w:val="17583F"/>
                   <w:b/>
                   <w:rFonts w:ascii="Arial" w:hAnsi="Arial"/>
-                  <w:sz w:val="15"/>
+                  <w:sz w:val="19"/>
                 </w:rPr>
                 <w:t>Approved project plan and production evidence</w:t>
               </w:r>
@@ -2121,7 +2117,7 @@
                   <w:color w:val="17583F"/>
                   <w:b/>
                   <w:rFonts w:ascii="Arial" w:hAnsi="Arial"/>
-                  <w:sz w:val="15"/>
+                  <w:sz w:val="19"/>
                 </w:rPr>
                 <w:t>Project production evidence</w:t>
               </w:r>
@@ -2144,7 +2140,7 @@
                 <w:rFonts w:ascii="Arial" w:hAnsi="Arial"/>
                 <w:b/>
                 <w:color w:val="25342D"/>
-                <w:sz w:val="15"/>
+                <w:sz w:val="19"/>
               </w:rPr>
               <w:t>Demonstrate safe workshop practices and procedures when using materials, tools and equipment in metal projects</w:t>
             </w:r>
@@ -2157,7 +2153,7 @@
                   <w:color w:val="17583F"/>
                   <w:b/>
                   <w:rFonts w:ascii="Arial" w:hAnsi="Arial"/>
-                  <w:sz w:val="14"/>
+                  <w:sz w:val="19"/>
                 </w:rPr>
                 <w:t>Official content</w:t>
               </w:r>
@@ -2172,7 +2168,7 @@
                 <w:rFonts w:ascii="Arial" w:hAnsi="Arial"/>
                 <w:b/>
                 <w:color w:val="17583F"/>
-                <w:sz w:val="14"/>
+                <w:sz w:val="19"/>
               </w:rPr>
               <w:t>INT5-SAF-01, INT5-USE-01, INT5-INP-01, INT5-PRO-01</w:t>
             </w:r>
@@ -2194,7 +2190,7 @@
                 <w:rFonts w:ascii="Arial" w:hAnsi="Arial"/>
                 <w:b w:val="0"/>
                 <w:color w:val="25342D"/>
-                <w:sz w:val="15"/>
+                <w:sz w:val="19"/>
               </w:rPr>
               <w:t>Demonstrate safe workshop practices and procedures when using materials… — teacher observation, checked result and saved evidence</w:t>
               <w:br/>
@@ -2224,7 +2220,7 @@
                 <w:rFonts w:ascii="Arial" w:hAnsi="Arial"/>
                 <w:b/>
                 <w:color w:val="25342D"/>
-                <w:sz w:val="16"/>
+                <w:sz w:val="19"/>
               </w:rPr>
               <w:t>4</w:t>
             </w:r>
@@ -2246,7 +2242,7 @@
                 <w:rFonts w:ascii="Arial" w:hAnsi="Arial"/>
                 <w:b/>
                 <w:color w:val="25342D"/>
-                <w:sz w:val="16"/>
+                <w:sz w:val="19"/>
               </w:rPr>
               <w:t>Practical</w:t>
             </w:r>
@@ -2268,7 +2264,7 @@
                 <w:rFonts w:ascii="Arial" w:hAnsi="Arial"/>
                 <w:b w:val="0"/>
                 <w:color w:val="25342D"/>
-                <w:sz w:val="15"/>
+                <w:sz w:val="19"/>
               </w:rPr>
               <w:t>Apply quality checks to assess metals and components for defects before…</w:t>
             </w:r>
@@ -2289,7 +2285,7 @@
               <w:rPr>
                 <w:rFonts w:ascii="Arial" w:hAnsi="Arial"/>
                 <w:color w:val="25342D"/>
-                <w:sz w:val="16"/>
+                <w:sz w:val="19"/>
               </w:rPr>
               <w:t>Continue the current teacher-approved production stage. Follow the applicable demonstration, SOP and controls; check accuracy, fit, form or surface quality before continuing.</w:t>
             </w:r>
@@ -2304,7 +2300,7 @@
                   <w:color w:val="17583F"/>
                   <w:b/>
                   <w:rFonts w:ascii="Arial" w:hAnsi="Arial"/>
-                  <w:sz w:val="15"/>
+                  <w:sz w:val="19"/>
                 </w:rPr>
                 <w:t>Approved project plan and production evidence</w:t>
               </w:r>
@@ -2320,7 +2316,7 @@
                   <w:color w:val="17583F"/>
                   <w:b/>
                   <w:rFonts w:ascii="Arial" w:hAnsi="Arial"/>
-                  <w:sz w:val="15"/>
+                  <w:sz w:val="19"/>
                 </w:rPr>
                 <w:t>Project production evidence</w:t>
               </w:r>
@@ -2343,7 +2339,7 @@
                 <w:rFonts w:ascii="Arial" w:hAnsi="Arial"/>
                 <w:b/>
                 <w:color w:val="25342D"/>
-                <w:sz w:val="15"/>
+                <w:sz w:val="19"/>
               </w:rPr>
               <w:t>Apply quality checks to assess metals and components for defects before, during and after production</w:t>
             </w:r>
@@ -2356,7 +2352,7 @@
                   <w:color w:val="17583F"/>
                   <w:b/>
                   <w:rFonts w:ascii="Arial" w:hAnsi="Arial"/>
-                  <w:sz w:val="14"/>
+                  <w:sz w:val="19"/>
                 </w:rPr>
                 <w:t>Official content</w:t>
               </w:r>
@@ -2370,7 +2366,7 @@
               <w:rPr>
                 <w:rFonts w:ascii="Arial" w:hAnsi="Arial"/>
                 <w:color w:val="25342D"/>
-                <w:sz w:val="15"/>
+                <w:sz w:val="19"/>
               </w:rPr>
               <w:t>Demonstrate safe workshop practices and procedures when using materials, tools and equipment in metal projects</w:t>
             </w:r>
@@ -2383,7 +2379,7 @@
                   <w:color w:val="17583F"/>
                   <w:b/>
                   <w:rFonts w:ascii="Arial" w:hAnsi="Arial"/>
-                  <w:sz w:val="14"/>
+                  <w:sz w:val="19"/>
                 </w:rPr>
                 <w:t>Official content</w:t>
               </w:r>
@@ -2398,7 +2394,7 @@
                 <w:rFonts w:ascii="Arial" w:hAnsi="Arial"/>
                 <w:b/>
                 <w:color w:val="17583F"/>
-                <w:sz w:val="14"/>
+                <w:sz w:val="19"/>
               </w:rPr>
               <w:t>INT5-SAF-01, INT5-USE-01, INT5-INP-01, INT5-PRO-01, INT5-EVL-01</w:t>
             </w:r>
@@ -2420,7 +2416,7 @@
                 <w:rFonts w:ascii="Arial" w:hAnsi="Arial"/>
                 <w:b w:val="0"/>
                 <w:color w:val="25342D"/>
-                <w:sz w:val="15"/>
+                <w:sz w:val="19"/>
               </w:rPr>
               <w:t>Apply quality checks to assess metals and components for defects before… — teacher observation, checked result and saved evidence</w:t>
               <w:br/>
@@ -2450,7 +2446,7 @@
                 <w:rFonts w:ascii="Arial" w:hAnsi="Arial"/>
                 <w:b/>
                 <w:color w:val="25342D"/>
-                <w:sz w:val="16"/>
+                <w:sz w:val="19"/>
               </w:rPr>
               <w:t>5</w:t>
             </w:r>
@@ -2472,7 +2468,7 @@
                 <w:rFonts w:ascii="Arial" w:hAnsi="Arial"/>
                 <w:b/>
                 <w:color w:val="25342D"/>
-                <w:sz w:val="16"/>
+                <w:sz w:val="19"/>
               </w:rPr>
               <w:t>Practical</w:t>
             </w:r>
@@ -2494,7 +2490,7 @@
                 <w:rFonts w:ascii="Arial" w:hAnsi="Arial"/>
                 <w:b w:val="0"/>
                 <w:color w:val="25342D"/>
-                <w:sz w:val="15"/>
+                <w:sz w:val="19"/>
               </w:rPr>
               <w:t>Metal skills studio: heat-treatment evidence</w:t>
             </w:r>
@@ -2515,7 +2511,7 @@
               <w:rPr>
                 <w:rFonts w:ascii="Arial" w:hAnsi="Arial"/>
                 <w:color w:val="25342D"/>
-                <w:sz w:val="16"/>
+                <w:sz w:val="19"/>
               </w:rPr>
               <w:t>Complete the named teacher-authorised whole-course Metal skills studio checkpoint. Use only the locally approved equipment, process, samples, SOP, PPE, supervision and permission; the syllabus-learning page supports concepts and evidence but does not authorise practical work.</w:t>
             </w:r>
@@ -2530,7 +2526,7 @@
                   <w:color w:val="17583F"/>
                   <w:b/>
                   <w:rFonts w:ascii="Arial" w:hAnsi="Arial"/>
-                  <w:sz w:val="15"/>
+                  <w:sz w:val="19"/>
                 </w:rPr>
                 <w:t>Metal skills studio: heat-treatment evidence</w:t>
               </w:r>
@@ -2553,7 +2549,7 @@
                 <w:rFonts w:ascii="Arial" w:hAnsi="Arial"/>
                 <w:b/>
                 <w:color w:val="25342D"/>
-                <w:sz w:val="15"/>
+                <w:sz w:val="19"/>
               </w:rPr>
               <w:t>Apply heat treatment processes and chemical or mechanical modifications to metals to enhance or alter their…</w:t>
             </w:r>
@@ -2566,7 +2562,7 @@
                   <w:color w:val="17583F"/>
                   <w:b/>
                   <w:rFonts w:ascii="Arial" w:hAnsi="Arial"/>
-                  <w:sz w:val="14"/>
+                  <w:sz w:val="19"/>
                 </w:rPr>
                 <w:t>Official content</w:t>
               </w:r>
@@ -2580,7 +2576,7 @@
               <w:rPr>
                 <w:rFonts w:ascii="Arial" w:hAnsi="Arial"/>
                 <w:color w:val="25342D"/>
-                <w:sz w:val="15"/>
+                <w:sz w:val="19"/>
               </w:rPr>
               <w:t>Demonstrate safe workshop practices and procedures when using materials, tools and equipment in metal projects</w:t>
             </w:r>
@@ -2593,7 +2589,7 @@
                   <w:color w:val="17583F"/>
                   <w:b/>
                   <w:rFonts w:ascii="Arial" w:hAnsi="Arial"/>
-                  <w:sz w:val="14"/>
+                  <w:sz w:val="19"/>
                 </w:rPr>
                 <w:t>Official content</w:t>
               </w:r>
@@ -2608,7 +2604,7 @@
                 <w:rFonts w:ascii="Arial" w:hAnsi="Arial"/>
                 <w:b/>
                 <w:color w:val="17583F"/>
-                <w:sz w:val="14"/>
+                <w:sz w:val="19"/>
               </w:rPr>
               <w:t>INT5-SAF-01, INT5-USE-01, INT5-INP-01, INT5-PRO-01</w:t>
             </w:r>
@@ -2630,7 +2626,7 @@
                 <w:rFonts w:ascii="Arial" w:hAnsi="Arial"/>
                 <w:b w:val="0"/>
                 <w:color w:val="25342D"/>
-                <w:sz w:val="15"/>
+                <w:sz w:val="19"/>
               </w:rPr>
               <w:t>Metal skills studio: teacher-authorised heat-treatment or properties-modification performance, observation and reflection; equipment, process, SOP and permission remain Teacher to confirm.</w:t>
               <w:br/>
@@ -2641,13 +2637,9 @@
       </w:tr>
     </w:tbl>
     <w:p>
-      <w:r>
-        <w:br w:type="page"/>
-      </w:r>
-    </w:p>
-    <w:p>
       <w:pPr>
         <w:spacing w:after="60"/>
+        <w:pageBreakBefore/>
       </w:pPr>
       <w:r>
         <w:rPr>
@@ -2832,7 +2824,7 @@
                 <w:rFonts w:ascii="Arial" w:hAnsi="Arial"/>
                 <w:b/>
                 <w:color w:val="25342D"/>
-                <w:sz w:val="16"/>
+                <w:sz w:val="19"/>
               </w:rPr>
               <w:t>6</w:t>
             </w:r>
@@ -2854,7 +2846,7 @@
                 <w:rFonts w:ascii="Arial" w:hAnsi="Arial"/>
                 <w:b/>
                 <w:color w:val="25342D"/>
-                <w:sz w:val="16"/>
+                <w:sz w:val="19"/>
               </w:rPr>
               <w:t>Site/theory</w:t>
             </w:r>
@@ -2876,7 +2868,7 @@
                 <w:rFonts w:ascii="Arial" w:hAnsi="Arial"/>
                 <w:b w:val="0"/>
                 <w:color w:val="25342D"/>
-                <w:sz w:val="15"/>
+                <w:sz w:val="19"/>
               </w:rPr>
               <w:t>Module 1: Workshop systems and risk management</w:t>
             </w:r>
@@ -2897,7 +2889,7 @@
               <w:rPr>
                 <w:rFonts w:ascii="Arial" w:hAnsi="Arial"/>
                 <w:color w:val="25342D"/>
-                <w:sz w:val="16"/>
+                <w:sz w:val="19"/>
               </w:rPr>
               <w:t>Read and discuss the named website theory: Incident response and reporting. Complete the linked knowledge check and record a short application response.</w:t>
             </w:r>
@@ -2912,7 +2904,7 @@
                   <w:color w:val="17583F"/>
                   <w:b/>
                   <w:rFonts w:ascii="Arial" w:hAnsi="Arial"/>
-                  <w:sz w:val="15"/>
+                  <w:sz w:val="19"/>
                 </w:rPr>
                 <w:t>Theory: Incident response and reporting</w:t>
               </w:r>
@@ -2928,7 +2920,7 @@
                   <w:color w:val="17583F"/>
                   <w:b/>
                   <w:rFonts w:ascii="Arial" w:hAnsi="Arial"/>
-                  <w:sz w:val="15"/>
+                  <w:sz w:val="19"/>
                 </w:rPr>
                 <w:t>Knowledge check: Workshop systems and risk management</w:t>
               </w:r>
@@ -2944,7 +2936,7 @@
                   <w:color w:val="17583F"/>
                   <w:b/>
                   <w:rFonts w:ascii="Arial" w:hAnsi="Arial"/>
-                  <w:sz w:val="15"/>
+                  <w:sz w:val="19"/>
                 </w:rPr>
                 <w:t>Syllabus learning</w:t>
               </w:r>
@@ -2967,7 +2959,7 @@
                 <w:rFonts w:ascii="Arial" w:hAnsi="Arial"/>
                 <w:b/>
                 <w:color w:val="25342D"/>
-                <w:sz w:val="15"/>
+                <w:sz w:val="19"/>
               </w:rPr>
               <w:t>Outline the importance of Indigenous Cultural and Intellectual Property (ICIP) of Aboriginal and/or Torres…</w:t>
             </w:r>
@@ -2980,7 +2972,7 @@
                   <w:color w:val="17583F"/>
                   <w:b/>
                   <w:rFonts w:ascii="Arial" w:hAnsi="Arial"/>
-                  <w:sz w:val="14"/>
+                  <w:sz w:val="19"/>
                 </w:rPr>
                 <w:t>Official content</w:t>
               </w:r>
@@ -2994,7 +2986,7 @@
               <w:rPr>
                 <w:rFonts w:ascii="Arial" w:hAnsi="Arial"/>
                 <w:color w:val="25342D"/>
-                <w:sz w:val="15"/>
+                <w:sz w:val="19"/>
               </w:rPr>
               <w:t>Use subject-specific terminology to communicate industrial technology concepts</w:t>
             </w:r>
@@ -3007,7 +2999,7 @@
                   <w:color w:val="17583F"/>
                   <w:b/>
                   <w:rFonts w:ascii="Arial" w:hAnsi="Arial"/>
-                  <w:sz w:val="14"/>
+                  <w:sz w:val="19"/>
                 </w:rPr>
                 <w:t>Official content</w:t>
               </w:r>
@@ -3022,7 +3014,7 @@
                 <w:rFonts w:ascii="Arial" w:hAnsi="Arial"/>
                 <w:b/>
                 <w:color w:val="17583F"/>
-                <w:sz w:val="14"/>
+                <w:sz w:val="19"/>
               </w:rPr>
               <w:t>INT5-COM-01, INT5-IND-01, INT5-DES-01</w:t>
             </w:r>
@@ -3044,7 +3036,7 @@
                 <w:rFonts w:ascii="Arial" w:hAnsi="Arial"/>
                 <w:b w:val="0"/>
                 <w:color w:val="25342D"/>
-                <w:sz w:val="15"/>
+                <w:sz w:val="19"/>
               </w:rPr>
               <w:t>Named theory/check record — Module 1: Incident response and reporting</w:t>
               <w:br/>
@@ -3074,7 +3066,7 @@
                 <w:rFonts w:ascii="Arial" w:hAnsi="Arial"/>
                 <w:b/>
                 <w:color w:val="25342D"/>
-                <w:sz w:val="16"/>
+                <w:sz w:val="19"/>
               </w:rPr>
               <w:t>7</w:t>
             </w:r>
@@ -3096,7 +3088,7 @@
                 <w:rFonts w:ascii="Arial" w:hAnsi="Arial"/>
                 <w:b/>
                 <w:color w:val="25342D"/>
-                <w:sz w:val="16"/>
+                <w:sz w:val="19"/>
               </w:rPr>
               <w:t>Project/folio</w:t>
             </w:r>
@@ -3118,7 +3110,7 @@
                 <w:rFonts w:ascii="Arial" w:hAnsi="Arial"/>
                 <w:b w:val="0"/>
                 <w:color w:val="25342D"/>
-                <w:sz w:val="15"/>
+                <w:sz w:val="19"/>
               </w:rPr>
               <w:t>Module 1: folio and project decisions</w:t>
             </w:r>
@@ -3139,7 +3131,7 @@
               <w:rPr>
                 <w:rFonts w:ascii="Arial" w:hAnsi="Arial"/>
                 <w:color w:val="25342D"/>
-                <w:sz w:val="16"/>
+                <w:sz w:val="19"/>
               </w:rPr>
               <w:t>Apply Module 1 learning to the current approved project. Update the folio with the relevant decision, supporting evidence, quality check and next step.</w:t>
             </w:r>
@@ -3154,7 +3146,7 @@
                   <w:color w:val="17583F"/>
                   <w:b/>
                   <w:rFonts w:ascii="Arial" w:hAnsi="Arial"/>
-                  <w:sz w:val="15"/>
+                  <w:sz w:val="19"/>
                 </w:rPr>
                 <w:t>Project folio: checkpoint 2</w:t>
               </w:r>
@@ -3170,7 +3162,7 @@
                   <w:color w:val="17583F"/>
                   <w:b/>
                   <w:rFonts w:ascii="Arial" w:hAnsi="Arial"/>
-                  <w:sz w:val="15"/>
+                  <w:sz w:val="19"/>
                 </w:rPr>
                 <w:t>Project folio</w:t>
               </w:r>
@@ -3193,7 +3185,7 @@
                 <w:rFonts w:ascii="Arial" w:hAnsi="Arial"/>
                 <w:b/>
                 <w:color w:val="25342D"/>
-                <w:sz w:val="15"/>
+                <w:sz w:val="19"/>
               </w:rPr>
               <w:t>Select and document materials, equipment and processes used to make components or projects</w:t>
             </w:r>
@@ -3206,7 +3198,7 @@
                   <w:color w:val="17583F"/>
                   <w:b/>
                   <w:rFonts w:ascii="Arial" w:hAnsi="Arial"/>
-                  <w:sz w:val="14"/>
+                  <w:sz w:val="19"/>
                 </w:rPr>
                 <w:t>Official content</w:t>
               </w:r>
@@ -3220,7 +3212,7 @@
               <w:rPr>
                 <w:rFonts w:ascii="Arial" w:hAnsi="Arial"/>
                 <w:color w:val="25342D"/>
-                <w:sz w:val="15"/>
+                <w:sz w:val="19"/>
               </w:rPr>
               <w:t>Create written texts to document, reflect on and evaluate project development, production and management…</w:t>
             </w:r>
@@ -3233,7 +3225,7 @@
                   <w:color w:val="17583F"/>
                   <w:b/>
                   <w:rFonts w:ascii="Arial" w:hAnsi="Arial"/>
-                  <w:sz w:val="14"/>
+                  <w:sz w:val="19"/>
                 </w:rPr>
                 <w:t>Official content</w:t>
               </w:r>
@@ -3248,7 +3240,7 @@
                 <w:rFonts w:ascii="Arial" w:hAnsi="Arial"/>
                 <w:b/>
                 <w:color w:val="17583F"/>
-                <w:sz w:val="14"/>
+                <w:sz w:val="19"/>
               </w:rPr>
               <w:t>INT5-COM-01, INT5-DES-01, INT5-EVL-01, INT5-USE-01</w:t>
             </w:r>
@@ -3270,7 +3262,7 @@
                 <w:rFonts w:ascii="Arial" w:hAnsi="Arial"/>
                 <w:b w:val="0"/>
                 <w:color w:val="25342D"/>
-                <w:sz w:val="15"/>
+                <w:sz w:val="19"/>
               </w:rPr>
               <w:t>Folio checkpoint 2 — Module 1 decision, supporting evidence and teacher feedback</w:t>
               <w:br/>
@@ -3300,7 +3292,7 @@
                 <w:rFonts w:ascii="Arial" w:hAnsi="Arial"/>
                 <w:b/>
                 <w:color w:val="25342D"/>
-                <w:sz w:val="16"/>
+                <w:sz w:val="19"/>
               </w:rPr>
               <w:t>8</w:t>
             </w:r>
@@ -3322,7 +3314,7 @@
                 <w:rFonts w:ascii="Arial" w:hAnsi="Arial"/>
                 <w:b/>
                 <w:color w:val="25342D"/>
-                <w:sz w:val="16"/>
+                <w:sz w:val="19"/>
               </w:rPr>
               <w:t>Practical</w:t>
             </w:r>
@@ -3344,7 +3336,7 @@
                 <w:rFonts w:ascii="Arial" w:hAnsi="Arial"/>
                 <w:b w:val="0"/>
                 <w:color w:val="25342D"/>
-                <w:sz w:val="15"/>
+                <w:sz w:val="19"/>
               </w:rPr>
               <w:t>Module 1: setup and approved stage</w:t>
             </w:r>
@@ -3365,7 +3357,7 @@
               <w:rPr>
                 <w:rFonts w:ascii="Arial" w:hAnsi="Arial"/>
                 <w:color w:val="25342D"/>
-                <w:sz w:val="16"/>
+                <w:sz w:val="19"/>
               </w:rPr>
               <w:t>Confirm the current teacher-issued plan, hazards, controls, setup, permission and quality hold point. Complete only the demonstrated production stage.</w:t>
             </w:r>
@@ -3380,7 +3372,7 @@
                   <w:color w:val="17583F"/>
                   <w:b/>
                   <w:rFonts w:ascii="Arial" w:hAnsi="Arial"/>
-                  <w:sz w:val="15"/>
+                  <w:sz w:val="19"/>
                 </w:rPr>
                 <w:t>Approved project plan and production evidence</w:t>
               </w:r>
@@ -3402,7 +3394,7 @@
               <w:rPr>
                 <w:rFonts w:ascii="Arial" w:hAnsi="Arial"/>
                 <w:color w:val="25342D"/>
-                <w:sz w:val="15"/>
+                <w:sz w:val="19"/>
               </w:rPr>
               <w:t>Demonstrate safe workshop practices and procedures when using materials, tools and equipment in metal projects</w:t>
             </w:r>
@@ -3415,7 +3407,7 @@
                   <w:color w:val="17583F"/>
                   <w:b/>
                   <w:rFonts w:ascii="Arial" w:hAnsi="Arial"/>
-                  <w:sz w:val="14"/>
+                  <w:sz w:val="19"/>
                 </w:rPr>
                 <w:t>Official content</w:t>
               </w:r>
@@ -3430,7 +3422,7 @@
                 <w:rFonts w:ascii="Arial" w:hAnsi="Arial"/>
                 <w:b/>
                 <w:color w:val="17583F"/>
-                <w:sz w:val="14"/>
+                <w:sz w:val="19"/>
               </w:rPr>
               <w:t>INT5-SAF-01, INT5-USE-01, INT5-INP-01, INT5-PRO-01</w:t>
             </w:r>
@@ -3452,7 +3444,7 @@
                 <w:rFonts w:ascii="Arial" w:hAnsi="Arial"/>
                 <w:b w:val="0"/>
                 <w:color w:val="25342D"/>
-                <w:sz w:val="15"/>
+                <w:sz w:val="19"/>
               </w:rPr>
               <w:t>Practical checkpoint 2A — Safe setup, authorised stage and first quality hold point</w:t>
               <w:br/>
@@ -3482,7 +3474,7 @@
                 <w:rFonts w:ascii="Arial" w:hAnsi="Arial"/>
                 <w:b/>
                 <w:color w:val="25342D"/>
-                <w:sz w:val="16"/>
+                <w:sz w:val="19"/>
               </w:rPr>
               <w:t>9</w:t>
             </w:r>
@@ -3504,7 +3496,7 @@
                 <w:rFonts w:ascii="Arial" w:hAnsi="Arial"/>
                 <w:b/>
                 <w:color w:val="25342D"/>
-                <w:sz w:val="16"/>
+                <w:sz w:val="19"/>
               </w:rPr>
               <w:t>Practical</w:t>
             </w:r>
@@ -3526,7 +3518,7 @@
                 <w:rFonts w:ascii="Arial" w:hAnsi="Arial"/>
                 <w:b w:val="0"/>
                 <w:color w:val="25342D"/>
-                <w:sz w:val="15"/>
+                <w:sz w:val="19"/>
               </w:rPr>
               <w:t>Assemble parts and components to make metal-based projects using…</w:t>
             </w:r>
@@ -3547,7 +3539,7 @@
               <w:rPr>
                 <w:rFonts w:ascii="Arial" w:hAnsi="Arial"/>
                 <w:color w:val="25342D"/>
-                <w:sz w:val="16"/>
+                <w:sz w:val="19"/>
               </w:rPr>
               <w:t>Continue the current teacher-approved production stage. Follow the applicable demonstration, SOP and controls; check accuracy, fit, form or surface quality before continuing.</w:t>
             </w:r>
@@ -3562,7 +3554,7 @@
                   <w:color w:val="17583F"/>
                   <w:b/>
                   <w:rFonts w:ascii="Arial" w:hAnsi="Arial"/>
-                  <w:sz w:val="15"/>
+                  <w:sz w:val="19"/>
                 </w:rPr>
                 <w:t>Approved project plan and production evidence</w:t>
               </w:r>
@@ -3578,7 +3570,7 @@
                   <w:color w:val="17583F"/>
                   <w:b/>
                   <w:rFonts w:ascii="Arial" w:hAnsi="Arial"/>
-                  <w:sz w:val="15"/>
+                  <w:sz w:val="19"/>
                 </w:rPr>
                 <w:t>Project production evidence</w:t>
               </w:r>
@@ -3601,7 +3593,7 @@
                 <w:rFonts w:ascii="Arial" w:hAnsi="Arial"/>
                 <w:b/>
                 <w:color w:val="25342D"/>
-                <w:sz w:val="15"/>
+                <w:sz w:val="19"/>
               </w:rPr>
               <w:t>Assemble parts and components to make metal-based projects using suitable tools, equipment and processes</w:t>
             </w:r>
@@ -3614,7 +3606,7 @@
                   <w:color w:val="17583F"/>
                   <w:b/>
                   <w:rFonts w:ascii="Arial" w:hAnsi="Arial"/>
-                  <w:sz w:val="14"/>
+                  <w:sz w:val="19"/>
                 </w:rPr>
                 <w:t>Official content</w:t>
               </w:r>
@@ -3628,7 +3620,7 @@
               <w:rPr>
                 <w:rFonts w:ascii="Arial" w:hAnsi="Arial"/>
                 <w:color w:val="25342D"/>
-                <w:sz w:val="15"/>
+                <w:sz w:val="19"/>
               </w:rPr>
               <w:t>Demonstrate safe workshop practices and procedures when using materials, tools and equipment in metal projects</w:t>
             </w:r>
@@ -3641,7 +3633,7 @@
                   <w:color w:val="17583F"/>
                   <w:b/>
                   <w:rFonts w:ascii="Arial" w:hAnsi="Arial"/>
-                  <w:sz w:val="14"/>
+                  <w:sz w:val="19"/>
                 </w:rPr>
                 <w:t>Official content</w:t>
               </w:r>
@@ -3656,7 +3648,7 @@
                 <w:rFonts w:ascii="Arial" w:hAnsi="Arial"/>
                 <w:b/>
                 <w:color w:val="17583F"/>
-                <w:sz w:val="14"/>
+                <w:sz w:val="19"/>
               </w:rPr>
               <w:t>INT5-SAF-01, INT5-USE-01, INT5-INP-01, INT5-PRO-01</w:t>
             </w:r>
@@ -3678,7 +3670,7 @@
                 <w:rFonts w:ascii="Arial" w:hAnsi="Arial"/>
                 <w:b w:val="0"/>
                 <w:color w:val="25342D"/>
-                <w:sz w:val="15"/>
+                <w:sz w:val="19"/>
               </w:rPr>
               <w:t>Assemble parts and components to make metal-based projects using… — teacher observation, checked result and saved evidence</w:t>
               <w:br/>
@@ -3708,7 +3700,7 @@
                 <w:rFonts w:ascii="Arial" w:hAnsi="Arial"/>
                 <w:b/>
                 <w:color w:val="25342D"/>
-                <w:sz w:val="16"/>
+                <w:sz w:val="19"/>
               </w:rPr>
               <w:t>10</w:t>
             </w:r>
@@ -3730,7 +3722,7 @@
                 <w:rFonts w:ascii="Arial" w:hAnsi="Arial"/>
                 <w:b/>
                 <w:color w:val="25342D"/>
-                <w:sz w:val="16"/>
+                <w:sz w:val="19"/>
               </w:rPr>
               <w:t>Practical</w:t>
             </w:r>
@@ -3752,7 +3744,7 @@
                 <w:rFonts w:ascii="Arial" w:hAnsi="Arial"/>
                 <w:b w:val="0"/>
                 <w:color w:val="25342D"/>
-                <w:sz w:val="15"/>
+                <w:sz w:val="19"/>
               </w:rPr>
               <w:t>Module 1: evidence and review</w:t>
             </w:r>
@@ -3773,7 +3765,7 @@
               <w:rPr>
                 <w:rFonts w:ascii="Arial" w:hAnsi="Arial"/>
                 <w:color w:val="25342D"/>
-                <w:sz w:val="16"/>
+                <w:sz w:val="19"/>
               </w:rPr>
               <w:t>Complete the current approved checkpoint. Photograph or otherwise record the result, annotate the quality finding and response, then clean down and store work safely.</w:t>
             </w:r>
@@ -3788,7 +3780,7 @@
                   <w:color w:val="17583F"/>
                   <w:b/>
                   <w:rFonts w:ascii="Arial" w:hAnsi="Arial"/>
-                  <w:sz w:val="15"/>
+                  <w:sz w:val="19"/>
                 </w:rPr>
                 <w:t>Approved project plan and production evidence</w:t>
               </w:r>
@@ -3810,7 +3802,7 @@
               <w:rPr>
                 <w:rFonts w:ascii="Arial" w:hAnsi="Arial"/>
                 <w:color w:val="25342D"/>
-                <w:sz w:val="15"/>
+                <w:sz w:val="19"/>
               </w:rPr>
               <w:t>Demonstrate safe workshop practices and procedures when using materials, tools and equipment in metal projects</w:t>
             </w:r>
@@ -3823,7 +3815,7 @@
                   <w:color w:val="17583F"/>
                   <w:b/>
                   <w:rFonts w:ascii="Arial" w:hAnsi="Arial"/>
-                  <w:sz w:val="14"/>
+                  <w:sz w:val="19"/>
                 </w:rPr>
                 <w:t>Official content</w:t>
               </w:r>
@@ -3838,7 +3830,7 @@
                 <w:rFonts w:ascii="Arial" w:hAnsi="Arial"/>
                 <w:b/>
                 <w:color w:val="17583F"/>
-                <w:sz w:val="14"/>
+                <w:sz w:val="19"/>
               </w:rPr>
               <w:t>INT5-SAF-01, INT5-USE-01, INT5-INP-01, INT5-PRO-01</w:t>
             </w:r>
@@ -3860,7 +3852,7 @@
                 <w:rFonts w:ascii="Arial" w:hAnsi="Arial"/>
                 <w:b w:val="0"/>
                 <w:color w:val="25342D"/>
-                <w:sz w:val="15"/>
+                <w:sz w:val="19"/>
               </w:rPr>
               <w:t>Practical checkpoint 2C — Checkpoint image or record, annotated quality finding and safe clean-down</w:t>
               <w:br/>
@@ -3871,13 +3863,9 @@
       </w:tr>
     </w:tbl>
     <w:p>
-      <w:r>
-        <w:br w:type="page"/>
-      </w:r>
-    </w:p>
-    <w:p>
       <w:pPr>
         <w:spacing w:after="60"/>
+        <w:pageBreakBefore/>
       </w:pPr>
       <w:r>
         <w:rPr>
@@ -4062,7 +4050,7 @@
                 <w:rFonts w:ascii="Arial" w:hAnsi="Arial"/>
                 <w:b/>
                 <w:color w:val="25342D"/>
-                <w:sz w:val="16"/>
+                <w:sz w:val="19"/>
               </w:rPr>
               <w:t>11</w:t>
             </w:r>
@@ -4084,7 +4072,7 @@
                 <w:rFonts w:ascii="Arial" w:hAnsi="Arial"/>
                 <w:b/>
                 <w:color w:val="25342D"/>
-                <w:sz w:val="16"/>
+                <w:sz w:val="19"/>
               </w:rPr>
               <w:t>Site/theory</w:t>
             </w:r>
@@ -4106,7 +4094,7 @@
                 <w:rFonts w:ascii="Arial" w:hAnsi="Arial"/>
                 <w:b w:val="0"/>
                 <w:color w:val="25342D"/>
-                <w:sz w:val="15"/>
+                <w:sz w:val="19"/>
               </w:rPr>
               <w:t>Module 2: Toolbox brief, materials and planning</w:t>
             </w:r>
@@ -4127,7 +4115,7 @@
               <w:rPr>
                 <w:rFonts w:ascii="Arial" w:hAnsi="Arial"/>
                 <w:color w:val="25342D"/>
-                <w:sz w:val="16"/>
+                <w:sz w:val="19"/>
               </w:rPr>
               <w:t>Read and discuss the named website theory: Choose metal for the job; The Toolbox brief and production context. Complete the linked knowledge check and record a short application response.</w:t>
             </w:r>
@@ -4142,7 +4130,7 @@
                   <w:color w:val="17583F"/>
                   <w:b/>
                   <w:rFonts w:ascii="Arial" w:hAnsi="Arial"/>
-                  <w:sz w:val="15"/>
+                  <w:sz w:val="19"/>
                 </w:rPr>
                 <w:t>Theory: Choose metal for the job</w:t>
               </w:r>
@@ -4158,7 +4146,7 @@
                   <w:color w:val="17583F"/>
                   <w:b/>
                   <w:rFonts w:ascii="Arial" w:hAnsi="Arial"/>
-                  <w:sz w:val="15"/>
+                  <w:sz w:val="19"/>
                 </w:rPr>
                 <w:t>Theory: The Toolbox brief and production context</w:t>
               </w:r>
@@ -4174,7 +4162,7 @@
                   <w:color w:val="17583F"/>
                   <w:b/>
                   <w:rFonts w:ascii="Arial" w:hAnsi="Arial"/>
-                  <w:sz w:val="15"/>
+                  <w:sz w:val="19"/>
                 </w:rPr>
                 <w:t>Knowledge check: Toolbox brief, materials and planning</w:t>
               </w:r>
@@ -4190,7 +4178,7 @@
                   <w:color w:val="17583F"/>
                   <w:b/>
                   <w:rFonts w:ascii="Arial" w:hAnsi="Arial"/>
-                  <w:sz w:val="15"/>
+                  <w:sz w:val="19"/>
                 </w:rPr>
                 <w:t>Syllabus learning</w:t>
               </w:r>
@@ -4213,7 +4201,7 @@
                 <w:rFonts w:ascii="Arial" w:hAnsi="Arial"/>
                 <w:b/>
                 <w:color w:val="25342D"/>
-                <w:sz w:val="15"/>
+                <w:sz w:val="19"/>
               </w:rPr>
               <w:t>Discuss ethical responsibilities when sourcing materials for metal projects</w:t>
             </w:r>
@@ -4226,7 +4214,7 @@
                   <w:color w:val="17583F"/>
                   <w:b/>
                   <w:rFonts w:ascii="Arial" w:hAnsi="Arial"/>
-                  <w:sz w:val="14"/>
+                  <w:sz w:val="19"/>
                 </w:rPr>
                 <w:t>Official content</w:t>
               </w:r>
@@ -4240,7 +4228,7 @@
               <w:rPr>
                 <w:rFonts w:ascii="Arial" w:hAnsi="Arial"/>
                 <w:color w:val="25342D"/>
-                <w:sz w:val="15"/>
+                <w:sz w:val="19"/>
               </w:rPr>
               <w:t>Use subject-specific terminology to communicate industrial technology concepts</w:t>
             </w:r>
@@ -4253,7 +4241,7 @@
                   <w:color w:val="17583F"/>
                   <w:b/>
                   <w:rFonts w:ascii="Arial" w:hAnsi="Arial"/>
-                  <w:sz w:val="14"/>
+                  <w:sz w:val="19"/>
                 </w:rPr>
                 <w:t>Official content</w:t>
               </w:r>
@@ -4268,7 +4256,7 @@
                 <w:rFonts w:ascii="Arial" w:hAnsi="Arial"/>
                 <w:b/>
                 <w:color w:val="17583F"/>
-                <w:sz w:val="14"/>
+                <w:sz w:val="19"/>
               </w:rPr>
               <w:t>INT5-COM-01, INT5-ENV-01, INT5-USE-01</w:t>
             </w:r>
@@ -4290,7 +4278,7 @@
                 <w:rFonts w:ascii="Arial" w:hAnsi="Arial"/>
                 <w:b w:val="0"/>
                 <w:color w:val="25342D"/>
-                <w:sz w:val="15"/>
+                <w:sz w:val="19"/>
               </w:rPr>
               <w:t>Named theory/check record — Module 2: Choose metal for the job; The Toolbox brief and production context</w:t>
               <w:br/>
@@ -4320,7 +4308,7 @@
                 <w:rFonts w:ascii="Arial" w:hAnsi="Arial"/>
                 <w:b/>
                 <w:color w:val="25342D"/>
-                <w:sz w:val="16"/>
+                <w:sz w:val="19"/>
               </w:rPr>
               <w:t>12</w:t>
             </w:r>
@@ -4342,7 +4330,7 @@
                 <w:rFonts w:ascii="Arial" w:hAnsi="Arial"/>
                 <w:b/>
                 <w:color w:val="25342D"/>
-                <w:sz w:val="16"/>
+                <w:sz w:val="19"/>
               </w:rPr>
               <w:t>Project/folio</w:t>
             </w:r>
@@ -4364,7 +4352,7 @@
                 <w:rFonts w:ascii="Arial" w:hAnsi="Arial"/>
                 <w:b w:val="0"/>
                 <w:color w:val="25342D"/>
-                <w:sz w:val="15"/>
+                <w:sz w:val="19"/>
               </w:rPr>
               <w:t>Module 2: folio and project decisions</w:t>
             </w:r>
@@ -4385,7 +4373,7 @@
               <w:rPr>
                 <w:rFonts w:ascii="Arial" w:hAnsi="Arial"/>
                 <w:color w:val="25342D"/>
-                <w:sz w:val="16"/>
+                <w:sz w:val="19"/>
               </w:rPr>
               <w:t>Apply Module 2 learning to the current approved project. Update the folio with the relevant decision, supporting evidence, quality check and next step.</w:t>
             </w:r>
@@ -4400,7 +4388,7 @@
                   <w:color w:val="17583F"/>
                   <w:b/>
                   <w:rFonts w:ascii="Arial" w:hAnsi="Arial"/>
-                  <w:sz w:val="15"/>
+                  <w:sz w:val="19"/>
                 </w:rPr>
                 <w:t>Project folio: checkpoint 3</w:t>
               </w:r>
@@ -4416,7 +4404,7 @@
                   <w:color w:val="17583F"/>
                   <w:b/>
                   <w:rFonts w:ascii="Arial" w:hAnsi="Arial"/>
-                  <w:sz w:val="15"/>
+                  <w:sz w:val="19"/>
                 </w:rPr>
                 <w:t>Project folio</w:t>
               </w:r>
@@ -4439,7 +4427,7 @@
                 <w:rFonts w:ascii="Arial" w:hAnsi="Arial"/>
                 <w:b/>
                 <w:color w:val="25342D"/>
-                <w:sz w:val="15"/>
+                <w:sz w:val="19"/>
               </w:rPr>
               <w:t>Outline and apply a quality management system to support production processes including testing, quality…</w:t>
             </w:r>
@@ -4452,7 +4440,7 @@
                   <w:color w:val="17583F"/>
                   <w:b/>
                   <w:rFonts w:ascii="Arial" w:hAnsi="Arial"/>
-                  <w:sz w:val="14"/>
+                  <w:sz w:val="19"/>
                 </w:rPr>
                 <w:t>Official content</w:t>
               </w:r>
@@ -4466,7 +4454,7 @@
               <w:rPr>
                 <w:rFonts w:ascii="Arial" w:hAnsi="Arial"/>
                 <w:color w:val="25342D"/>
-                <w:sz w:val="15"/>
+                <w:sz w:val="19"/>
               </w:rPr>
               <w:t>Create written texts to document, reflect on and evaluate project development, production and management…</w:t>
             </w:r>
@@ -4479,7 +4467,7 @@
                   <w:color w:val="17583F"/>
                   <w:b/>
                   <w:rFonts w:ascii="Arial" w:hAnsi="Arial"/>
-                  <w:sz w:val="14"/>
+                  <w:sz w:val="19"/>
                 </w:rPr>
                 <w:t>Official content</w:t>
               </w:r>
@@ -4494,7 +4482,7 @@
                 <w:rFonts w:ascii="Arial" w:hAnsi="Arial"/>
                 <w:b/>
                 <w:color w:val="17583F"/>
-                <w:sz w:val="14"/>
+                <w:sz w:val="19"/>
               </w:rPr>
               <w:t>INT5-COM-01, INT5-DES-01, INT5-EVL-01</w:t>
             </w:r>
@@ -4516,7 +4504,7 @@
                 <w:rFonts w:ascii="Arial" w:hAnsi="Arial"/>
                 <w:b w:val="0"/>
                 <w:color w:val="25342D"/>
-                <w:sz w:val="15"/>
+                <w:sz w:val="19"/>
               </w:rPr>
               <w:t>Folio checkpoint 3 — Module 2 decision, supporting evidence and teacher feedback</w:t>
               <w:br/>
@@ -4546,7 +4534,7 @@
                 <w:rFonts w:ascii="Arial" w:hAnsi="Arial"/>
                 <w:b/>
                 <w:color w:val="25342D"/>
-                <w:sz w:val="16"/>
+                <w:sz w:val="19"/>
               </w:rPr>
               <w:t>13</w:t>
             </w:r>
@@ -4568,7 +4556,7 @@
                 <w:rFonts w:ascii="Arial" w:hAnsi="Arial"/>
                 <w:b/>
                 <w:color w:val="25342D"/>
-                <w:sz w:val="16"/>
+                <w:sz w:val="19"/>
               </w:rPr>
               <w:t>Practical</w:t>
             </w:r>
@@ -4590,7 +4578,7 @@
                 <w:rFonts w:ascii="Arial" w:hAnsi="Arial"/>
                 <w:b w:val="0"/>
                 <w:color w:val="25342D"/>
-                <w:sz w:val="15"/>
+                <w:sz w:val="19"/>
               </w:rPr>
               <w:t>Module 2: setup and approved stage</w:t>
             </w:r>
@@ -4611,7 +4599,7 @@
               <w:rPr>
                 <w:rFonts w:ascii="Arial" w:hAnsi="Arial"/>
                 <w:color w:val="25342D"/>
-                <w:sz w:val="16"/>
+                <w:sz w:val="19"/>
               </w:rPr>
               <w:t>Confirm the current teacher-issued plan, hazards, controls, setup, permission and quality hold point. Complete only the demonstrated production stage.</w:t>
             </w:r>
@@ -4626,7 +4614,7 @@
                   <w:color w:val="17583F"/>
                   <w:b/>
                   <w:rFonts w:ascii="Arial" w:hAnsi="Arial"/>
-                  <w:sz w:val="15"/>
+                  <w:sz w:val="19"/>
                 </w:rPr>
                 <w:t>Approved project plan and production evidence</w:t>
               </w:r>
@@ -4648,7 +4636,7 @@
               <w:rPr>
                 <w:rFonts w:ascii="Arial" w:hAnsi="Arial"/>
                 <w:color w:val="25342D"/>
-                <w:sz w:val="15"/>
+                <w:sz w:val="19"/>
               </w:rPr>
               <w:t>Demonstrate safe workshop practices and procedures when using materials, tools and equipment in metal projects</w:t>
             </w:r>
@@ -4661,7 +4649,7 @@
                   <w:color w:val="17583F"/>
                   <w:b/>
                   <w:rFonts w:ascii="Arial" w:hAnsi="Arial"/>
-                  <w:sz w:val="14"/>
+                  <w:sz w:val="19"/>
                 </w:rPr>
                 <w:t>Official content</w:t>
               </w:r>
@@ -4676,7 +4664,7 @@
                 <w:rFonts w:ascii="Arial" w:hAnsi="Arial"/>
                 <w:b/>
                 <w:color w:val="17583F"/>
-                <w:sz w:val="14"/>
+                <w:sz w:val="19"/>
               </w:rPr>
               <w:t>INT5-SAF-01, INT5-USE-01, INT5-INP-01, INT5-PRO-01</w:t>
             </w:r>
@@ -4698,7 +4686,7 @@
                 <w:rFonts w:ascii="Arial" w:hAnsi="Arial"/>
                 <w:b w:val="0"/>
                 <w:color w:val="25342D"/>
-                <w:sz w:val="15"/>
+                <w:sz w:val="19"/>
               </w:rPr>
               <w:t>Practical checkpoint 3A — Safe setup, authorised stage and first quality hold point</w:t>
               <w:br/>
@@ -4728,7 +4716,7 @@
                 <w:rFonts w:ascii="Arial" w:hAnsi="Arial"/>
                 <w:b/>
                 <w:color w:val="25342D"/>
-                <w:sz w:val="16"/>
+                <w:sz w:val="19"/>
               </w:rPr>
               <w:t>14</w:t>
             </w:r>
@@ -4750,7 +4738,7 @@
                 <w:rFonts w:ascii="Arial" w:hAnsi="Arial"/>
                 <w:b/>
                 <w:color w:val="25342D"/>
-                <w:sz w:val="16"/>
+                <w:sz w:val="19"/>
               </w:rPr>
               <w:t>Practical</w:t>
             </w:r>
@@ -4772,7 +4760,7 @@
                 <w:rFonts w:ascii="Arial" w:hAnsi="Arial"/>
                 <w:b w:val="0"/>
                 <w:color w:val="25342D"/>
-                <w:sz w:val="15"/>
+                <w:sz w:val="19"/>
               </w:rPr>
               <w:t>Module 2: controlled production</w:t>
             </w:r>
@@ -4793,7 +4781,7 @@
               <w:rPr>
                 <w:rFonts w:ascii="Arial" w:hAnsi="Arial"/>
                 <w:color w:val="25342D"/>
-                <w:sz w:val="16"/>
+                <w:sz w:val="19"/>
               </w:rPr>
               <w:t>Continue the current teacher-approved production stage. Follow the applicable demonstration, SOP and controls; check accuracy, fit, form or surface quality before continuing.</w:t>
             </w:r>
@@ -4808,7 +4796,7 @@
                   <w:color w:val="17583F"/>
                   <w:b/>
                   <w:rFonts w:ascii="Arial" w:hAnsi="Arial"/>
-                  <w:sz w:val="15"/>
+                  <w:sz w:val="19"/>
                 </w:rPr>
                 <w:t>Approved project plan and production evidence</w:t>
               </w:r>
@@ -4830,7 +4818,7 @@
               <w:rPr>
                 <w:rFonts w:ascii="Arial" w:hAnsi="Arial"/>
                 <w:color w:val="25342D"/>
-                <w:sz w:val="15"/>
+                <w:sz w:val="19"/>
               </w:rPr>
               <w:t>Demonstrate safe workshop practices and procedures when using materials, tools and equipment in metal projects</w:t>
             </w:r>
@@ -4843,7 +4831,7 @@
                   <w:color w:val="17583F"/>
                   <w:b/>
                   <w:rFonts w:ascii="Arial" w:hAnsi="Arial"/>
-                  <w:sz w:val="14"/>
+                  <w:sz w:val="19"/>
                 </w:rPr>
                 <w:t>Official content</w:t>
               </w:r>
@@ -4858,7 +4846,7 @@
                 <w:rFonts w:ascii="Arial" w:hAnsi="Arial"/>
                 <w:b/>
                 <w:color w:val="17583F"/>
-                <w:sz w:val="14"/>
+                <w:sz w:val="19"/>
               </w:rPr>
               <w:t>INT5-SAF-01, INT5-USE-01, INT5-INP-01, INT5-PRO-01</w:t>
             </w:r>
@@ -4880,7 +4868,7 @@
                 <w:rFonts w:ascii="Arial" w:hAnsi="Arial"/>
                 <w:b w:val="0"/>
                 <w:color w:val="25342D"/>
-                <w:sz w:val="15"/>
+                <w:sz w:val="19"/>
               </w:rPr>
               <w:t>Practical checkpoint 3B — Teacher observation of controlled process and named quality check</w:t>
               <w:br/>
@@ -4910,7 +4898,7 @@
                 <w:rFonts w:ascii="Arial" w:hAnsi="Arial"/>
                 <w:b/>
                 <w:color w:val="25342D"/>
-                <w:sz w:val="16"/>
+                <w:sz w:val="19"/>
               </w:rPr>
               <w:t>15</w:t>
             </w:r>
@@ -4932,7 +4920,7 @@
                 <w:rFonts w:ascii="Arial" w:hAnsi="Arial"/>
                 <w:b/>
                 <w:color w:val="25342D"/>
-                <w:sz w:val="16"/>
+                <w:sz w:val="19"/>
               </w:rPr>
               <w:t>Practical</w:t>
             </w:r>
@@ -4954,7 +4942,7 @@
                 <w:rFonts w:ascii="Arial" w:hAnsi="Arial"/>
                 <w:b w:val="0"/>
                 <w:color w:val="25342D"/>
-                <w:sz w:val="15"/>
+                <w:sz w:val="19"/>
               </w:rPr>
               <w:t>Module 2: evidence and review</w:t>
             </w:r>
@@ -4975,7 +4963,7 @@
               <w:rPr>
                 <w:rFonts w:ascii="Arial" w:hAnsi="Arial"/>
                 <w:color w:val="25342D"/>
-                <w:sz w:val="16"/>
+                <w:sz w:val="19"/>
               </w:rPr>
               <w:t>Complete the current approved checkpoint. Photograph or otherwise record the result, annotate the quality finding and response, then clean down and store work safely.</w:t>
             </w:r>
@@ -4990,7 +4978,7 @@
                   <w:color w:val="17583F"/>
                   <w:b/>
                   <w:rFonts w:ascii="Arial" w:hAnsi="Arial"/>
-                  <w:sz w:val="15"/>
+                  <w:sz w:val="19"/>
                 </w:rPr>
                 <w:t>Approved project plan and production evidence</w:t>
               </w:r>
@@ -5012,7 +5000,7 @@
               <w:rPr>
                 <w:rFonts w:ascii="Arial" w:hAnsi="Arial"/>
                 <w:color w:val="25342D"/>
-                <w:sz w:val="15"/>
+                <w:sz w:val="19"/>
               </w:rPr>
               <w:t>Demonstrate safe workshop practices and procedures when using materials, tools and equipment in metal projects</w:t>
             </w:r>
@@ -5025,7 +5013,7 @@
                   <w:color w:val="17583F"/>
                   <w:b/>
                   <w:rFonts w:ascii="Arial" w:hAnsi="Arial"/>
-                  <w:sz w:val="14"/>
+                  <w:sz w:val="19"/>
                 </w:rPr>
                 <w:t>Official content</w:t>
               </w:r>
@@ -5040,7 +5028,7 @@
                 <w:rFonts w:ascii="Arial" w:hAnsi="Arial"/>
                 <w:b/>
                 <w:color w:val="17583F"/>
-                <w:sz w:val="14"/>
+                <w:sz w:val="19"/>
               </w:rPr>
               <w:t>INT5-SAF-01, INT5-USE-01, INT5-INP-01, INT5-PRO-01</w:t>
             </w:r>
@@ -5062,7 +5050,7 @@
                 <w:rFonts w:ascii="Arial" w:hAnsi="Arial"/>
                 <w:b w:val="0"/>
                 <w:color w:val="25342D"/>
-                <w:sz w:val="15"/>
+                <w:sz w:val="19"/>
               </w:rPr>
               <w:t>Practical checkpoint 3C — Checkpoint image or record, annotated quality finding and safe clean-down</w:t>
               <w:br/>
@@ -5073,13 +5061,9 @@
       </w:tr>
     </w:tbl>
     <w:p>
-      <w:r>
-        <w:br w:type="page"/>
-      </w:r>
-    </w:p>
-    <w:p>
       <w:pPr>
         <w:spacing w:after="60"/>
+        <w:pageBreakBefore/>
       </w:pPr>
       <w:r>
         <w:rPr>
@@ -5264,7 +5248,7 @@
                 <w:rFonts w:ascii="Arial" w:hAnsi="Arial"/>
                 <w:b/>
                 <w:color w:val="25342D"/>
-                <w:sz w:val="16"/>
+                <w:sz w:val="19"/>
               </w:rPr>
               <w:t>16</w:t>
             </w:r>
@@ -5286,7 +5270,7 @@
                 <w:rFonts w:ascii="Arial" w:hAnsi="Arial"/>
                 <w:b/>
                 <w:color w:val="25342D"/>
-                <w:sz w:val="16"/>
+                <w:sz w:val="19"/>
               </w:rPr>
               <w:t>Site/theory</w:t>
             </w:r>
@@ -5308,7 +5292,7 @@
                 <w:rFonts w:ascii="Arial" w:hAnsi="Arial"/>
                 <w:b w:val="0"/>
                 <w:color w:val="25342D"/>
-                <w:sz w:val="15"/>
+                <w:sz w:val="19"/>
               </w:rPr>
               <w:t>Module 2: Toolbox brief, materials and planning</w:t>
             </w:r>
@@ -5329,7 +5313,7 @@
               <w:rPr>
                 <w:rFonts w:ascii="Arial" w:hAnsi="Arial"/>
                 <w:color w:val="25342D"/>
-                <w:sz w:val="16"/>
+                <w:sz w:val="19"/>
               </w:rPr>
               <w:t>Read and discuss the named website theory: Design and project planning; Read the Toolbox plan before marking out. Complete the linked knowledge check and record a short application response.</w:t>
             </w:r>
@@ -5344,7 +5328,7 @@
                   <w:color w:val="17583F"/>
                   <w:b/>
                   <w:rFonts w:ascii="Arial" w:hAnsi="Arial"/>
-                  <w:sz w:val="15"/>
+                  <w:sz w:val="19"/>
                 </w:rPr>
                 <w:t>Theory: Design and project planning</w:t>
               </w:r>
@@ -5360,7 +5344,7 @@
                   <w:color w:val="17583F"/>
                   <w:b/>
                   <w:rFonts w:ascii="Arial" w:hAnsi="Arial"/>
-                  <w:sz w:val="15"/>
+                  <w:sz w:val="19"/>
                 </w:rPr>
                 <w:t>Theory: Read the Toolbox plan before marking out</w:t>
               </w:r>
@@ -5376,7 +5360,7 @@
                   <w:color w:val="17583F"/>
                   <w:b/>
                   <w:rFonts w:ascii="Arial" w:hAnsi="Arial"/>
-                  <w:sz w:val="15"/>
+                  <w:sz w:val="19"/>
                 </w:rPr>
                 <w:t>Knowledge check: Toolbox brief, materials and planning</w:t>
               </w:r>
@@ -5392,7 +5376,7 @@
                   <w:color w:val="17583F"/>
                   <w:b/>
                   <w:rFonts w:ascii="Arial" w:hAnsi="Arial"/>
-                  <w:sz w:val="15"/>
+                  <w:sz w:val="19"/>
                 </w:rPr>
                 <w:t>Syllabus learning</w:t>
               </w:r>
@@ -5415,7 +5399,7 @@
                 <w:rFonts w:ascii="Arial" w:hAnsi="Arial"/>
                 <w:b/>
                 <w:color w:val="25342D"/>
-                <w:sz w:val="15"/>
+                <w:sz w:val="19"/>
               </w:rPr>
               <w:t>Identify differences between ferrous and nonferrous metals to justify their selection for specific metal…</w:t>
             </w:r>
@@ -5428,7 +5412,7 @@
                   <w:color w:val="17583F"/>
                   <w:b/>
                   <w:rFonts w:ascii="Arial" w:hAnsi="Arial"/>
-                  <w:sz w:val="14"/>
+                  <w:sz w:val="19"/>
                 </w:rPr>
                 <w:t>Official content</w:t>
               </w:r>
@@ -5442,7 +5426,7 @@
               <w:rPr>
                 <w:rFonts w:ascii="Arial" w:hAnsi="Arial"/>
                 <w:color w:val="25342D"/>
-                <w:sz w:val="15"/>
+                <w:sz w:val="19"/>
               </w:rPr>
               <w:t>Use subject-specific terminology to communicate industrial technology concepts</w:t>
             </w:r>
@@ -5455,7 +5439,7 @@
                   <w:color w:val="17583F"/>
                   <w:b/>
                   <w:rFonts w:ascii="Arial" w:hAnsi="Arial"/>
-                  <w:sz w:val="14"/>
+                  <w:sz w:val="19"/>
                 </w:rPr>
                 <w:t>Official content</w:t>
               </w:r>
@@ -5470,7 +5454,7 @@
                 <w:rFonts w:ascii="Arial" w:hAnsi="Arial"/>
                 <w:b/>
                 <w:color w:val="17583F"/>
-                <w:sz w:val="14"/>
+                <w:sz w:val="19"/>
               </w:rPr>
               <w:t>INT5-COM-01, INT5-IND-01, INT5-USE-01</w:t>
             </w:r>
@@ -5492,7 +5476,7 @@
                 <w:rFonts w:ascii="Arial" w:hAnsi="Arial"/>
                 <w:b w:val="0"/>
                 <w:color w:val="25342D"/>
-                <w:sz w:val="15"/>
+                <w:sz w:val="19"/>
               </w:rPr>
               <w:t>Named theory/check record — Module 2: Design and project planning; Read the Toolbox plan before marking out</w:t>
               <w:br/>
@@ -5522,7 +5506,7 @@
                 <w:rFonts w:ascii="Arial" w:hAnsi="Arial"/>
                 <w:b/>
                 <w:color w:val="25342D"/>
-                <w:sz w:val="16"/>
+                <w:sz w:val="19"/>
               </w:rPr>
               <w:t>17</w:t>
             </w:r>
@@ -5544,7 +5528,7 @@
                 <w:rFonts w:ascii="Arial" w:hAnsi="Arial"/>
                 <w:b/>
                 <w:color w:val="25342D"/>
-                <w:sz w:val="16"/>
+                <w:sz w:val="19"/>
               </w:rPr>
               <w:t>Project/folio</w:t>
             </w:r>
@@ -5566,7 +5550,7 @@
                 <w:rFonts w:ascii="Arial" w:hAnsi="Arial"/>
                 <w:b w:val="0"/>
                 <w:color w:val="25342D"/>
-                <w:sz w:val="15"/>
+                <w:sz w:val="19"/>
               </w:rPr>
               <w:t>Module 2: folio and project decisions</w:t>
             </w:r>
@@ -5587,7 +5571,7 @@
               <w:rPr>
                 <w:rFonts w:ascii="Arial" w:hAnsi="Arial"/>
                 <w:color w:val="25342D"/>
-                <w:sz w:val="16"/>
+                <w:sz w:val="19"/>
               </w:rPr>
               <w:t>Apply Module 2 learning to the current approved project. Update the folio with the relevant decision, supporting evidence, quality check and next step.</w:t>
             </w:r>
@@ -5602,7 +5586,7 @@
                   <w:color w:val="17583F"/>
                   <w:b/>
                   <w:rFonts w:ascii="Arial" w:hAnsi="Arial"/>
-                  <w:sz w:val="15"/>
+                  <w:sz w:val="19"/>
                 </w:rPr>
                 <w:t>Project folio: checkpoint 4</w:t>
               </w:r>
@@ -5618,7 +5602,7 @@
                   <w:color w:val="17583F"/>
                   <w:b/>
                   <w:rFonts w:ascii="Arial" w:hAnsi="Arial"/>
-                  <w:sz w:val="15"/>
+                  <w:sz w:val="19"/>
                 </w:rPr>
                 <w:t>Project folio</w:t>
               </w:r>
@@ -5641,7 +5625,7 @@
                 <w:rFonts w:ascii="Arial" w:hAnsi="Arial"/>
                 <w:b/>
                 <w:color w:val="25342D"/>
-                <w:sz w:val="15"/>
+                <w:sz w:val="19"/>
               </w:rPr>
               <w:t>Apply a range of graphical communication techniques including freehand sketching, diagrams, graphs, charts or…</w:t>
             </w:r>
@@ -5654,7 +5638,7 @@
                   <w:color w:val="17583F"/>
                   <w:b/>
                   <w:rFonts w:ascii="Arial" w:hAnsi="Arial"/>
-                  <w:sz w:val="14"/>
+                  <w:sz w:val="19"/>
                 </w:rPr>
                 <w:t>Official content</w:t>
               </w:r>
@@ -5668,7 +5652,7 @@
               <w:rPr>
                 <w:rFonts w:ascii="Arial" w:hAnsi="Arial"/>
                 <w:color w:val="25342D"/>
-                <w:sz w:val="15"/>
+                <w:sz w:val="19"/>
               </w:rPr>
               <w:t>Create written texts to document, reflect on and evaluate project development, production and management…</w:t>
             </w:r>
@@ -5681,7 +5665,7 @@
                   <w:color w:val="17583F"/>
                   <w:b/>
                   <w:rFonts w:ascii="Arial" w:hAnsi="Arial"/>
-                  <w:sz w:val="14"/>
+                  <w:sz w:val="19"/>
                 </w:rPr>
                 <w:t>Official content</w:t>
               </w:r>
@@ -5696,7 +5680,7 @@
                 <w:rFonts w:ascii="Arial" w:hAnsi="Arial"/>
                 <w:b/>
                 <w:color w:val="17583F"/>
-                <w:sz w:val="14"/>
+                <w:sz w:val="19"/>
               </w:rPr>
               <w:t>INT5-COM-01, INT5-DES-01, INT5-EVL-01</w:t>
             </w:r>
@@ -5718,7 +5702,7 @@
                 <w:rFonts w:ascii="Arial" w:hAnsi="Arial"/>
                 <w:b w:val="0"/>
                 <w:color w:val="25342D"/>
-                <w:sz w:val="15"/>
+                <w:sz w:val="19"/>
               </w:rPr>
               <w:t>Folio checkpoint 4 — Module 2 decision, supporting evidence and teacher feedback</w:t>
               <w:br/>
@@ -5748,7 +5732,7 @@
                 <w:rFonts w:ascii="Arial" w:hAnsi="Arial"/>
                 <w:b/>
                 <w:color w:val="25342D"/>
-                <w:sz w:val="16"/>
+                <w:sz w:val="19"/>
               </w:rPr>
               <w:t>18</w:t>
             </w:r>
@@ -5770,7 +5754,7 @@
                 <w:rFonts w:ascii="Arial" w:hAnsi="Arial"/>
                 <w:b/>
                 <w:color w:val="25342D"/>
-                <w:sz w:val="16"/>
+                <w:sz w:val="19"/>
               </w:rPr>
               <w:t>Practical</w:t>
             </w:r>
@@ -5792,7 +5776,7 @@
                 <w:rFonts w:ascii="Arial" w:hAnsi="Arial"/>
                 <w:b w:val="0"/>
                 <w:color w:val="25342D"/>
-                <w:sz w:val="15"/>
+                <w:sz w:val="19"/>
               </w:rPr>
               <w:t>Module 2: setup and approved stage</w:t>
             </w:r>
@@ -5813,7 +5797,7 @@
               <w:rPr>
                 <w:rFonts w:ascii="Arial" w:hAnsi="Arial"/>
                 <w:color w:val="25342D"/>
-                <w:sz w:val="16"/>
+                <w:sz w:val="19"/>
               </w:rPr>
               <w:t>Confirm the current teacher-issued plan, hazards, controls, setup, permission and quality hold point. Complete only the demonstrated production stage.</w:t>
             </w:r>
@@ -5828,7 +5812,7 @@
                   <w:color w:val="17583F"/>
                   <w:b/>
                   <w:rFonts w:ascii="Arial" w:hAnsi="Arial"/>
-                  <w:sz w:val="15"/>
+                  <w:sz w:val="19"/>
                 </w:rPr>
                 <w:t>Approved project plan and production evidence</w:t>
               </w:r>
@@ -5850,7 +5834,7 @@
               <w:rPr>
                 <w:rFonts w:ascii="Arial" w:hAnsi="Arial"/>
                 <w:color w:val="25342D"/>
-                <w:sz w:val="15"/>
+                <w:sz w:val="19"/>
               </w:rPr>
               <w:t>Demonstrate safe workshop practices and procedures when using materials, tools and equipment in metal projects</w:t>
             </w:r>
@@ -5863,7 +5847,7 @@
                   <w:color w:val="17583F"/>
                   <w:b/>
                   <w:rFonts w:ascii="Arial" w:hAnsi="Arial"/>
-                  <w:sz w:val="14"/>
+                  <w:sz w:val="19"/>
                 </w:rPr>
                 <w:t>Official content</w:t>
               </w:r>
@@ -5878,7 +5862,7 @@
                 <w:rFonts w:ascii="Arial" w:hAnsi="Arial"/>
                 <w:b/>
                 <w:color w:val="17583F"/>
-                <w:sz w:val="14"/>
+                <w:sz w:val="19"/>
               </w:rPr>
               <w:t>INT5-SAF-01, INT5-USE-01, INT5-INP-01, INT5-PRO-01</w:t>
             </w:r>
@@ -5900,7 +5884,7 @@
                 <w:rFonts w:ascii="Arial" w:hAnsi="Arial"/>
                 <w:b w:val="0"/>
                 <w:color w:val="25342D"/>
-                <w:sz w:val="15"/>
+                <w:sz w:val="19"/>
               </w:rPr>
               <w:t>Practical checkpoint 4A — Safe setup, authorised stage and first quality hold point</w:t>
               <w:br/>
@@ -5930,7 +5914,7 @@
                 <w:rFonts w:ascii="Arial" w:hAnsi="Arial"/>
                 <w:b/>
                 <w:color w:val="25342D"/>
-                <w:sz w:val="16"/>
+                <w:sz w:val="19"/>
               </w:rPr>
               <w:t>19</w:t>
             </w:r>
@@ -5952,7 +5936,7 @@
                 <w:rFonts w:ascii="Arial" w:hAnsi="Arial"/>
                 <w:b/>
                 <w:color w:val="25342D"/>
-                <w:sz w:val="16"/>
+                <w:sz w:val="19"/>
               </w:rPr>
               <w:t>Practical</w:t>
             </w:r>
@@ -5974,7 +5958,7 @@
                 <w:rFonts w:ascii="Arial" w:hAnsi="Arial"/>
                 <w:b w:val="0"/>
                 <w:color w:val="25342D"/>
-                <w:sz w:val="15"/>
+                <w:sz w:val="19"/>
               </w:rPr>
               <w:t>Module 2: controlled production</w:t>
             </w:r>
@@ -5995,7 +5979,7 @@
               <w:rPr>
                 <w:rFonts w:ascii="Arial" w:hAnsi="Arial"/>
                 <w:color w:val="25342D"/>
-                <w:sz w:val="16"/>
+                <w:sz w:val="19"/>
               </w:rPr>
               <w:t>Continue the current teacher-approved production stage. Follow the applicable demonstration, SOP and controls; check accuracy, fit, form or surface quality before continuing.</w:t>
             </w:r>
@@ -6010,7 +5994,7 @@
                   <w:color w:val="17583F"/>
                   <w:b/>
                   <w:rFonts w:ascii="Arial" w:hAnsi="Arial"/>
-                  <w:sz w:val="15"/>
+                  <w:sz w:val="19"/>
                 </w:rPr>
                 <w:t>Approved project plan and production evidence</w:t>
               </w:r>
@@ -6032,7 +6016,7 @@
               <w:rPr>
                 <w:rFonts w:ascii="Arial" w:hAnsi="Arial"/>
                 <w:color w:val="25342D"/>
-                <w:sz w:val="15"/>
+                <w:sz w:val="19"/>
               </w:rPr>
               <w:t>Demonstrate safe workshop practices and procedures when using materials, tools and equipment in metal projects</w:t>
             </w:r>
@@ -6045,7 +6029,7 @@
                   <w:color w:val="17583F"/>
                   <w:b/>
                   <w:rFonts w:ascii="Arial" w:hAnsi="Arial"/>
-                  <w:sz w:val="14"/>
+                  <w:sz w:val="19"/>
                 </w:rPr>
                 <w:t>Official content</w:t>
               </w:r>
@@ -6060,7 +6044,7 @@
                 <w:rFonts w:ascii="Arial" w:hAnsi="Arial"/>
                 <w:b/>
                 <w:color w:val="17583F"/>
-                <w:sz w:val="14"/>
+                <w:sz w:val="19"/>
               </w:rPr>
               <w:t>INT5-SAF-01, INT5-USE-01, INT5-INP-01, INT5-PRO-01</w:t>
             </w:r>
@@ -6082,7 +6066,7 @@
                 <w:rFonts w:ascii="Arial" w:hAnsi="Arial"/>
                 <w:b w:val="0"/>
                 <w:color w:val="25342D"/>
-                <w:sz w:val="15"/>
+                <w:sz w:val="19"/>
               </w:rPr>
               <w:t>Practical checkpoint 4B — Teacher observation of controlled process and named quality check</w:t>
               <w:br/>
@@ -6112,7 +6096,7 @@
                 <w:rFonts w:ascii="Arial" w:hAnsi="Arial"/>
                 <w:b/>
                 <w:color w:val="25342D"/>
-                <w:sz w:val="16"/>
+                <w:sz w:val="19"/>
               </w:rPr>
               <w:t>20</w:t>
             </w:r>
@@ -6134,7 +6118,7 @@
                 <w:rFonts w:ascii="Arial" w:hAnsi="Arial"/>
                 <w:b/>
                 <w:color w:val="25342D"/>
-                <w:sz w:val="16"/>
+                <w:sz w:val="19"/>
               </w:rPr>
               <w:t>Practical</w:t>
             </w:r>
@@ -6156,7 +6140,7 @@
                 <w:rFonts w:ascii="Arial" w:hAnsi="Arial"/>
                 <w:b w:val="0"/>
                 <w:color w:val="25342D"/>
-                <w:sz w:val="15"/>
+                <w:sz w:val="19"/>
               </w:rPr>
               <w:t>Module 2: evidence and review</w:t>
             </w:r>
@@ -6177,7 +6161,7 @@
               <w:rPr>
                 <w:rFonts w:ascii="Arial" w:hAnsi="Arial"/>
                 <w:color w:val="25342D"/>
-                <w:sz w:val="16"/>
+                <w:sz w:val="19"/>
               </w:rPr>
               <w:t>Complete the current approved checkpoint. Photograph or otherwise record the result, annotate the quality finding and response, then clean down and store work safely.</w:t>
             </w:r>
@@ -6192,7 +6176,7 @@
                   <w:color w:val="17583F"/>
                   <w:b/>
                   <w:rFonts w:ascii="Arial" w:hAnsi="Arial"/>
-                  <w:sz w:val="15"/>
+                  <w:sz w:val="19"/>
                 </w:rPr>
                 <w:t>Approved project plan and production evidence</w:t>
               </w:r>
@@ -6214,7 +6198,7 @@
               <w:rPr>
                 <w:rFonts w:ascii="Arial" w:hAnsi="Arial"/>
                 <w:color w:val="25342D"/>
-                <w:sz w:val="15"/>
+                <w:sz w:val="19"/>
               </w:rPr>
               <w:t>Demonstrate safe workshop practices and procedures when using materials, tools and equipment in metal projects</w:t>
             </w:r>
@@ -6227,7 +6211,7 @@
                   <w:color w:val="17583F"/>
                   <w:b/>
                   <w:rFonts w:ascii="Arial" w:hAnsi="Arial"/>
-                  <w:sz w:val="14"/>
+                  <w:sz w:val="19"/>
                 </w:rPr>
                 <w:t>Official content</w:t>
               </w:r>
@@ -6242,7 +6226,7 @@
                 <w:rFonts w:ascii="Arial" w:hAnsi="Arial"/>
                 <w:b/>
                 <w:color w:val="17583F"/>
-                <w:sz w:val="14"/>
+                <w:sz w:val="19"/>
               </w:rPr>
               <w:t>INT5-SAF-01, INT5-USE-01, INT5-INP-01, INT5-PRO-01</w:t>
             </w:r>
@@ -6264,7 +6248,7 @@
                 <w:rFonts w:ascii="Arial" w:hAnsi="Arial"/>
                 <w:b w:val="0"/>
                 <w:color w:val="25342D"/>
-                <w:sz w:val="15"/>
+                <w:sz w:val="19"/>
               </w:rPr>
               <w:t>Practical checkpoint 4C — Checkpoint image or record, annotated quality finding and safe clean-down</w:t>
               <w:br/>
@@ -6275,13 +6259,9 @@
       </w:tr>
     </w:tbl>
     <w:p>
-      <w:r>
-        <w:br w:type="page"/>
-      </w:r>
-    </w:p>
-    <w:p>
       <w:pPr>
         <w:spacing w:after="60"/>
+        <w:pageBreakBefore/>
       </w:pPr>
       <w:r>
         <w:rPr>
@@ -6466,7 +6446,7 @@
                 <w:rFonts w:ascii="Arial" w:hAnsi="Arial"/>
                 <w:b/>
                 <w:color w:val="25342D"/>
-                <w:sz w:val="16"/>
+                <w:sz w:val="19"/>
               </w:rPr>
               <w:t>21</w:t>
             </w:r>
@@ -6488,7 +6468,7 @@
                 <w:rFonts w:ascii="Arial" w:hAnsi="Arial"/>
                 <w:b/>
                 <w:color w:val="25342D"/>
-                <w:sz w:val="16"/>
+                <w:sz w:val="19"/>
               </w:rPr>
               <w:t>Site/theory</w:t>
             </w:r>
@@ -6510,7 +6490,7 @@
                 <w:rFonts w:ascii="Arial" w:hAnsi="Arial"/>
                 <w:b w:val="0"/>
                 <w:color w:val="25342D"/>
-                <w:sz w:val="15"/>
+                <w:sz w:val="19"/>
               </w:rPr>
               <w:t>Module 3: Mark, cut and form accurately</w:t>
             </w:r>
@@ -6531,7 +6511,7 @@
               <w:rPr>
                 <w:rFonts w:ascii="Arial" w:hAnsi="Arial"/>
                 <w:color w:val="25342D"/>
-                <w:sz w:val="16"/>
+                <w:sz w:val="19"/>
               </w:rPr>
               <w:t>Read and discuss the named website theory: Accuracy before force; Marking and measuring tools. Complete the linked knowledge check and record a short application response.</w:t>
             </w:r>
@@ -6546,7 +6526,7 @@
                   <w:color w:val="17583F"/>
                   <w:b/>
                   <w:rFonts w:ascii="Arial" w:hAnsi="Arial"/>
-                  <w:sz w:val="15"/>
+                  <w:sz w:val="19"/>
                 </w:rPr>
                 <w:t>Theory: Accuracy before force</w:t>
               </w:r>
@@ -6562,7 +6542,7 @@
                   <w:color w:val="17583F"/>
                   <w:b/>
                   <w:rFonts w:ascii="Arial" w:hAnsi="Arial"/>
-                  <w:sz w:val="15"/>
+                  <w:sz w:val="19"/>
                 </w:rPr>
                 <w:t>Theory: Marking and measuring tools</w:t>
               </w:r>
@@ -6578,7 +6558,7 @@
                   <w:color w:val="17583F"/>
                   <w:b/>
                   <w:rFonts w:ascii="Arial" w:hAnsi="Arial"/>
-                  <w:sz w:val="15"/>
+                  <w:sz w:val="19"/>
                 </w:rPr>
                 <w:t>Knowledge check: Mark, cut and form accurately</w:t>
               </w:r>
@@ -6594,7 +6574,7 @@
                   <w:color w:val="17583F"/>
                   <w:b/>
                   <w:rFonts w:ascii="Arial" w:hAnsi="Arial"/>
-                  <w:sz w:val="15"/>
+                  <w:sz w:val="19"/>
                 </w:rPr>
                 <w:t>Syllabus learning</w:t>
               </w:r>
@@ -6617,7 +6597,7 @@
                 <w:rFonts w:ascii="Arial" w:hAnsi="Arial"/>
                 <w:b/>
                 <w:color w:val="25342D"/>
-                <w:sz w:val="15"/>
+                <w:sz w:val="19"/>
               </w:rPr>
               <w:t>Explain the advantages and disadvantages of using different types of surface finishes and lubricants to…</w:t>
             </w:r>
@@ -6630,7 +6610,7 @@
                   <w:color w:val="17583F"/>
                   <w:b/>
                   <w:rFonts w:ascii="Arial" w:hAnsi="Arial"/>
-                  <w:sz w:val="14"/>
+                  <w:sz w:val="19"/>
                 </w:rPr>
                 <w:t>Official content</w:t>
               </w:r>
@@ -6644,7 +6624,7 @@
               <w:rPr>
                 <w:rFonts w:ascii="Arial" w:hAnsi="Arial"/>
                 <w:color w:val="25342D"/>
-                <w:sz w:val="15"/>
+                <w:sz w:val="19"/>
               </w:rPr>
               <w:t>Use subject-specific terminology to communicate industrial technology concepts</w:t>
             </w:r>
@@ -6657,7 +6637,7 @@
                   <w:color w:val="17583F"/>
                   <w:b/>
                   <w:rFonts w:ascii="Arial" w:hAnsi="Arial"/>
-                  <w:sz w:val="14"/>
+                  <w:sz w:val="19"/>
                 </w:rPr>
                 <w:t>Official content</w:t>
               </w:r>
@@ -6672,7 +6652,7 @@
                 <w:rFonts w:ascii="Arial" w:hAnsi="Arial"/>
                 <w:b/>
                 <w:color w:val="17583F"/>
-                <w:sz w:val="14"/>
+                <w:sz w:val="19"/>
               </w:rPr>
               <w:t>INT5-COM-01, INT5-ENV-01, INT5-USE-01, INT5-EVL-01, INT5-INP-01</w:t>
             </w:r>
@@ -6694,7 +6674,7 @@
                 <w:rFonts w:ascii="Arial" w:hAnsi="Arial"/>
                 <w:b w:val="0"/>
                 <w:color w:val="25342D"/>
-                <w:sz w:val="15"/>
+                <w:sz w:val="19"/>
               </w:rPr>
               <w:t>Named theory/check record — Module 3: Accuracy before force; Marking and measuring tools</w:t>
               <w:br/>
@@ -6724,7 +6704,7 @@
                 <w:rFonts w:ascii="Arial" w:hAnsi="Arial"/>
                 <w:b/>
                 <w:color w:val="25342D"/>
-                <w:sz w:val="16"/>
+                <w:sz w:val="19"/>
               </w:rPr>
               <w:t>22</w:t>
             </w:r>
@@ -6746,7 +6726,7 @@
                 <w:rFonts w:ascii="Arial" w:hAnsi="Arial"/>
                 <w:b/>
                 <w:color w:val="25342D"/>
-                <w:sz w:val="16"/>
+                <w:sz w:val="19"/>
               </w:rPr>
               <w:t>Project/folio</w:t>
             </w:r>
@@ -6768,7 +6748,7 @@
                 <w:rFonts w:ascii="Arial" w:hAnsi="Arial"/>
                 <w:b w:val="0"/>
                 <w:color w:val="25342D"/>
-                <w:sz w:val="15"/>
+                <w:sz w:val="19"/>
               </w:rPr>
               <w:t>Module 3: folio and project decisions</w:t>
             </w:r>
@@ -6789,7 +6769,7 @@
               <w:rPr>
                 <w:rFonts w:ascii="Arial" w:hAnsi="Arial"/>
                 <w:color w:val="25342D"/>
-                <w:sz w:val="16"/>
+                <w:sz w:val="19"/>
               </w:rPr>
               <w:t>Apply Module 3 learning to the current approved project. Update the folio with the relevant decision, supporting evidence, quality check and next step.</w:t>
             </w:r>
@@ -6804,7 +6784,7 @@
                   <w:color w:val="17583F"/>
                   <w:b/>
                   <w:rFonts w:ascii="Arial" w:hAnsi="Arial"/>
-                  <w:sz w:val="15"/>
+                  <w:sz w:val="19"/>
                 </w:rPr>
                 <w:t>Project folio: checkpoint 5</w:t>
               </w:r>
@@ -6820,7 +6800,7 @@
                   <w:color w:val="17583F"/>
                   <w:b/>
                   <w:rFonts w:ascii="Arial" w:hAnsi="Arial"/>
-                  <w:sz w:val="15"/>
+                  <w:sz w:val="19"/>
                 </w:rPr>
                 <w:t>Project folio</w:t>
               </w:r>
@@ -6843,7 +6823,7 @@
                 <w:rFonts w:ascii="Arial" w:hAnsi="Arial"/>
                 <w:b/>
                 <w:color w:val="25342D"/>
-                <w:sz w:val="15"/>
+                <w:sz w:val="19"/>
               </w:rPr>
               <w:t>Develop and apply safe data management practices when collecting and storing data</w:t>
             </w:r>
@@ -6856,7 +6836,7 @@
                   <w:color w:val="17583F"/>
                   <w:b/>
                   <w:rFonts w:ascii="Arial" w:hAnsi="Arial"/>
-                  <w:sz w:val="14"/>
+                  <w:sz w:val="19"/>
                 </w:rPr>
                 <w:t>Official content</w:t>
               </w:r>
@@ -6870,7 +6850,7 @@
               <w:rPr>
                 <w:rFonts w:ascii="Arial" w:hAnsi="Arial"/>
                 <w:color w:val="25342D"/>
-                <w:sz w:val="15"/>
+                <w:sz w:val="19"/>
               </w:rPr>
               <w:t>Create written texts to document, reflect on and evaluate project development, production and management…</w:t>
             </w:r>
@@ -6883,7 +6863,7 @@
                   <w:color w:val="17583F"/>
                   <w:b/>
                   <w:rFonts w:ascii="Arial" w:hAnsi="Arial"/>
-                  <w:sz w:val="14"/>
+                  <w:sz w:val="19"/>
                 </w:rPr>
                 <w:t>Official content</w:t>
               </w:r>
@@ -6898,7 +6878,7 @@
                 <w:rFonts w:ascii="Arial" w:hAnsi="Arial"/>
                 <w:b/>
                 <w:color w:val="17583F"/>
-                <w:sz w:val="14"/>
+                <w:sz w:val="19"/>
               </w:rPr>
               <w:t>INT5-COM-01, INT5-DES-01, INT5-EVL-01, INT5-SAF-01</w:t>
             </w:r>
@@ -6920,7 +6900,7 @@
                 <w:rFonts w:ascii="Arial" w:hAnsi="Arial"/>
                 <w:b w:val="0"/>
                 <w:color w:val="25342D"/>
-                <w:sz w:val="15"/>
+                <w:sz w:val="19"/>
               </w:rPr>
               <w:t>Folio checkpoint 5 — Module 3 decision, supporting evidence and teacher feedback</w:t>
               <w:br/>
@@ -6950,7 +6930,7 @@
                 <w:rFonts w:ascii="Arial" w:hAnsi="Arial"/>
                 <w:b/>
                 <w:color w:val="25342D"/>
-                <w:sz w:val="16"/>
+                <w:sz w:val="19"/>
               </w:rPr>
               <w:t>23</w:t>
             </w:r>
@@ -6972,7 +6952,7 @@
                 <w:rFonts w:ascii="Arial" w:hAnsi="Arial"/>
                 <w:b/>
                 <w:color w:val="25342D"/>
-                <w:sz w:val="16"/>
+                <w:sz w:val="19"/>
               </w:rPr>
               <w:t>Practical</w:t>
             </w:r>
@@ -6994,7 +6974,7 @@
                 <w:rFonts w:ascii="Arial" w:hAnsi="Arial"/>
                 <w:b w:val="0"/>
                 <w:color w:val="25342D"/>
-                <w:sz w:val="15"/>
+                <w:sz w:val="19"/>
               </w:rPr>
               <w:t>Module 3: setup and approved stage</w:t>
             </w:r>
@@ -7015,7 +6995,7 @@
               <w:rPr>
                 <w:rFonts w:ascii="Arial" w:hAnsi="Arial"/>
                 <w:color w:val="25342D"/>
-                <w:sz w:val="16"/>
+                <w:sz w:val="19"/>
               </w:rPr>
               <w:t>Confirm the current teacher-issued plan, hazards, controls, setup, permission and quality hold point. Complete only the demonstrated production stage.</w:t>
             </w:r>
@@ -7030,7 +7010,7 @@
                   <w:color w:val="17583F"/>
                   <w:b/>
                   <w:rFonts w:ascii="Arial" w:hAnsi="Arial"/>
-                  <w:sz w:val="15"/>
+                  <w:sz w:val="19"/>
                 </w:rPr>
                 <w:t>Approved project plan and production evidence</w:t>
               </w:r>
@@ -7052,7 +7032,7 @@
               <w:rPr>
                 <w:rFonts w:ascii="Arial" w:hAnsi="Arial"/>
                 <w:color w:val="25342D"/>
-                <w:sz w:val="15"/>
+                <w:sz w:val="19"/>
               </w:rPr>
               <w:t>Demonstrate safe workshop practices and procedures when using materials, tools and equipment in metal projects</w:t>
             </w:r>
@@ -7065,7 +7045,7 @@
                   <w:color w:val="17583F"/>
                   <w:b/>
                   <w:rFonts w:ascii="Arial" w:hAnsi="Arial"/>
-                  <w:sz w:val="14"/>
+                  <w:sz w:val="19"/>
                 </w:rPr>
                 <w:t>Official content</w:t>
               </w:r>
@@ -7080,7 +7060,7 @@
                 <w:rFonts w:ascii="Arial" w:hAnsi="Arial"/>
                 <w:b/>
                 <w:color w:val="17583F"/>
-                <w:sz w:val="14"/>
+                <w:sz w:val="19"/>
               </w:rPr>
               <w:t>INT5-SAF-01, INT5-USE-01, INT5-INP-01, INT5-PRO-01</w:t>
             </w:r>
@@ -7102,7 +7082,7 @@
                 <w:rFonts w:ascii="Arial" w:hAnsi="Arial"/>
                 <w:b w:val="0"/>
                 <w:color w:val="25342D"/>
-                <w:sz w:val="15"/>
+                <w:sz w:val="19"/>
               </w:rPr>
               <w:t>Practical checkpoint 5A — Safe setup, authorised stage and first quality hold point</w:t>
               <w:br/>
@@ -7132,7 +7112,7 @@
                 <w:rFonts w:ascii="Arial" w:hAnsi="Arial"/>
                 <w:b/>
                 <w:color w:val="25342D"/>
-                <w:sz w:val="16"/>
+                <w:sz w:val="19"/>
               </w:rPr>
               <w:t>24</w:t>
             </w:r>
@@ -7154,7 +7134,7 @@
                 <w:rFonts w:ascii="Arial" w:hAnsi="Arial"/>
                 <w:b/>
                 <w:color w:val="25342D"/>
-                <w:sz w:val="16"/>
+                <w:sz w:val="19"/>
               </w:rPr>
               <w:t>Practical</w:t>
             </w:r>
@@ -7176,7 +7156,7 @@
                 <w:rFonts w:ascii="Arial" w:hAnsi="Arial"/>
                 <w:b w:val="0"/>
                 <w:color w:val="25342D"/>
-                <w:sz w:val="15"/>
+                <w:sz w:val="19"/>
               </w:rPr>
               <w:t>Module 3: controlled production</w:t>
             </w:r>
@@ -7197,7 +7177,7 @@
               <w:rPr>
                 <w:rFonts w:ascii="Arial" w:hAnsi="Arial"/>
                 <w:color w:val="25342D"/>
-                <w:sz w:val="16"/>
+                <w:sz w:val="19"/>
               </w:rPr>
               <w:t>Continue the current teacher-approved production stage. Follow the applicable demonstration, SOP and controls; check accuracy, fit, form or surface quality before continuing.</w:t>
             </w:r>
@@ -7212,7 +7192,7 @@
                   <w:color w:val="17583F"/>
                   <w:b/>
                   <w:rFonts w:ascii="Arial" w:hAnsi="Arial"/>
-                  <w:sz w:val="15"/>
+                  <w:sz w:val="19"/>
                 </w:rPr>
                 <w:t>Approved project plan and production evidence</w:t>
               </w:r>
@@ -7234,7 +7214,7 @@
               <w:rPr>
                 <w:rFonts w:ascii="Arial" w:hAnsi="Arial"/>
                 <w:color w:val="25342D"/>
-                <w:sz w:val="15"/>
+                <w:sz w:val="19"/>
               </w:rPr>
               <w:t>Demonstrate safe workshop practices and procedures when using materials, tools and equipment in metal projects</w:t>
             </w:r>
@@ -7247,7 +7227,7 @@
                   <w:color w:val="17583F"/>
                   <w:b/>
                   <w:rFonts w:ascii="Arial" w:hAnsi="Arial"/>
-                  <w:sz w:val="14"/>
+                  <w:sz w:val="19"/>
                 </w:rPr>
                 <w:t>Official content</w:t>
               </w:r>
@@ -7262,7 +7242,7 @@
                 <w:rFonts w:ascii="Arial" w:hAnsi="Arial"/>
                 <w:b/>
                 <w:color w:val="17583F"/>
-                <w:sz w:val="14"/>
+                <w:sz w:val="19"/>
               </w:rPr>
               <w:t>INT5-SAF-01, INT5-USE-01, INT5-INP-01, INT5-PRO-01</w:t>
             </w:r>
@@ -7284,7 +7264,7 @@
                 <w:rFonts w:ascii="Arial" w:hAnsi="Arial"/>
                 <w:b w:val="0"/>
                 <w:color w:val="25342D"/>
-                <w:sz w:val="15"/>
+                <w:sz w:val="19"/>
               </w:rPr>
               <w:t>Practical checkpoint 5B — Teacher observation of controlled process and named quality check</w:t>
               <w:br/>
@@ -7314,7 +7294,7 @@
                 <w:rFonts w:ascii="Arial" w:hAnsi="Arial"/>
                 <w:b/>
                 <w:color w:val="25342D"/>
-                <w:sz w:val="16"/>
+                <w:sz w:val="19"/>
               </w:rPr>
               <w:t>25</w:t>
             </w:r>
@@ -7336,7 +7316,7 @@
                 <w:rFonts w:ascii="Arial" w:hAnsi="Arial"/>
                 <w:b/>
                 <w:color w:val="25342D"/>
-                <w:sz w:val="16"/>
+                <w:sz w:val="19"/>
               </w:rPr>
               <w:t>Practical</w:t>
             </w:r>
@@ -7358,7 +7338,7 @@
                 <w:rFonts w:ascii="Arial" w:hAnsi="Arial"/>
                 <w:b w:val="0"/>
                 <w:color w:val="25342D"/>
-                <w:sz w:val="15"/>
+                <w:sz w:val="19"/>
               </w:rPr>
               <w:t>Module 3: evidence and review</w:t>
             </w:r>
@@ -7379,7 +7359,7 @@
               <w:rPr>
                 <w:rFonts w:ascii="Arial" w:hAnsi="Arial"/>
                 <w:color w:val="25342D"/>
-                <w:sz w:val="16"/>
+                <w:sz w:val="19"/>
               </w:rPr>
               <w:t>Complete the current approved checkpoint. Photograph or otherwise record the result, annotate the quality finding and response, then clean down and store work safely.</w:t>
             </w:r>
@@ -7394,7 +7374,7 @@
                   <w:color w:val="17583F"/>
                   <w:b/>
                   <w:rFonts w:ascii="Arial" w:hAnsi="Arial"/>
-                  <w:sz w:val="15"/>
+                  <w:sz w:val="19"/>
                 </w:rPr>
                 <w:t>Approved project plan and production evidence</w:t>
               </w:r>
@@ -7416,7 +7396,7 @@
               <w:rPr>
                 <w:rFonts w:ascii="Arial" w:hAnsi="Arial"/>
                 <w:color w:val="25342D"/>
-                <w:sz w:val="15"/>
+                <w:sz w:val="19"/>
               </w:rPr>
               <w:t>Demonstrate safe workshop practices and procedures when using materials, tools and equipment in metal projects</w:t>
             </w:r>
@@ -7429,7 +7409,7 @@
                   <w:color w:val="17583F"/>
                   <w:b/>
                   <w:rFonts w:ascii="Arial" w:hAnsi="Arial"/>
-                  <w:sz w:val="14"/>
+                  <w:sz w:val="19"/>
                 </w:rPr>
                 <w:t>Official content</w:t>
               </w:r>
@@ -7444,7 +7424,7 @@
                 <w:rFonts w:ascii="Arial" w:hAnsi="Arial"/>
                 <w:b/>
                 <w:color w:val="17583F"/>
-                <w:sz w:val="14"/>
+                <w:sz w:val="19"/>
               </w:rPr>
               <w:t>INT5-SAF-01, INT5-USE-01, INT5-INP-01, INT5-PRO-01</w:t>
             </w:r>
@@ -7466,7 +7446,7 @@
                 <w:rFonts w:ascii="Arial" w:hAnsi="Arial"/>
                 <w:b w:val="0"/>
                 <w:color w:val="25342D"/>
-                <w:sz w:val="15"/>
+                <w:sz w:val="19"/>
               </w:rPr>
               <w:t>Practical checkpoint 5C — Checkpoint image or record, annotated quality finding and safe clean-down</w:t>
               <w:br/>
@@ -7477,13 +7457,9 @@
       </w:tr>
     </w:tbl>
     <w:p>
-      <w:r>
-        <w:br w:type="page"/>
-      </w:r>
-    </w:p>
-    <w:p>
       <w:pPr>
         <w:spacing w:after="60"/>
+        <w:pageBreakBefore/>
       </w:pPr>
       <w:r>
         <w:rPr>
@@ -7668,7 +7644,7 @@
                 <w:rFonts w:ascii="Arial" w:hAnsi="Arial"/>
                 <w:b/>
                 <w:color w:val="25342D"/>
-                <w:sz w:val="16"/>
+                <w:sz w:val="19"/>
               </w:rPr>
               <w:t>26</w:t>
             </w:r>
@@ -7690,7 +7666,7 @@
                 <w:rFonts w:ascii="Arial" w:hAnsi="Arial"/>
                 <w:b/>
                 <w:color w:val="25342D"/>
-                <w:sz w:val="16"/>
+                <w:sz w:val="19"/>
               </w:rPr>
               <w:t>Site/theory</w:t>
             </w:r>
@@ -7712,7 +7688,7 @@
                 <w:rFonts w:ascii="Arial" w:hAnsi="Arial"/>
                 <w:b w:val="0"/>
                 <w:color w:val="25342D"/>
-                <w:sz w:val="15"/>
+                <w:sz w:val="19"/>
               </w:rPr>
               <w:t>Module 3: Mark, cut and form accurately</w:t>
             </w:r>
@@ -7733,7 +7709,7 @@
               <w:rPr>
                 <w:rFonts w:ascii="Arial" w:hAnsi="Arial"/>
                 <w:color w:val="25342D"/>
-                <w:sz w:val="16"/>
+                <w:sz w:val="19"/>
               </w:rPr>
               <w:t>Read and discuss the named website theory: Cutting and forming sequence. Complete the linked knowledge check and record a short application response.</w:t>
             </w:r>
@@ -7748,7 +7724,7 @@
                   <w:color w:val="17583F"/>
                   <w:b/>
                   <w:rFonts w:ascii="Arial" w:hAnsi="Arial"/>
-                  <w:sz w:val="15"/>
+                  <w:sz w:val="19"/>
                 </w:rPr>
                 <w:t>Theory: Cutting and forming sequence</w:t>
               </w:r>
@@ -7764,7 +7740,7 @@
                   <w:color w:val="17583F"/>
                   <w:b/>
                   <w:rFonts w:ascii="Arial" w:hAnsi="Arial"/>
-                  <w:sz w:val="15"/>
+                  <w:sz w:val="19"/>
                 </w:rPr>
                 <w:t>Knowledge check: Mark, cut and form accurately</w:t>
               </w:r>
@@ -7780,7 +7756,7 @@
                   <w:color w:val="17583F"/>
                   <w:b/>
                   <w:rFonts w:ascii="Arial" w:hAnsi="Arial"/>
-                  <w:sz w:val="15"/>
+                  <w:sz w:val="19"/>
                 </w:rPr>
                 <w:t>Syllabus learning</w:t>
               </w:r>
@@ -7803,7 +7779,7 @@
                 <w:rFonts w:ascii="Arial" w:hAnsi="Arial"/>
                 <w:b/>
                 <w:color w:val="25342D"/>
-                <w:sz w:val="15"/>
+                <w:sz w:val="19"/>
               </w:rPr>
               <w:t>Identify a range of marking-out, cutting, shaping, forming, machining, embellishing, finishing and assembly…</w:t>
             </w:r>
@@ -7816,7 +7792,7 @@
                   <w:color w:val="17583F"/>
                   <w:b/>
                   <w:rFonts w:ascii="Arial" w:hAnsi="Arial"/>
-                  <w:sz w:val="14"/>
+                  <w:sz w:val="19"/>
                 </w:rPr>
                 <w:t>Official content</w:t>
               </w:r>
@@ -7830,7 +7806,7 @@
               <w:rPr>
                 <w:rFonts w:ascii="Arial" w:hAnsi="Arial"/>
                 <w:color w:val="25342D"/>
-                <w:sz w:val="15"/>
+                <w:sz w:val="19"/>
               </w:rPr>
               <w:t>Use subject-specific terminology to communicate industrial technology concepts</w:t>
             </w:r>
@@ -7843,7 +7819,7 @@
                   <w:color w:val="17583F"/>
                   <w:b/>
                   <w:rFonts w:ascii="Arial" w:hAnsi="Arial"/>
-                  <w:sz w:val="14"/>
+                  <w:sz w:val="19"/>
                 </w:rPr>
                 <w:t>Official content</w:t>
               </w:r>
@@ -7858,7 +7834,7 @@
                 <w:rFonts w:ascii="Arial" w:hAnsi="Arial"/>
                 <w:b/>
                 <w:color w:val="17583F"/>
-                <w:sz w:val="14"/>
+                <w:sz w:val="19"/>
               </w:rPr>
               <w:t>INT5-COM-01, INT5-IND-01, INT5-USE-01, INT5-INP-01</w:t>
             </w:r>
@@ -7880,7 +7856,7 @@
                 <w:rFonts w:ascii="Arial" w:hAnsi="Arial"/>
                 <w:b w:val="0"/>
                 <w:color w:val="25342D"/>
-                <w:sz w:val="15"/>
+                <w:sz w:val="19"/>
               </w:rPr>
               <w:t>Named theory/check record — Module 3: Cutting and forming sequence</w:t>
               <w:br/>
@@ -7910,7 +7886,7 @@
                 <w:rFonts w:ascii="Arial" w:hAnsi="Arial"/>
                 <w:b/>
                 <w:color w:val="25342D"/>
-                <w:sz w:val="16"/>
+                <w:sz w:val="19"/>
               </w:rPr>
               <w:t>27</w:t>
             </w:r>
@@ -7932,7 +7908,7 @@
                 <w:rFonts w:ascii="Arial" w:hAnsi="Arial"/>
                 <w:b/>
                 <w:color w:val="25342D"/>
-                <w:sz w:val="16"/>
+                <w:sz w:val="19"/>
               </w:rPr>
               <w:t>Project/folio</w:t>
             </w:r>
@@ -7954,7 +7930,7 @@
                 <w:rFonts w:ascii="Arial" w:hAnsi="Arial"/>
                 <w:b w:val="0"/>
                 <w:color w:val="25342D"/>
-                <w:sz w:val="15"/>
+                <w:sz w:val="19"/>
               </w:rPr>
               <w:t>Module 3: folio and project decisions</w:t>
             </w:r>
@@ -7975,7 +7951,7 @@
               <w:rPr>
                 <w:rFonts w:ascii="Arial" w:hAnsi="Arial"/>
                 <w:color w:val="25342D"/>
-                <w:sz w:val="16"/>
+                <w:sz w:val="19"/>
               </w:rPr>
               <w:t>Apply Module 3 learning to the current approved project. Update the folio with the relevant decision, supporting evidence, quality check and next step.</w:t>
             </w:r>
@@ -7990,7 +7966,7 @@
                   <w:color w:val="17583F"/>
                   <w:b/>
                   <w:rFonts w:ascii="Arial" w:hAnsi="Arial"/>
-                  <w:sz w:val="15"/>
+                  <w:sz w:val="19"/>
                 </w:rPr>
                 <w:t>Project folio: checkpoint 6</w:t>
               </w:r>
@@ -8012,7 +7988,7 @@
               <w:rPr>
                 <w:rFonts w:ascii="Arial" w:hAnsi="Arial"/>
                 <w:color w:val="25342D"/>
-                <w:sz w:val="15"/>
+                <w:sz w:val="19"/>
               </w:rPr>
               <w:t>Create written texts to document, reflect on and evaluate project development, production and management…</w:t>
             </w:r>
@@ -8025,7 +8001,7 @@
                   <w:color w:val="17583F"/>
                   <w:b/>
                   <w:rFonts w:ascii="Arial" w:hAnsi="Arial"/>
-                  <w:sz w:val="14"/>
+                  <w:sz w:val="19"/>
                 </w:rPr>
                 <w:t>Official content</w:t>
               </w:r>
@@ -8040,7 +8016,7 @@
                 <w:rFonts w:ascii="Arial" w:hAnsi="Arial"/>
                 <w:b/>
                 <w:color w:val="17583F"/>
-                <w:sz w:val="14"/>
+                <w:sz w:val="19"/>
               </w:rPr>
               <w:t>INT5-COM-01, INT5-DES-01, INT5-EVL-01</w:t>
             </w:r>
@@ -8062,7 +8038,7 @@
                 <w:rFonts w:ascii="Arial" w:hAnsi="Arial"/>
                 <w:b w:val="0"/>
                 <w:color w:val="25342D"/>
-                <w:sz w:val="15"/>
+                <w:sz w:val="19"/>
               </w:rPr>
               <w:t>Folio checkpoint 6 — Module 3 decision, supporting evidence and teacher feedback</w:t>
               <w:br/>
@@ -8092,7 +8068,7 @@
                 <w:rFonts w:ascii="Arial" w:hAnsi="Arial"/>
                 <w:b/>
                 <w:color w:val="25342D"/>
-                <w:sz w:val="16"/>
+                <w:sz w:val="19"/>
               </w:rPr>
               <w:t>28</w:t>
             </w:r>
@@ -8114,7 +8090,7 @@
                 <w:rFonts w:ascii="Arial" w:hAnsi="Arial"/>
                 <w:b/>
                 <w:color w:val="25342D"/>
-                <w:sz w:val="16"/>
+                <w:sz w:val="19"/>
               </w:rPr>
               <w:t>Practical</w:t>
             </w:r>
@@ -8136,7 +8112,7 @@
                 <w:rFonts w:ascii="Arial" w:hAnsi="Arial"/>
                 <w:b w:val="0"/>
                 <w:color w:val="25342D"/>
-                <w:sz w:val="15"/>
+                <w:sz w:val="19"/>
               </w:rPr>
               <w:t>Module 3: setup and approved stage</w:t>
             </w:r>
@@ -8157,7 +8133,7 @@
               <w:rPr>
                 <w:rFonts w:ascii="Arial" w:hAnsi="Arial"/>
                 <w:color w:val="25342D"/>
-                <w:sz w:val="16"/>
+                <w:sz w:val="19"/>
               </w:rPr>
               <w:t>Confirm the current teacher-issued plan, hazards, controls, setup, permission and quality hold point. Complete only the demonstrated production stage.</w:t>
             </w:r>
@@ -8172,7 +8148,7 @@
                   <w:color w:val="17583F"/>
                   <w:b/>
                   <w:rFonts w:ascii="Arial" w:hAnsi="Arial"/>
-                  <w:sz w:val="15"/>
+                  <w:sz w:val="19"/>
                 </w:rPr>
                 <w:t>Approved project plan and production evidence</w:t>
               </w:r>
@@ -8194,7 +8170,7 @@
               <w:rPr>
                 <w:rFonts w:ascii="Arial" w:hAnsi="Arial"/>
                 <w:color w:val="25342D"/>
-                <w:sz w:val="15"/>
+                <w:sz w:val="19"/>
               </w:rPr>
               <w:t>Demonstrate safe workshop practices and procedures when using materials, tools and equipment in metal projects</w:t>
             </w:r>
@@ -8207,7 +8183,7 @@
                   <w:color w:val="17583F"/>
                   <w:b/>
                   <w:rFonts w:ascii="Arial" w:hAnsi="Arial"/>
-                  <w:sz w:val="14"/>
+                  <w:sz w:val="19"/>
                 </w:rPr>
                 <w:t>Official content</w:t>
               </w:r>
@@ -8222,7 +8198,7 @@
                 <w:rFonts w:ascii="Arial" w:hAnsi="Arial"/>
                 <w:b/>
                 <w:color w:val="17583F"/>
-                <w:sz w:val="14"/>
+                <w:sz w:val="19"/>
               </w:rPr>
               <w:t>INT5-SAF-01, INT5-USE-01, INT5-INP-01, INT5-PRO-01</w:t>
             </w:r>
@@ -8244,7 +8220,7 @@
                 <w:rFonts w:ascii="Arial" w:hAnsi="Arial"/>
                 <w:b w:val="0"/>
                 <w:color w:val="25342D"/>
-                <w:sz w:val="15"/>
+                <w:sz w:val="19"/>
               </w:rPr>
               <w:t>Practical checkpoint 6A — Safe setup, authorised stage and first quality hold point</w:t>
               <w:br/>
@@ -8274,7 +8250,7 @@
                 <w:rFonts w:ascii="Arial" w:hAnsi="Arial"/>
                 <w:b/>
                 <w:color w:val="25342D"/>
-                <w:sz w:val="16"/>
+                <w:sz w:val="19"/>
               </w:rPr>
               <w:t>29</w:t>
             </w:r>
@@ -8296,7 +8272,7 @@
                 <w:rFonts w:ascii="Arial" w:hAnsi="Arial"/>
                 <w:b/>
                 <w:color w:val="25342D"/>
-                <w:sz w:val="16"/>
+                <w:sz w:val="19"/>
               </w:rPr>
               <w:t>Practical</w:t>
             </w:r>
@@ -8318,7 +8294,7 @@
                 <w:rFonts w:ascii="Arial" w:hAnsi="Arial"/>
                 <w:b w:val="0"/>
                 <w:color w:val="25342D"/>
-                <w:sz w:val="15"/>
+                <w:sz w:val="19"/>
               </w:rPr>
               <w:t>Module 3: controlled production</w:t>
             </w:r>
@@ -8339,7 +8315,7 @@
               <w:rPr>
                 <w:rFonts w:ascii="Arial" w:hAnsi="Arial"/>
                 <w:color w:val="25342D"/>
-                <w:sz w:val="16"/>
+                <w:sz w:val="19"/>
               </w:rPr>
               <w:t>Continue the current teacher-approved production stage. Follow the applicable demonstration, SOP and controls; check accuracy, fit, form or surface quality before continuing.</w:t>
             </w:r>
@@ -8354,7 +8330,7 @@
                   <w:color w:val="17583F"/>
                   <w:b/>
                   <w:rFonts w:ascii="Arial" w:hAnsi="Arial"/>
-                  <w:sz w:val="15"/>
+                  <w:sz w:val="19"/>
                 </w:rPr>
                 <w:t>Approved project plan and production evidence</w:t>
               </w:r>
@@ -8376,7 +8352,7 @@
               <w:rPr>
                 <w:rFonts w:ascii="Arial" w:hAnsi="Arial"/>
                 <w:color w:val="25342D"/>
-                <w:sz w:val="15"/>
+                <w:sz w:val="19"/>
               </w:rPr>
               <w:t>Demonstrate safe workshop practices and procedures when using materials, tools and equipment in metal projects</w:t>
             </w:r>
@@ -8389,7 +8365,7 @@
                   <w:color w:val="17583F"/>
                   <w:b/>
                   <w:rFonts w:ascii="Arial" w:hAnsi="Arial"/>
-                  <w:sz w:val="14"/>
+                  <w:sz w:val="19"/>
                 </w:rPr>
                 <w:t>Official content</w:t>
               </w:r>
@@ -8404,7 +8380,7 @@
                 <w:rFonts w:ascii="Arial" w:hAnsi="Arial"/>
                 <w:b/>
                 <w:color w:val="17583F"/>
-                <w:sz w:val="14"/>
+                <w:sz w:val="19"/>
               </w:rPr>
               <w:t>INT5-SAF-01, INT5-USE-01, INT5-INP-01, INT5-PRO-01</w:t>
             </w:r>
@@ -8426,7 +8402,7 @@
                 <w:rFonts w:ascii="Arial" w:hAnsi="Arial"/>
                 <w:b w:val="0"/>
                 <w:color w:val="25342D"/>
-                <w:sz w:val="15"/>
+                <w:sz w:val="19"/>
               </w:rPr>
               <w:t>Practical checkpoint 6B — Teacher observation of controlled process and named quality check</w:t>
               <w:br/>
@@ -8456,7 +8432,7 @@
                 <w:rFonts w:ascii="Arial" w:hAnsi="Arial"/>
                 <w:b/>
                 <w:color w:val="25342D"/>
-                <w:sz w:val="16"/>
+                <w:sz w:val="19"/>
               </w:rPr>
               <w:t>30</w:t>
             </w:r>
@@ -8478,7 +8454,7 @@
                 <w:rFonts w:ascii="Arial" w:hAnsi="Arial"/>
                 <w:b/>
                 <w:color w:val="25342D"/>
-                <w:sz w:val="16"/>
+                <w:sz w:val="19"/>
               </w:rPr>
               <w:t>Practical</w:t>
             </w:r>
@@ -8500,7 +8476,7 @@
                 <w:rFonts w:ascii="Arial" w:hAnsi="Arial"/>
                 <w:b w:val="0"/>
                 <w:color w:val="25342D"/>
-                <w:sz w:val="15"/>
+                <w:sz w:val="19"/>
               </w:rPr>
               <w:t>Module 3: evidence and review</w:t>
             </w:r>
@@ -8521,7 +8497,7 @@
               <w:rPr>
                 <w:rFonts w:ascii="Arial" w:hAnsi="Arial"/>
                 <w:color w:val="25342D"/>
-                <w:sz w:val="16"/>
+                <w:sz w:val="19"/>
               </w:rPr>
               <w:t>Complete the current approved checkpoint. Photograph or otherwise record the result, annotate the quality finding and response, then clean down and store work safely.</w:t>
             </w:r>
@@ -8536,7 +8512,7 @@
                   <w:color w:val="17583F"/>
                   <w:b/>
                   <w:rFonts w:ascii="Arial" w:hAnsi="Arial"/>
-                  <w:sz w:val="15"/>
+                  <w:sz w:val="19"/>
                 </w:rPr>
                 <w:t>Approved project plan and production evidence</w:t>
               </w:r>
@@ -8558,7 +8534,7 @@
               <w:rPr>
                 <w:rFonts w:ascii="Arial" w:hAnsi="Arial"/>
                 <w:color w:val="25342D"/>
-                <w:sz w:val="15"/>
+                <w:sz w:val="19"/>
               </w:rPr>
               <w:t>Demonstrate safe workshop practices and procedures when using materials, tools and equipment in metal projects</w:t>
             </w:r>
@@ -8571,7 +8547,7 @@
                   <w:color w:val="17583F"/>
                   <w:b/>
                   <w:rFonts w:ascii="Arial" w:hAnsi="Arial"/>
-                  <w:sz w:val="14"/>
+                  <w:sz w:val="19"/>
                 </w:rPr>
                 <w:t>Official content</w:t>
               </w:r>
@@ -8586,7 +8562,7 @@
                 <w:rFonts w:ascii="Arial" w:hAnsi="Arial"/>
                 <w:b/>
                 <w:color w:val="17583F"/>
-                <w:sz w:val="14"/>
+                <w:sz w:val="19"/>
               </w:rPr>
               <w:t>INT5-SAF-01, INT5-USE-01, INT5-INP-01, INT5-PRO-01</w:t>
             </w:r>
@@ -8608,7 +8584,7 @@
                 <w:rFonts w:ascii="Arial" w:hAnsi="Arial"/>
                 <w:b w:val="0"/>
                 <w:color w:val="25342D"/>
-                <w:sz w:val="15"/>
+                <w:sz w:val="19"/>
               </w:rPr>
               <w:t>Practical checkpoint 6C — Checkpoint image or record, annotated quality finding and safe clean-down</w:t>
               <w:br/>
@@ -8619,13 +8595,9 @@
       </w:tr>
     </w:tbl>
     <w:p>
-      <w:r>
-        <w:br w:type="page"/>
-      </w:r>
-    </w:p>
-    <w:p>
       <w:pPr>
         <w:spacing w:after="60"/>
+        <w:pageBreakBefore/>
       </w:pPr>
       <w:r>
         <w:rPr>
@@ -8810,7 +8782,7 @@
                 <w:rFonts w:ascii="Arial" w:hAnsi="Arial"/>
                 <w:b/>
                 <w:color w:val="25342D"/>
-                <w:sz w:val="16"/>
+                <w:sz w:val="19"/>
               </w:rPr>
               <w:t>31</w:t>
             </w:r>
@@ -8832,7 +8804,7 @@
                 <w:rFonts w:ascii="Arial" w:hAnsi="Arial"/>
                 <w:b/>
                 <w:color w:val="25342D"/>
-                <w:sz w:val="16"/>
+                <w:sz w:val="19"/>
               </w:rPr>
               <w:t>Site/theory</w:t>
             </w:r>
@@ -8854,7 +8826,7 @@
                 <w:rFonts w:ascii="Arial" w:hAnsi="Arial"/>
                 <w:b w:val="0"/>
                 <w:color w:val="25342D"/>
-                <w:sz w:val="15"/>
+                <w:sz w:val="19"/>
               </w:rPr>
               <w:t>Module 4: Join, machine and finish with purpose</w:t>
             </w:r>
@@ -8875,7 +8847,7 @@
               <w:rPr>
                 <w:rFonts w:ascii="Arial" w:hAnsi="Arial"/>
                 <w:color w:val="25342D"/>
-                <w:sz w:val="16"/>
+                <w:sz w:val="19"/>
               </w:rPr>
               <w:t>Read and discuss the named website theory: A joint is a design decision; Machining is permission-based. Complete the linked knowledge check and record a short application response.</w:t>
             </w:r>
@@ -8890,7 +8862,7 @@
                   <w:color w:val="17583F"/>
                   <w:b/>
                   <w:rFonts w:ascii="Arial" w:hAnsi="Arial"/>
-                  <w:sz w:val="15"/>
+                  <w:sz w:val="19"/>
                 </w:rPr>
                 <w:t>Theory: A joint is a design decision</w:t>
               </w:r>
@@ -8906,7 +8878,7 @@
                   <w:color w:val="17583F"/>
                   <w:b/>
                   <w:rFonts w:ascii="Arial" w:hAnsi="Arial"/>
-                  <w:sz w:val="15"/>
+                  <w:sz w:val="19"/>
                 </w:rPr>
                 <w:t>Theory: Machining is permission-based</w:t>
               </w:r>
@@ -8922,7 +8894,7 @@
                   <w:color w:val="17583F"/>
                   <w:b/>
                   <w:rFonts w:ascii="Arial" w:hAnsi="Arial"/>
-                  <w:sz w:val="15"/>
+                  <w:sz w:val="19"/>
                 </w:rPr>
                 <w:t>Knowledge check: Join, machine and finish with purpose</w:t>
               </w:r>
@@ -8938,7 +8910,7 @@
                   <w:color w:val="17583F"/>
                   <w:b/>
                   <w:rFonts w:ascii="Arial" w:hAnsi="Arial"/>
-                  <w:sz w:val="15"/>
+                  <w:sz w:val="19"/>
                 </w:rPr>
                 <w:t>Syllabus learning</w:t>
               </w:r>
@@ -8961,7 +8933,7 @@
                 <w:rFonts w:ascii="Arial" w:hAnsi="Arial"/>
                 <w:b/>
                 <w:color w:val="25342D"/>
-                <w:sz w:val="15"/>
+                <w:sz w:val="19"/>
               </w:rPr>
               <w:t>Outline the processes to apply appropriate finishes to metal projects</w:t>
             </w:r>
@@ -8974,7 +8946,7 @@
                   <w:color w:val="17583F"/>
                   <w:b/>
                   <w:rFonts w:ascii="Arial" w:hAnsi="Arial"/>
-                  <w:sz w:val="14"/>
+                  <w:sz w:val="19"/>
                 </w:rPr>
                 <w:t>Official content</w:t>
               </w:r>
@@ -8988,7 +8960,7 @@
               <w:rPr>
                 <w:rFonts w:ascii="Arial" w:hAnsi="Arial"/>
                 <w:color w:val="25342D"/>
-                <w:sz w:val="15"/>
+                <w:sz w:val="19"/>
               </w:rPr>
               <w:t>Use subject-specific terminology to communicate industrial technology concepts</w:t>
             </w:r>
@@ -9001,7 +8973,7 @@
                   <w:color w:val="17583F"/>
                   <w:b/>
                   <w:rFonts w:ascii="Arial" w:hAnsi="Arial"/>
-                  <w:sz w:val="14"/>
+                  <w:sz w:val="19"/>
                 </w:rPr>
                 <w:t>Official content</w:t>
               </w:r>
@@ -9016,7 +8988,7 @@
                 <w:rFonts w:ascii="Arial" w:hAnsi="Arial"/>
                 <w:b/>
                 <w:color w:val="17583F"/>
-                <w:sz w:val="14"/>
+                <w:sz w:val="19"/>
               </w:rPr>
               <w:t>INT5-COM-01, INT5-ENV-01, INT5-USE-01, INT5-INP-01</w:t>
             </w:r>
@@ -9038,7 +9010,7 @@
                 <w:rFonts w:ascii="Arial" w:hAnsi="Arial"/>
                 <w:b w:val="0"/>
                 <w:color w:val="25342D"/>
-                <w:sz w:val="15"/>
+                <w:sz w:val="19"/>
               </w:rPr>
               <w:t>Named theory/check record — Module 4: A joint is a design decision; Machining is permission-based</w:t>
               <w:br/>
@@ -9068,7 +9040,7 @@
                 <w:rFonts w:ascii="Arial" w:hAnsi="Arial"/>
                 <w:b/>
                 <w:color w:val="25342D"/>
-                <w:sz w:val="16"/>
+                <w:sz w:val="19"/>
               </w:rPr>
               <w:t>32</w:t>
             </w:r>
@@ -9090,7 +9062,7 @@
                 <w:rFonts w:ascii="Arial" w:hAnsi="Arial"/>
                 <w:b/>
                 <w:color w:val="25342D"/>
-                <w:sz w:val="16"/>
+                <w:sz w:val="19"/>
               </w:rPr>
               <w:t>Project/folio</w:t>
             </w:r>
@@ -9112,7 +9084,7 @@
                 <w:rFonts w:ascii="Arial" w:hAnsi="Arial"/>
                 <w:b w:val="0"/>
                 <w:color w:val="25342D"/>
-                <w:sz w:val="15"/>
+                <w:sz w:val="19"/>
               </w:rPr>
               <w:t>Module 4: folio and project decisions</w:t>
             </w:r>
@@ -9133,7 +9105,7 @@
               <w:rPr>
                 <w:rFonts w:ascii="Arial" w:hAnsi="Arial"/>
                 <w:color w:val="25342D"/>
-                <w:sz w:val="16"/>
+                <w:sz w:val="19"/>
               </w:rPr>
               <w:t>Apply Module 4 learning to the current approved project. Update the folio with the relevant decision, supporting evidence, quality check and next step.</w:t>
             </w:r>
@@ -9148,7 +9120,7 @@
                   <w:color w:val="17583F"/>
                   <w:b/>
                   <w:rFonts w:ascii="Arial" w:hAnsi="Arial"/>
-                  <w:sz w:val="15"/>
+                  <w:sz w:val="19"/>
                 </w:rPr>
                 <w:t>Project folio: checkpoint 7</w:t>
               </w:r>
@@ -9170,7 +9142,7 @@
               <w:rPr>
                 <w:rFonts w:ascii="Arial" w:hAnsi="Arial"/>
                 <w:color w:val="25342D"/>
-                <w:sz w:val="15"/>
+                <w:sz w:val="19"/>
               </w:rPr>
               <w:t>Create written texts to document, reflect on and evaluate project development, production and management…</w:t>
             </w:r>
@@ -9183,7 +9155,7 @@
                   <w:color w:val="17583F"/>
                   <w:b/>
                   <w:rFonts w:ascii="Arial" w:hAnsi="Arial"/>
-                  <w:sz w:val="14"/>
+                  <w:sz w:val="19"/>
                 </w:rPr>
                 <w:t>Official content</w:t>
               </w:r>
@@ -9198,7 +9170,7 @@
                 <w:rFonts w:ascii="Arial" w:hAnsi="Arial"/>
                 <w:b/>
                 <w:color w:val="17583F"/>
-                <w:sz w:val="14"/>
+                <w:sz w:val="19"/>
               </w:rPr>
               <w:t>INT5-COM-01, INT5-DES-01, INT5-EVL-01</w:t>
             </w:r>
@@ -9220,7 +9192,7 @@
                 <w:rFonts w:ascii="Arial" w:hAnsi="Arial"/>
                 <w:b w:val="0"/>
                 <w:color w:val="25342D"/>
-                <w:sz w:val="15"/>
+                <w:sz w:val="19"/>
               </w:rPr>
               <w:t>Folio checkpoint 7 — Module 4 decision, supporting evidence and teacher feedback</w:t>
               <w:br/>
@@ -9250,7 +9222,7 @@
                 <w:rFonts w:ascii="Arial" w:hAnsi="Arial"/>
                 <w:b/>
                 <w:color w:val="25342D"/>
-                <w:sz w:val="16"/>
+                <w:sz w:val="19"/>
               </w:rPr>
               <w:t>33</w:t>
             </w:r>
@@ -9272,7 +9244,7 @@
                 <w:rFonts w:ascii="Arial" w:hAnsi="Arial"/>
                 <w:b/>
                 <w:color w:val="25342D"/>
-                <w:sz w:val="16"/>
+                <w:sz w:val="19"/>
               </w:rPr>
               <w:t>Practical</w:t>
             </w:r>
@@ -9294,7 +9266,7 @@
                 <w:rFonts w:ascii="Arial" w:hAnsi="Arial"/>
                 <w:b w:val="0"/>
                 <w:color w:val="25342D"/>
-                <w:sz w:val="15"/>
+                <w:sz w:val="19"/>
               </w:rPr>
               <w:t>Module 4: setup and approved stage</w:t>
             </w:r>
@@ -9315,7 +9287,7 @@
               <w:rPr>
                 <w:rFonts w:ascii="Arial" w:hAnsi="Arial"/>
                 <w:color w:val="25342D"/>
-                <w:sz w:val="16"/>
+                <w:sz w:val="19"/>
               </w:rPr>
               <w:t>Confirm the current teacher-issued plan, hazards, controls, setup, permission and quality hold point. Complete only the demonstrated production stage.</w:t>
             </w:r>
@@ -9330,7 +9302,7 @@
                   <w:color w:val="17583F"/>
                   <w:b/>
                   <w:rFonts w:ascii="Arial" w:hAnsi="Arial"/>
-                  <w:sz w:val="15"/>
+                  <w:sz w:val="19"/>
                 </w:rPr>
                 <w:t>Approved project plan and production evidence</w:t>
               </w:r>
@@ -9352,7 +9324,7 @@
               <w:rPr>
                 <w:rFonts w:ascii="Arial" w:hAnsi="Arial"/>
                 <w:color w:val="25342D"/>
-                <w:sz w:val="15"/>
+                <w:sz w:val="19"/>
               </w:rPr>
               <w:t>Demonstrate safe workshop practices and procedures when using materials, tools and equipment in metal projects</w:t>
             </w:r>
@@ -9365,7 +9337,7 @@
                   <w:color w:val="17583F"/>
                   <w:b/>
                   <w:rFonts w:ascii="Arial" w:hAnsi="Arial"/>
-                  <w:sz w:val="14"/>
+                  <w:sz w:val="19"/>
                 </w:rPr>
                 <w:t>Official content</w:t>
               </w:r>
@@ -9380,7 +9352,7 @@
                 <w:rFonts w:ascii="Arial" w:hAnsi="Arial"/>
                 <w:b/>
                 <w:color w:val="17583F"/>
-                <w:sz w:val="14"/>
+                <w:sz w:val="19"/>
               </w:rPr>
               <w:t>INT5-SAF-01, INT5-USE-01, INT5-INP-01, INT5-PRO-01</w:t>
             </w:r>
@@ -9402,7 +9374,7 @@
                 <w:rFonts w:ascii="Arial" w:hAnsi="Arial"/>
                 <w:b w:val="0"/>
                 <w:color w:val="25342D"/>
-                <w:sz w:val="15"/>
+                <w:sz w:val="19"/>
               </w:rPr>
               <w:t>Practical checkpoint 7A — Safe setup, authorised stage and first quality hold point</w:t>
               <w:br/>
@@ -9432,7 +9404,7 @@
                 <w:rFonts w:ascii="Arial" w:hAnsi="Arial"/>
                 <w:b/>
                 <w:color w:val="25342D"/>
-                <w:sz w:val="16"/>
+                <w:sz w:val="19"/>
               </w:rPr>
               <w:t>34</w:t>
             </w:r>
@@ -9454,7 +9426,7 @@
                 <w:rFonts w:ascii="Arial" w:hAnsi="Arial"/>
                 <w:b/>
                 <w:color w:val="25342D"/>
-                <w:sz w:val="16"/>
+                <w:sz w:val="19"/>
               </w:rPr>
               <w:t>Practical</w:t>
             </w:r>
@@ -9476,7 +9448,7 @@
                 <w:rFonts w:ascii="Arial" w:hAnsi="Arial"/>
                 <w:b w:val="0"/>
                 <w:color w:val="25342D"/>
-                <w:sz w:val="15"/>
+                <w:sz w:val="19"/>
               </w:rPr>
               <w:t>Module 4: controlled production</w:t>
             </w:r>
@@ -9497,7 +9469,7 @@
               <w:rPr>
                 <w:rFonts w:ascii="Arial" w:hAnsi="Arial"/>
                 <w:color w:val="25342D"/>
-                <w:sz w:val="16"/>
+                <w:sz w:val="19"/>
               </w:rPr>
               <w:t>Continue the current teacher-approved production stage. Follow the applicable demonstration, SOP and controls; check accuracy, fit, form or surface quality before continuing.</w:t>
             </w:r>
@@ -9512,7 +9484,7 @@
                   <w:color w:val="17583F"/>
                   <w:b/>
                   <w:rFonts w:ascii="Arial" w:hAnsi="Arial"/>
-                  <w:sz w:val="15"/>
+                  <w:sz w:val="19"/>
                 </w:rPr>
                 <w:t>Approved project plan and production evidence</w:t>
               </w:r>
@@ -9534,7 +9506,7 @@
               <w:rPr>
                 <w:rFonts w:ascii="Arial" w:hAnsi="Arial"/>
                 <w:color w:val="25342D"/>
-                <w:sz w:val="15"/>
+                <w:sz w:val="19"/>
               </w:rPr>
               <w:t>Demonstrate safe workshop practices and procedures when using materials, tools and equipment in metal projects</w:t>
             </w:r>
@@ -9547,7 +9519,7 @@
                   <w:color w:val="17583F"/>
                   <w:b/>
                   <w:rFonts w:ascii="Arial" w:hAnsi="Arial"/>
-                  <w:sz w:val="14"/>
+                  <w:sz w:val="19"/>
                 </w:rPr>
                 <w:t>Official content</w:t>
               </w:r>
@@ -9562,7 +9534,7 @@
                 <w:rFonts w:ascii="Arial" w:hAnsi="Arial"/>
                 <w:b/>
                 <w:color w:val="17583F"/>
-                <w:sz w:val="14"/>
+                <w:sz w:val="19"/>
               </w:rPr>
               <w:t>INT5-SAF-01, INT5-USE-01, INT5-INP-01, INT5-PRO-01</w:t>
             </w:r>
@@ -9584,7 +9556,7 @@
                 <w:rFonts w:ascii="Arial" w:hAnsi="Arial"/>
                 <w:b w:val="0"/>
                 <w:color w:val="25342D"/>
-                <w:sz w:val="15"/>
+                <w:sz w:val="19"/>
               </w:rPr>
               <w:t>Practical checkpoint 7B — Teacher observation of controlled process and named quality check</w:t>
               <w:br/>
@@ -9614,7 +9586,7 @@
                 <w:rFonts w:ascii="Arial" w:hAnsi="Arial"/>
                 <w:b/>
                 <w:color w:val="25342D"/>
-                <w:sz w:val="16"/>
+                <w:sz w:val="19"/>
               </w:rPr>
               <w:t>35</w:t>
             </w:r>
@@ -9636,7 +9608,7 @@
                 <w:rFonts w:ascii="Arial" w:hAnsi="Arial"/>
                 <w:b/>
                 <w:color w:val="25342D"/>
-                <w:sz w:val="16"/>
+                <w:sz w:val="19"/>
               </w:rPr>
               <w:t>Practical</w:t>
             </w:r>
@@ -9658,7 +9630,7 @@
                 <w:rFonts w:ascii="Arial" w:hAnsi="Arial"/>
                 <w:b w:val="0"/>
                 <w:color w:val="25342D"/>
-                <w:sz w:val="15"/>
+                <w:sz w:val="19"/>
               </w:rPr>
               <w:t>Module 4: evidence and review</w:t>
             </w:r>
@@ -9679,7 +9651,7 @@
               <w:rPr>
                 <w:rFonts w:ascii="Arial" w:hAnsi="Arial"/>
                 <w:color w:val="25342D"/>
-                <w:sz w:val="16"/>
+                <w:sz w:val="19"/>
               </w:rPr>
               <w:t>Complete the current approved checkpoint. Photograph or otherwise record the result, annotate the quality finding and response, then clean down and store work safely.</w:t>
             </w:r>
@@ -9694,7 +9666,7 @@
                   <w:color w:val="17583F"/>
                   <w:b/>
                   <w:rFonts w:ascii="Arial" w:hAnsi="Arial"/>
-                  <w:sz w:val="15"/>
+                  <w:sz w:val="19"/>
                 </w:rPr>
                 <w:t>Approved project plan and production evidence</w:t>
               </w:r>
@@ -9716,7 +9688,7 @@
               <w:rPr>
                 <w:rFonts w:ascii="Arial" w:hAnsi="Arial"/>
                 <w:color w:val="25342D"/>
-                <w:sz w:val="15"/>
+                <w:sz w:val="19"/>
               </w:rPr>
               <w:t>Demonstrate safe workshop practices and procedures when using materials, tools and equipment in metal projects</w:t>
             </w:r>
@@ -9729,7 +9701,7 @@
                   <w:color w:val="17583F"/>
                   <w:b/>
                   <w:rFonts w:ascii="Arial" w:hAnsi="Arial"/>
-                  <w:sz w:val="14"/>
+                  <w:sz w:val="19"/>
                 </w:rPr>
                 <w:t>Official content</w:t>
               </w:r>
@@ -9744,7 +9716,7 @@
                 <w:rFonts w:ascii="Arial" w:hAnsi="Arial"/>
                 <w:b/>
                 <w:color w:val="17583F"/>
-                <w:sz w:val="14"/>
+                <w:sz w:val="19"/>
               </w:rPr>
               <w:t>INT5-SAF-01, INT5-USE-01, INT5-INP-01, INT5-PRO-01</w:t>
             </w:r>
@@ -9766,7 +9738,7 @@
                 <w:rFonts w:ascii="Arial" w:hAnsi="Arial"/>
                 <w:b w:val="0"/>
                 <w:color w:val="25342D"/>
-                <w:sz w:val="15"/>
+                <w:sz w:val="19"/>
               </w:rPr>
               <w:t>Practical checkpoint 7C — Checkpoint image or record, annotated quality finding and safe clean-down</w:t>
               <w:br/>
@@ -9777,13 +9749,9 @@
       </w:tr>
     </w:tbl>
     <w:p>
-      <w:r>
-        <w:br w:type="page"/>
-      </w:r>
-    </w:p>
-    <w:p>
       <w:pPr>
         <w:spacing w:after="60"/>
+        <w:pageBreakBefore/>
       </w:pPr>
       <w:r>
         <w:rPr>
@@ -9968,7 +9936,7 @@
                 <w:rFonts w:ascii="Arial" w:hAnsi="Arial"/>
                 <w:b/>
                 <w:color w:val="25342D"/>
-                <w:sz w:val="16"/>
+                <w:sz w:val="19"/>
               </w:rPr>
               <w:t>36</w:t>
             </w:r>
@@ -9990,7 +9958,7 @@
                 <w:rFonts w:ascii="Arial" w:hAnsi="Arial"/>
                 <w:b/>
                 <w:color w:val="25342D"/>
-                <w:sz w:val="16"/>
+                <w:sz w:val="19"/>
               </w:rPr>
               <w:t>Site/theory</w:t>
             </w:r>
@@ -10012,7 +9980,7 @@
                 <w:rFonts w:ascii="Arial" w:hAnsi="Arial"/>
                 <w:b w:val="0"/>
                 <w:color w:val="25342D"/>
-                <w:sz w:val="15"/>
+                <w:sz w:val="19"/>
               </w:rPr>
               <w:t>Module 4: Join, machine and finish with purpose</w:t>
             </w:r>
@@ -10033,7 +10001,7 @@
               <w:rPr>
                 <w:rFonts w:ascii="Arial" w:hAnsi="Arial"/>
                 <w:color w:val="25342D"/>
-                <w:sz w:val="16"/>
+                <w:sz w:val="19"/>
               </w:rPr>
               <w:t>Read and discuss the named website theory: Surface preparation and protection. Complete the linked knowledge check and record a short application response.</w:t>
             </w:r>
@@ -10048,7 +10016,7 @@
                   <w:color w:val="17583F"/>
                   <w:b/>
                   <w:rFonts w:ascii="Arial" w:hAnsi="Arial"/>
-                  <w:sz w:val="15"/>
+                  <w:sz w:val="19"/>
                 </w:rPr>
                 <w:t>Theory: Surface preparation and protection</w:t>
               </w:r>
@@ -10064,7 +10032,7 @@
                   <w:color w:val="17583F"/>
                   <w:b/>
                   <w:rFonts w:ascii="Arial" w:hAnsi="Arial"/>
-                  <w:sz w:val="15"/>
+                  <w:sz w:val="19"/>
                 </w:rPr>
                 <w:t>Knowledge check: Join, machine and finish with purpose</w:t>
               </w:r>
@@ -10080,7 +10048,7 @@
                   <w:color w:val="17583F"/>
                   <w:b/>
                   <w:rFonts w:ascii="Arial" w:hAnsi="Arial"/>
-                  <w:sz w:val="15"/>
+                  <w:sz w:val="19"/>
                 </w:rPr>
                 <w:t>Syllabus learning</w:t>
               </w:r>
@@ -10103,7 +10071,7 @@
                 <w:rFonts w:ascii="Arial" w:hAnsi="Arial"/>
                 <w:b/>
                 <w:color w:val="25342D"/>
-                <w:sz w:val="15"/>
+                <w:sz w:val="19"/>
               </w:rPr>
               <w:t>Describe the effects of the metal industry on society and the environment</w:t>
             </w:r>
@@ -10116,7 +10084,7 @@
                   <w:color w:val="17583F"/>
                   <w:b/>
                   <w:rFonts w:ascii="Arial" w:hAnsi="Arial"/>
-                  <w:sz w:val="14"/>
+                  <w:sz w:val="19"/>
                 </w:rPr>
                 <w:t>Official content</w:t>
               </w:r>
@@ -10130,7 +10098,7 @@
               <w:rPr>
                 <w:rFonts w:ascii="Arial" w:hAnsi="Arial"/>
                 <w:color w:val="25342D"/>
-                <w:sz w:val="15"/>
+                <w:sz w:val="19"/>
               </w:rPr>
               <w:t>Use subject-specific terminology to communicate industrial technology concepts</w:t>
             </w:r>
@@ -10143,7 +10111,7 @@
                   <w:color w:val="17583F"/>
                   <w:b/>
                   <w:rFonts w:ascii="Arial" w:hAnsi="Arial"/>
-                  <w:sz w:val="14"/>
+                  <w:sz w:val="19"/>
                 </w:rPr>
                 <w:t>Official content</w:t>
               </w:r>
@@ -10158,7 +10126,7 @@
                 <w:rFonts w:ascii="Arial" w:hAnsi="Arial"/>
                 <w:b/>
                 <w:color w:val="17583F"/>
-                <w:sz w:val="14"/>
+                <w:sz w:val="19"/>
               </w:rPr>
               <w:t>INT5-COM-01, INT5-IND-01, INT5-ENV-01, INT5-USE-01</w:t>
             </w:r>
@@ -10180,7 +10148,7 @@
                 <w:rFonts w:ascii="Arial" w:hAnsi="Arial"/>
                 <w:b w:val="0"/>
                 <w:color w:val="25342D"/>
-                <w:sz w:val="15"/>
+                <w:sz w:val="19"/>
               </w:rPr>
               <w:t>Named theory/check record — Module 4: Surface preparation and protection</w:t>
               <w:br/>
@@ -10210,7 +10178,7 @@
                 <w:rFonts w:ascii="Arial" w:hAnsi="Arial"/>
                 <w:b/>
                 <w:color w:val="25342D"/>
-                <w:sz w:val="16"/>
+                <w:sz w:val="19"/>
               </w:rPr>
               <w:t>37</w:t>
             </w:r>
@@ -10232,7 +10200,7 @@
                 <w:rFonts w:ascii="Arial" w:hAnsi="Arial"/>
                 <w:b/>
                 <w:color w:val="25342D"/>
-                <w:sz w:val="16"/>
+                <w:sz w:val="19"/>
               </w:rPr>
               <w:t>Project/folio</w:t>
             </w:r>
@@ -10254,7 +10222,7 @@
                 <w:rFonts w:ascii="Arial" w:hAnsi="Arial"/>
                 <w:b w:val="0"/>
                 <w:color w:val="25342D"/>
-                <w:sz w:val="15"/>
+                <w:sz w:val="19"/>
               </w:rPr>
               <w:t>Module 4: folio and project decisions</w:t>
             </w:r>
@@ -10275,7 +10243,7 @@
               <w:rPr>
                 <w:rFonts w:ascii="Arial" w:hAnsi="Arial"/>
                 <w:color w:val="25342D"/>
-                <w:sz w:val="16"/>
+                <w:sz w:val="19"/>
               </w:rPr>
               <w:t>Apply Module 4 learning to the current approved project. Update the folio with the relevant decision, supporting evidence, quality check and next step.</w:t>
             </w:r>
@@ -10290,7 +10258,7 @@
                   <w:color w:val="17583F"/>
                   <w:b/>
                   <w:rFonts w:ascii="Arial" w:hAnsi="Arial"/>
-                  <w:sz w:val="15"/>
+                  <w:sz w:val="19"/>
                 </w:rPr>
                 <w:t>Project folio: checkpoint 8</w:t>
               </w:r>
@@ -10312,7 +10280,7 @@
               <w:rPr>
                 <w:rFonts w:ascii="Arial" w:hAnsi="Arial"/>
                 <w:color w:val="25342D"/>
-                <w:sz w:val="15"/>
+                <w:sz w:val="19"/>
               </w:rPr>
               <w:t>Create written texts to document, reflect on and evaluate project development, production and management…</w:t>
             </w:r>
@@ -10325,7 +10293,7 @@
                   <w:color w:val="17583F"/>
                   <w:b/>
                   <w:rFonts w:ascii="Arial" w:hAnsi="Arial"/>
-                  <w:sz w:val="14"/>
+                  <w:sz w:val="19"/>
                 </w:rPr>
                 <w:t>Official content</w:t>
               </w:r>
@@ -10340,7 +10308,7 @@
                 <w:rFonts w:ascii="Arial" w:hAnsi="Arial"/>
                 <w:b/>
                 <w:color w:val="17583F"/>
-                <w:sz w:val="14"/>
+                <w:sz w:val="19"/>
               </w:rPr>
               <w:t>INT5-COM-01, INT5-DES-01, INT5-EVL-01</w:t>
             </w:r>
@@ -10362,7 +10330,7 @@
                 <w:rFonts w:ascii="Arial" w:hAnsi="Arial"/>
                 <w:b w:val="0"/>
                 <w:color w:val="25342D"/>
-                <w:sz w:val="15"/>
+                <w:sz w:val="19"/>
               </w:rPr>
               <w:t>Folio checkpoint 8 — Module 4 decision, supporting evidence and teacher feedback</w:t>
               <w:br/>
@@ -10392,7 +10360,7 @@
                 <w:rFonts w:ascii="Arial" w:hAnsi="Arial"/>
                 <w:b/>
                 <w:color w:val="25342D"/>
-                <w:sz w:val="16"/>
+                <w:sz w:val="19"/>
               </w:rPr>
               <w:t>38</w:t>
             </w:r>
@@ -10414,7 +10382,7 @@
                 <w:rFonts w:ascii="Arial" w:hAnsi="Arial"/>
                 <w:b/>
                 <w:color w:val="25342D"/>
-                <w:sz w:val="16"/>
+                <w:sz w:val="19"/>
               </w:rPr>
               <w:t>Practical</w:t>
             </w:r>
@@ -10436,7 +10404,7 @@
                 <w:rFonts w:ascii="Arial" w:hAnsi="Arial"/>
                 <w:b w:val="0"/>
                 <w:color w:val="25342D"/>
-                <w:sz w:val="15"/>
+                <w:sz w:val="19"/>
               </w:rPr>
               <w:t>Module 4: setup and approved stage</w:t>
             </w:r>
@@ -10457,7 +10425,7 @@
               <w:rPr>
                 <w:rFonts w:ascii="Arial" w:hAnsi="Arial"/>
                 <w:color w:val="25342D"/>
-                <w:sz w:val="16"/>
+                <w:sz w:val="19"/>
               </w:rPr>
               <w:t>Confirm the current teacher-issued plan, hazards, controls, setup, permission and quality hold point. Complete only the demonstrated production stage.</w:t>
             </w:r>
@@ -10472,7 +10440,7 @@
                   <w:color w:val="17583F"/>
                   <w:b/>
                   <w:rFonts w:ascii="Arial" w:hAnsi="Arial"/>
-                  <w:sz w:val="15"/>
+                  <w:sz w:val="19"/>
                 </w:rPr>
                 <w:t>Approved project plan and production evidence</w:t>
               </w:r>
@@ -10494,7 +10462,7 @@
               <w:rPr>
                 <w:rFonts w:ascii="Arial" w:hAnsi="Arial"/>
                 <w:color w:val="25342D"/>
-                <w:sz w:val="15"/>
+                <w:sz w:val="19"/>
               </w:rPr>
               <w:t>Demonstrate safe workshop practices and procedures when using materials, tools and equipment in metal projects</w:t>
             </w:r>
@@ -10507,7 +10475,7 @@
                   <w:color w:val="17583F"/>
                   <w:b/>
                   <w:rFonts w:ascii="Arial" w:hAnsi="Arial"/>
-                  <w:sz w:val="14"/>
+                  <w:sz w:val="19"/>
                 </w:rPr>
                 <w:t>Official content</w:t>
               </w:r>
@@ -10522,7 +10490,7 @@
                 <w:rFonts w:ascii="Arial" w:hAnsi="Arial"/>
                 <w:b/>
                 <w:color w:val="17583F"/>
-                <w:sz w:val="14"/>
+                <w:sz w:val="19"/>
               </w:rPr>
               <w:t>INT5-SAF-01, INT5-USE-01, INT5-INP-01, INT5-PRO-01</w:t>
             </w:r>
@@ -10544,7 +10512,7 @@
                 <w:rFonts w:ascii="Arial" w:hAnsi="Arial"/>
                 <w:b w:val="0"/>
                 <w:color w:val="25342D"/>
-                <w:sz w:val="15"/>
+                <w:sz w:val="19"/>
               </w:rPr>
               <w:t>Practical checkpoint 8A — Safe setup, authorised stage and first quality hold point</w:t>
               <w:br/>
@@ -10574,7 +10542,7 @@
                 <w:rFonts w:ascii="Arial" w:hAnsi="Arial"/>
                 <w:b/>
                 <w:color w:val="25342D"/>
-                <w:sz w:val="16"/>
+                <w:sz w:val="19"/>
               </w:rPr>
               <w:t>39</w:t>
             </w:r>
@@ -10596,7 +10564,7 @@
                 <w:rFonts w:ascii="Arial" w:hAnsi="Arial"/>
                 <w:b/>
                 <w:color w:val="25342D"/>
-                <w:sz w:val="16"/>
+                <w:sz w:val="19"/>
               </w:rPr>
               <w:t>Practical</w:t>
             </w:r>
@@ -10618,7 +10586,7 @@
                 <w:rFonts w:ascii="Arial" w:hAnsi="Arial"/>
                 <w:b w:val="0"/>
                 <w:color w:val="25342D"/>
-                <w:sz w:val="15"/>
+                <w:sz w:val="19"/>
               </w:rPr>
               <w:t>Module 4: controlled production</w:t>
             </w:r>
@@ -10639,7 +10607,7 @@
               <w:rPr>
                 <w:rFonts w:ascii="Arial" w:hAnsi="Arial"/>
                 <w:color w:val="25342D"/>
-                <w:sz w:val="16"/>
+                <w:sz w:val="19"/>
               </w:rPr>
               <w:t>Continue the current teacher-approved production stage. Follow the applicable demonstration, SOP and controls; check accuracy, fit, form or surface quality before continuing.</w:t>
             </w:r>
@@ -10654,7 +10622,7 @@
                   <w:color w:val="17583F"/>
                   <w:b/>
                   <w:rFonts w:ascii="Arial" w:hAnsi="Arial"/>
-                  <w:sz w:val="15"/>
+                  <w:sz w:val="19"/>
                 </w:rPr>
                 <w:t>Approved project plan and production evidence</w:t>
               </w:r>
@@ -10676,7 +10644,7 @@
               <w:rPr>
                 <w:rFonts w:ascii="Arial" w:hAnsi="Arial"/>
                 <w:color w:val="25342D"/>
-                <w:sz w:val="15"/>
+                <w:sz w:val="19"/>
               </w:rPr>
               <w:t>Demonstrate safe workshop practices and procedures when using materials, tools and equipment in metal projects</w:t>
             </w:r>
@@ -10689,7 +10657,7 @@
                   <w:color w:val="17583F"/>
                   <w:b/>
                   <w:rFonts w:ascii="Arial" w:hAnsi="Arial"/>
-                  <w:sz w:val="14"/>
+                  <w:sz w:val="19"/>
                 </w:rPr>
                 <w:t>Official content</w:t>
               </w:r>
@@ -10704,7 +10672,7 @@
                 <w:rFonts w:ascii="Arial" w:hAnsi="Arial"/>
                 <w:b/>
                 <w:color w:val="17583F"/>
-                <w:sz w:val="14"/>
+                <w:sz w:val="19"/>
               </w:rPr>
               <w:t>INT5-SAF-01, INT5-USE-01, INT5-INP-01, INT5-PRO-01</w:t>
             </w:r>
@@ -10726,7 +10694,7 @@
                 <w:rFonts w:ascii="Arial" w:hAnsi="Arial"/>
                 <w:b w:val="0"/>
                 <w:color w:val="25342D"/>
-                <w:sz w:val="15"/>
+                <w:sz w:val="19"/>
               </w:rPr>
               <w:t>Practical checkpoint 8B — Teacher observation of controlled process and named quality check</w:t>
               <w:br/>
@@ -10756,7 +10724,7 @@
                 <w:rFonts w:ascii="Arial" w:hAnsi="Arial"/>
                 <w:b/>
                 <w:color w:val="25342D"/>
-                <w:sz w:val="16"/>
+                <w:sz w:val="19"/>
               </w:rPr>
               <w:t>40</w:t>
             </w:r>
@@ -10778,7 +10746,7 @@
                 <w:rFonts w:ascii="Arial" w:hAnsi="Arial"/>
                 <w:b/>
                 <w:color w:val="25342D"/>
-                <w:sz w:val="16"/>
+                <w:sz w:val="19"/>
               </w:rPr>
               <w:t>Practical</w:t>
             </w:r>
@@ -10800,7 +10768,7 @@
                 <w:rFonts w:ascii="Arial" w:hAnsi="Arial"/>
                 <w:b w:val="0"/>
                 <w:color w:val="25342D"/>
-                <w:sz w:val="15"/>
+                <w:sz w:val="19"/>
               </w:rPr>
               <w:t>Module 4: evidence and review</w:t>
             </w:r>
@@ -10821,7 +10789,7 @@
               <w:rPr>
                 <w:rFonts w:ascii="Arial" w:hAnsi="Arial"/>
                 <w:color w:val="25342D"/>
-                <w:sz w:val="16"/>
+                <w:sz w:val="19"/>
               </w:rPr>
               <w:t>Complete the current approved checkpoint. Photograph or otherwise record the result, annotate the quality finding and response, then clean down and store work safely.</w:t>
             </w:r>
@@ -10836,7 +10804,7 @@
                   <w:color w:val="17583F"/>
                   <w:b/>
                   <w:rFonts w:ascii="Arial" w:hAnsi="Arial"/>
-                  <w:sz w:val="15"/>
+                  <w:sz w:val="19"/>
                 </w:rPr>
                 <w:t>Approved project plan and production evidence</w:t>
               </w:r>
@@ -10858,7 +10826,7 @@
               <w:rPr>
                 <w:rFonts w:ascii="Arial" w:hAnsi="Arial"/>
                 <w:color w:val="25342D"/>
-                <w:sz w:val="15"/>
+                <w:sz w:val="19"/>
               </w:rPr>
               <w:t>Demonstrate safe workshop practices and procedures when using materials, tools and equipment in metal projects</w:t>
             </w:r>
@@ -10871,7 +10839,7 @@
                   <w:color w:val="17583F"/>
                   <w:b/>
                   <w:rFonts w:ascii="Arial" w:hAnsi="Arial"/>
-                  <w:sz w:val="14"/>
+                  <w:sz w:val="19"/>
                 </w:rPr>
                 <w:t>Official content</w:t>
               </w:r>
@@ -10886,7 +10854,7 @@
                 <w:rFonts w:ascii="Arial" w:hAnsi="Arial"/>
                 <w:b/>
                 <w:color w:val="17583F"/>
-                <w:sz w:val="14"/>
+                <w:sz w:val="19"/>
               </w:rPr>
               <w:t>INT5-SAF-01, INT5-USE-01, INT5-INP-01, INT5-PRO-01</w:t>
             </w:r>
@@ -10908,7 +10876,7 @@
                 <w:rFonts w:ascii="Arial" w:hAnsi="Arial"/>
                 <w:b w:val="0"/>
                 <w:color w:val="25342D"/>
-                <w:sz w:val="15"/>
+                <w:sz w:val="19"/>
               </w:rPr>
               <w:t>Practical checkpoint 8C — Checkpoint image or record, annotated quality finding and safe clean-down</w:t>
               <w:br/>
@@ -10919,13 +10887,9 @@
       </w:tr>
     </w:tbl>
     <w:p>
-      <w:r>
-        <w:br w:type="page"/>
-      </w:r>
-    </w:p>
-    <w:p>
       <w:pPr>
         <w:spacing w:after="60"/>
+        <w:pageBreakBefore/>
       </w:pPr>
       <w:r>
         <w:rPr>
@@ -11110,7 +11074,7 @@
                 <w:rFonts w:ascii="Arial" w:hAnsi="Arial"/>
                 <w:b/>
                 <w:color w:val="25342D"/>
-                <w:sz w:val="16"/>
+                <w:sz w:val="19"/>
               </w:rPr>
               <w:t>41</w:t>
             </w:r>
@@ -11132,7 +11096,7 @@
                 <w:rFonts w:ascii="Arial" w:hAnsi="Arial"/>
                 <w:b/>
                 <w:color w:val="25342D"/>
-                <w:sz w:val="16"/>
+                <w:sz w:val="19"/>
               </w:rPr>
               <w:t>Site/theory</w:t>
             </w:r>
@@ -11154,7 +11118,7 @@
                 <w:rFonts w:ascii="Arial" w:hAnsi="Arial"/>
                 <w:b w:val="0"/>
                 <w:color w:val="25342D"/>
-                <w:sz w:val="15"/>
+                <w:sz w:val="19"/>
               </w:rPr>
               <w:t>Module 5: Technology, quality and evaluation</w:t>
             </w:r>
@@ -11175,7 +11139,7 @@
               <w:rPr>
                 <w:rFonts w:ascii="Arial" w:hAnsi="Arial"/>
                 <w:color w:val="25342D"/>
-                <w:sz w:val="16"/>
+                <w:sz w:val="19"/>
               </w:rPr>
               <w:t>Read and discuss the named website theory: Quality, technology and evaluation; Current and emerging manufacturing. Complete the linked knowledge check and record a short application response.</w:t>
             </w:r>
@@ -11190,7 +11154,7 @@
                   <w:color w:val="17583F"/>
                   <w:b/>
                   <w:rFonts w:ascii="Arial" w:hAnsi="Arial"/>
-                  <w:sz w:val="15"/>
+                  <w:sz w:val="19"/>
                 </w:rPr>
                 <w:t>Theory: Quality, technology and evaluation</w:t>
               </w:r>
@@ -11206,7 +11170,7 @@
                   <w:color w:val="17583F"/>
                   <w:b/>
                   <w:rFonts w:ascii="Arial" w:hAnsi="Arial"/>
-                  <w:sz w:val="15"/>
+                  <w:sz w:val="19"/>
                 </w:rPr>
                 <w:t>Theory: Current and emerging manufacturing</w:t>
               </w:r>
@@ -11222,7 +11186,7 @@
                   <w:color w:val="17583F"/>
                   <w:b/>
                   <w:rFonts w:ascii="Arial" w:hAnsi="Arial"/>
-                  <w:sz w:val="15"/>
+                  <w:sz w:val="19"/>
                 </w:rPr>
                 <w:t>Knowledge check: Technology, quality and evaluation</w:t>
               </w:r>
@@ -11238,7 +11202,7 @@
                   <w:color w:val="17583F"/>
                   <w:b/>
                   <w:rFonts w:ascii="Arial" w:hAnsi="Arial"/>
-                  <w:sz w:val="15"/>
+                  <w:sz w:val="19"/>
                 </w:rPr>
                 <w:t>Toolbox theory: advanced manufacturing</w:t>
               </w:r>
@@ -11254,7 +11218,7 @@
                   <w:color w:val="17583F"/>
                   <w:b/>
                   <w:rFonts w:ascii="Arial" w:hAnsi="Arial"/>
-                  <w:sz w:val="15"/>
+                  <w:sz w:val="19"/>
                 </w:rPr>
                 <w:t>Syllabus learning</w:t>
               </w:r>
@@ -11277,7 +11241,7 @@
                 <w:rFonts w:ascii="Arial" w:hAnsi="Arial"/>
                 <w:b/>
                 <w:color w:val="25342D"/>
-                <w:sz w:val="15"/>
+                <w:sz w:val="19"/>
               </w:rPr>
               <w:t>Investigate advanced manufacturing techniques to assist in the production of projects in the metal industry</w:t>
             </w:r>
@@ -11290,7 +11254,7 @@
                   <w:color w:val="17583F"/>
                   <w:b/>
                   <w:rFonts w:ascii="Arial" w:hAnsi="Arial"/>
-                  <w:sz w:val="14"/>
+                  <w:sz w:val="19"/>
                 </w:rPr>
                 <w:t>Official content</w:t>
               </w:r>
@@ -11305,7 +11269,7 @@
                 <w:rFonts w:ascii="Arial" w:hAnsi="Arial"/>
                 <w:b/>
                 <w:color w:val="25342D"/>
-                <w:sz w:val="15"/>
+                <w:sz w:val="19"/>
               </w:rPr>
               <w:t>Discuss how metal industry practices evolve in response to changes in technology, society and the environment</w:t>
             </w:r>
@@ -11318,7 +11282,7 @@
                   <w:color w:val="17583F"/>
                   <w:b/>
                   <w:rFonts w:ascii="Arial" w:hAnsi="Arial"/>
-                  <w:sz w:val="14"/>
+                  <w:sz w:val="19"/>
                 </w:rPr>
                 <w:t>Official content</w:t>
               </w:r>
@@ -11332,7 +11296,7 @@
               <w:rPr>
                 <w:rFonts w:ascii="Arial" w:hAnsi="Arial"/>
                 <w:color w:val="25342D"/>
-                <w:sz w:val="15"/>
+                <w:sz w:val="19"/>
               </w:rPr>
               <w:t>Use subject-specific terminology to communicate industrial technology concepts</w:t>
             </w:r>
@@ -11345,7 +11309,7 @@
                   <w:color w:val="17583F"/>
                   <w:b/>
                   <w:rFonts w:ascii="Arial" w:hAnsi="Arial"/>
-                  <w:sz w:val="14"/>
+                  <w:sz w:val="19"/>
                 </w:rPr>
                 <w:t>Official content</w:t>
               </w:r>
@@ -11360,7 +11324,7 @@
                 <w:rFonts w:ascii="Arial" w:hAnsi="Arial"/>
                 <w:b/>
                 <w:color w:val="17583F"/>
-                <w:sz w:val="14"/>
+                <w:sz w:val="19"/>
               </w:rPr>
               <w:t>INT5-COM-01, INT5-ENV-01, INT5-USE-01, INT5-INP-01, INT5-IND-01</w:t>
             </w:r>
@@ -11382,7 +11346,7 @@
                 <w:rFonts w:ascii="Arial" w:hAnsi="Arial"/>
                 <w:b w:val="0"/>
                 <w:color w:val="25342D"/>
-                <w:sz w:val="15"/>
+                <w:sz w:val="19"/>
               </w:rPr>
               <w:t>Named theory/check record — Module 5: Quality, technology and evaluation; Current and emerging manufacturing</w:t>
               <w:br/>
@@ -11412,7 +11376,7 @@
                 <w:rFonts w:ascii="Arial" w:hAnsi="Arial"/>
                 <w:b/>
                 <w:color w:val="25342D"/>
-                <w:sz w:val="16"/>
+                <w:sz w:val="19"/>
               </w:rPr>
               <w:t>42</w:t>
             </w:r>
@@ -11434,7 +11398,7 @@
                 <w:rFonts w:ascii="Arial" w:hAnsi="Arial"/>
                 <w:b/>
                 <w:color w:val="25342D"/>
-                <w:sz w:val="16"/>
+                <w:sz w:val="19"/>
               </w:rPr>
               <w:t>Project/folio</w:t>
             </w:r>
@@ -11456,7 +11420,7 @@
                 <w:rFonts w:ascii="Arial" w:hAnsi="Arial"/>
                 <w:b w:val="0"/>
                 <w:color w:val="25342D"/>
-                <w:sz w:val="15"/>
+                <w:sz w:val="19"/>
               </w:rPr>
               <w:t>Module 5: folio and project decisions</w:t>
             </w:r>
@@ -11477,7 +11441,7 @@
               <w:rPr>
                 <w:rFonts w:ascii="Arial" w:hAnsi="Arial"/>
                 <w:color w:val="25342D"/>
-                <w:sz w:val="16"/>
+                <w:sz w:val="19"/>
               </w:rPr>
               <w:t>Apply Module 5 learning to the current approved project. Update the folio with the relevant decision, supporting evidence, quality check and next step.</w:t>
             </w:r>
@@ -11492,7 +11456,7 @@
                   <w:color w:val="17583F"/>
                   <w:b/>
                   <w:rFonts w:ascii="Arial" w:hAnsi="Arial"/>
-                  <w:sz w:val="15"/>
+                  <w:sz w:val="19"/>
                 </w:rPr>
                 <w:t>Project folio: checkpoint 9</w:t>
               </w:r>
@@ -11514,7 +11478,7 @@
               <w:rPr>
                 <w:rFonts w:ascii="Arial" w:hAnsi="Arial"/>
                 <w:color w:val="25342D"/>
-                <w:sz w:val="15"/>
+                <w:sz w:val="19"/>
               </w:rPr>
               <w:t>Create written texts to document, reflect on and evaluate project development, production and management…</w:t>
             </w:r>
@@ -11527,7 +11491,7 @@
                   <w:color w:val="17583F"/>
                   <w:b/>
                   <w:rFonts w:ascii="Arial" w:hAnsi="Arial"/>
-                  <w:sz w:val="14"/>
+                  <w:sz w:val="19"/>
                 </w:rPr>
                 <w:t>Official content</w:t>
               </w:r>
@@ -11542,7 +11506,7 @@
                 <w:rFonts w:ascii="Arial" w:hAnsi="Arial"/>
                 <w:b/>
                 <w:color w:val="17583F"/>
-                <w:sz w:val="14"/>
+                <w:sz w:val="19"/>
               </w:rPr>
               <w:t>INT5-COM-01, INT5-DES-01, INT5-EVL-01</w:t>
             </w:r>
@@ -11564,7 +11528,7 @@
                 <w:rFonts w:ascii="Arial" w:hAnsi="Arial"/>
                 <w:b w:val="0"/>
                 <w:color w:val="25342D"/>
-                <w:sz w:val="15"/>
+                <w:sz w:val="19"/>
               </w:rPr>
               <w:t>Folio checkpoint 9 — Module 5 decision, supporting evidence and teacher feedback</w:t>
               <w:br/>
@@ -11594,7 +11558,7 @@
                 <w:rFonts w:ascii="Arial" w:hAnsi="Arial"/>
                 <w:b/>
                 <w:color w:val="25342D"/>
-                <w:sz w:val="16"/>
+                <w:sz w:val="19"/>
               </w:rPr>
               <w:t>43</w:t>
             </w:r>
@@ -11616,7 +11580,7 @@
                 <w:rFonts w:ascii="Arial" w:hAnsi="Arial"/>
                 <w:b/>
                 <w:color w:val="25342D"/>
-                <w:sz w:val="16"/>
+                <w:sz w:val="19"/>
               </w:rPr>
               <w:t>Practical</w:t>
             </w:r>
@@ -11638,7 +11602,7 @@
                 <w:rFonts w:ascii="Arial" w:hAnsi="Arial"/>
                 <w:b w:val="0"/>
                 <w:color w:val="25342D"/>
-                <w:sz w:val="15"/>
+                <w:sz w:val="19"/>
               </w:rPr>
               <w:t>Module 5: setup and approved stage</w:t>
             </w:r>
@@ -11659,7 +11623,7 @@
               <w:rPr>
                 <w:rFonts w:ascii="Arial" w:hAnsi="Arial"/>
                 <w:color w:val="25342D"/>
-                <w:sz w:val="16"/>
+                <w:sz w:val="19"/>
               </w:rPr>
               <w:t>Confirm the current teacher-issued plan, hazards, controls, setup, permission and quality hold point. Complete only the demonstrated production stage.</w:t>
             </w:r>
@@ -11674,7 +11638,7 @@
                   <w:color w:val="17583F"/>
                   <w:b/>
                   <w:rFonts w:ascii="Arial" w:hAnsi="Arial"/>
-                  <w:sz w:val="15"/>
+                  <w:sz w:val="19"/>
                 </w:rPr>
                 <w:t>Approved project plan and production evidence</w:t>
               </w:r>
@@ -11696,7 +11660,7 @@
               <w:rPr>
                 <w:rFonts w:ascii="Arial" w:hAnsi="Arial"/>
                 <w:color w:val="25342D"/>
-                <w:sz w:val="15"/>
+                <w:sz w:val="19"/>
               </w:rPr>
               <w:t>Demonstrate safe workshop practices and procedures when using materials, tools and equipment in metal projects</w:t>
             </w:r>
@@ -11709,7 +11673,7 @@
                   <w:color w:val="17583F"/>
                   <w:b/>
                   <w:rFonts w:ascii="Arial" w:hAnsi="Arial"/>
-                  <w:sz w:val="14"/>
+                  <w:sz w:val="19"/>
                 </w:rPr>
                 <w:t>Official content</w:t>
               </w:r>
@@ -11724,7 +11688,7 @@
                 <w:rFonts w:ascii="Arial" w:hAnsi="Arial"/>
                 <w:b/>
                 <w:color w:val="17583F"/>
-                <w:sz w:val="14"/>
+                <w:sz w:val="19"/>
               </w:rPr>
               <w:t>INT5-SAF-01, INT5-USE-01, INT5-INP-01, INT5-PRO-01</w:t>
             </w:r>
@@ -11746,7 +11710,7 @@
                 <w:rFonts w:ascii="Arial" w:hAnsi="Arial"/>
                 <w:b w:val="0"/>
                 <w:color w:val="25342D"/>
-                <w:sz w:val="15"/>
+                <w:sz w:val="19"/>
               </w:rPr>
               <w:t>Practical checkpoint 9A — Safe setup, authorised stage and first quality hold point</w:t>
               <w:br/>
@@ -11776,7 +11740,7 @@
                 <w:rFonts w:ascii="Arial" w:hAnsi="Arial"/>
                 <w:b/>
                 <w:color w:val="25342D"/>
-                <w:sz w:val="16"/>
+                <w:sz w:val="19"/>
               </w:rPr>
               <w:t>44</w:t>
             </w:r>
@@ -11798,7 +11762,7 @@
                 <w:rFonts w:ascii="Arial" w:hAnsi="Arial"/>
                 <w:b/>
                 <w:color w:val="25342D"/>
-                <w:sz w:val="16"/>
+                <w:sz w:val="19"/>
               </w:rPr>
               <w:t>Practical</w:t>
             </w:r>
@@ -11820,7 +11784,7 @@
                 <w:rFonts w:ascii="Arial" w:hAnsi="Arial"/>
                 <w:b w:val="0"/>
                 <w:color w:val="25342D"/>
-                <w:sz w:val="15"/>
+                <w:sz w:val="19"/>
               </w:rPr>
               <w:t>Module 5: controlled production</w:t>
             </w:r>
@@ -11841,7 +11805,7 @@
               <w:rPr>
                 <w:rFonts w:ascii="Arial" w:hAnsi="Arial"/>
                 <w:color w:val="25342D"/>
-                <w:sz w:val="16"/>
+                <w:sz w:val="19"/>
               </w:rPr>
               <w:t>Continue the current teacher-approved production stage. Follow the applicable demonstration, SOP and controls; check accuracy, fit, form or surface quality before continuing.</w:t>
             </w:r>
@@ -11856,7 +11820,7 @@
                   <w:color w:val="17583F"/>
                   <w:b/>
                   <w:rFonts w:ascii="Arial" w:hAnsi="Arial"/>
-                  <w:sz w:val="15"/>
+                  <w:sz w:val="19"/>
                 </w:rPr>
                 <w:t>Approved project plan and production evidence</w:t>
               </w:r>
@@ -11878,7 +11842,7 @@
               <w:rPr>
                 <w:rFonts w:ascii="Arial" w:hAnsi="Arial"/>
                 <w:color w:val="25342D"/>
-                <w:sz w:val="15"/>
+                <w:sz w:val="19"/>
               </w:rPr>
               <w:t>Demonstrate safe workshop practices and procedures when using materials, tools and equipment in metal projects</w:t>
             </w:r>
@@ -11891,7 +11855,7 @@
                   <w:color w:val="17583F"/>
                   <w:b/>
                   <w:rFonts w:ascii="Arial" w:hAnsi="Arial"/>
-                  <w:sz w:val="14"/>
+                  <w:sz w:val="19"/>
                 </w:rPr>
                 <w:t>Official content</w:t>
               </w:r>
@@ -11906,7 +11870,7 @@
                 <w:rFonts w:ascii="Arial" w:hAnsi="Arial"/>
                 <w:b/>
                 <w:color w:val="17583F"/>
-                <w:sz w:val="14"/>
+                <w:sz w:val="19"/>
               </w:rPr>
               <w:t>INT5-SAF-01, INT5-USE-01, INT5-INP-01, INT5-PRO-01</w:t>
             </w:r>
@@ -11928,7 +11892,7 @@
                 <w:rFonts w:ascii="Arial" w:hAnsi="Arial"/>
                 <w:b w:val="0"/>
                 <w:color w:val="25342D"/>
-                <w:sz w:val="15"/>
+                <w:sz w:val="19"/>
               </w:rPr>
               <w:t>Practical checkpoint 9B — Teacher observation of controlled process and named quality check</w:t>
               <w:br/>
@@ -11958,7 +11922,7 @@
                 <w:rFonts w:ascii="Arial" w:hAnsi="Arial"/>
                 <w:b/>
                 <w:color w:val="25342D"/>
-                <w:sz w:val="16"/>
+                <w:sz w:val="19"/>
               </w:rPr>
               <w:t>45</w:t>
             </w:r>
@@ -11980,7 +11944,7 @@
                 <w:rFonts w:ascii="Arial" w:hAnsi="Arial"/>
                 <w:b/>
                 <w:color w:val="25342D"/>
-                <w:sz w:val="16"/>
+                <w:sz w:val="19"/>
               </w:rPr>
               <w:t>Practical</w:t>
             </w:r>
@@ -12002,7 +11966,7 @@
                 <w:rFonts w:ascii="Arial" w:hAnsi="Arial"/>
                 <w:b w:val="0"/>
                 <w:color w:val="25342D"/>
-                <w:sz w:val="15"/>
+                <w:sz w:val="19"/>
               </w:rPr>
               <w:t>Module 5: evidence and review</w:t>
             </w:r>
@@ -12023,7 +11987,7 @@
               <w:rPr>
                 <w:rFonts w:ascii="Arial" w:hAnsi="Arial"/>
                 <w:color w:val="25342D"/>
-                <w:sz w:val="16"/>
+                <w:sz w:val="19"/>
               </w:rPr>
               <w:t>Complete the current approved checkpoint. Photograph or otherwise record the result, annotate the quality finding and response, then clean down and store work safely.</w:t>
             </w:r>
@@ -12038,7 +12002,7 @@
                   <w:color w:val="17583F"/>
                   <w:b/>
                   <w:rFonts w:ascii="Arial" w:hAnsi="Arial"/>
-                  <w:sz w:val="15"/>
+                  <w:sz w:val="19"/>
                 </w:rPr>
                 <w:t>Approved project plan and production evidence</w:t>
               </w:r>
@@ -12060,7 +12024,7 @@
               <w:rPr>
                 <w:rFonts w:ascii="Arial" w:hAnsi="Arial"/>
                 <w:color w:val="25342D"/>
-                <w:sz w:val="15"/>
+                <w:sz w:val="19"/>
               </w:rPr>
               <w:t>Demonstrate safe workshop practices and procedures when using materials, tools and equipment in metal projects</w:t>
             </w:r>
@@ -12073,7 +12037,7 @@
                   <w:color w:val="17583F"/>
                   <w:b/>
                   <w:rFonts w:ascii="Arial" w:hAnsi="Arial"/>
-                  <w:sz w:val="14"/>
+                  <w:sz w:val="19"/>
                 </w:rPr>
                 <w:t>Official content</w:t>
               </w:r>
@@ -12088,7 +12052,7 @@
                 <w:rFonts w:ascii="Arial" w:hAnsi="Arial"/>
                 <w:b/>
                 <w:color w:val="17583F"/>
-                <w:sz w:val="14"/>
+                <w:sz w:val="19"/>
               </w:rPr>
               <w:t>INT5-SAF-01, INT5-USE-01, INT5-INP-01, INT5-PRO-01</w:t>
             </w:r>
@@ -12110,7 +12074,7 @@
                 <w:rFonts w:ascii="Arial" w:hAnsi="Arial"/>
                 <w:b w:val="0"/>
                 <w:color w:val="25342D"/>
-                <w:sz w:val="15"/>
+                <w:sz w:val="19"/>
               </w:rPr>
               <w:t>Practical checkpoint 9C — Checkpoint image or record, annotated quality finding and safe clean-down</w:t>
               <w:br/>
@@ -12121,13 +12085,9 @@
       </w:tr>
     </w:tbl>
     <w:p>
-      <w:r>
-        <w:br w:type="page"/>
-      </w:r>
-    </w:p>
-    <w:p>
       <w:pPr>
         <w:spacing w:after="60"/>
+        <w:pageBreakBefore/>
       </w:pPr>
       <w:r>
         <w:rPr>
@@ -12312,7 +12272,7 @@
                 <w:rFonts w:ascii="Arial" w:hAnsi="Arial"/>
                 <w:b/>
                 <w:color w:val="25342D"/>
-                <w:sz w:val="16"/>
+                <w:sz w:val="19"/>
               </w:rPr>
               <w:t>46</w:t>
             </w:r>
@@ -12334,7 +12294,7 @@
                 <w:rFonts w:ascii="Arial" w:hAnsi="Arial"/>
                 <w:b/>
                 <w:color w:val="25342D"/>
-                <w:sz w:val="16"/>
+                <w:sz w:val="19"/>
               </w:rPr>
               <w:t>Site/theory</w:t>
             </w:r>
@@ -12356,7 +12316,7 @@
                 <w:rFonts w:ascii="Arial" w:hAnsi="Arial"/>
                 <w:b w:val="0"/>
                 <w:color w:val="25342D"/>
-                <w:sz w:val="15"/>
+                <w:sz w:val="19"/>
               </w:rPr>
               <w:t>Module 5: Technology, quality and evaluation</w:t>
             </w:r>
@@ -12377,7 +12337,7 @@
               <w:rPr>
                 <w:rFonts w:ascii="Arial" w:hAnsi="Arial"/>
                 <w:color w:val="25342D"/>
-                <w:sz w:val="16"/>
+                <w:sz w:val="19"/>
               </w:rPr>
               <w:t>Read and discuss the named website theory: Folio and final evaluation. Complete the linked knowledge check and record a short application response.</w:t>
             </w:r>
@@ -12392,7 +12352,7 @@
                   <w:color w:val="17583F"/>
                   <w:b/>
                   <w:rFonts w:ascii="Arial" w:hAnsi="Arial"/>
-                  <w:sz w:val="15"/>
+                  <w:sz w:val="19"/>
                 </w:rPr>
                 <w:t>Theory: Folio and final evaluation</w:t>
               </w:r>
@@ -12408,7 +12368,7 @@
                   <w:color w:val="17583F"/>
                   <w:b/>
                   <w:rFonts w:ascii="Arial" w:hAnsi="Arial"/>
-                  <w:sz w:val="15"/>
+                  <w:sz w:val="19"/>
                 </w:rPr>
                 <w:t>Knowledge check: Technology, quality and evaluation</w:t>
               </w:r>
@@ -12430,7 +12390,7 @@
               <w:rPr>
                 <w:rFonts w:ascii="Arial" w:hAnsi="Arial"/>
                 <w:color w:val="25342D"/>
-                <w:sz w:val="15"/>
+                <w:sz w:val="19"/>
               </w:rPr>
               <w:t>Use subject-specific terminology to communicate industrial technology concepts</w:t>
             </w:r>
@@ -12443,7 +12403,7 @@
                   <w:color w:val="17583F"/>
                   <w:b/>
                   <w:rFonts w:ascii="Arial" w:hAnsi="Arial"/>
-                  <w:sz w:val="14"/>
+                  <w:sz w:val="19"/>
                 </w:rPr>
                 <w:t>Official content</w:t>
               </w:r>
@@ -12458,7 +12418,7 @@
                 <w:rFonts w:ascii="Arial" w:hAnsi="Arial"/>
                 <w:b/>
                 <w:color w:val="17583F"/>
-                <w:sz w:val="14"/>
+                <w:sz w:val="19"/>
               </w:rPr>
               <w:t>INT5-COM-01, INT5-IND-01</w:t>
             </w:r>
@@ -12480,7 +12440,7 @@
                 <w:rFonts w:ascii="Arial" w:hAnsi="Arial"/>
                 <w:b w:val="0"/>
                 <w:color w:val="25342D"/>
-                <w:sz w:val="15"/>
+                <w:sz w:val="19"/>
               </w:rPr>
               <w:t>Named theory/check record — Module 5: Folio and final evaluation</w:t>
               <w:br/>
@@ -12510,7 +12470,7 @@
                 <w:rFonts w:ascii="Arial" w:hAnsi="Arial"/>
                 <w:b/>
                 <w:color w:val="25342D"/>
-                <w:sz w:val="16"/>
+                <w:sz w:val="19"/>
               </w:rPr>
               <w:t>47</w:t>
             </w:r>
@@ -12532,7 +12492,7 @@
                 <w:rFonts w:ascii="Arial" w:hAnsi="Arial"/>
                 <w:b/>
                 <w:color w:val="25342D"/>
-                <w:sz w:val="16"/>
+                <w:sz w:val="19"/>
               </w:rPr>
               <w:t>Project/folio</w:t>
             </w:r>
@@ -12554,7 +12514,7 @@
                 <w:rFonts w:ascii="Arial" w:hAnsi="Arial"/>
                 <w:b w:val="0"/>
                 <w:color w:val="25342D"/>
-                <w:sz w:val="15"/>
+                <w:sz w:val="19"/>
               </w:rPr>
               <w:t>Module 5: folio and project decisions</w:t>
             </w:r>
@@ -12575,7 +12535,7 @@
               <w:rPr>
                 <w:rFonts w:ascii="Arial" w:hAnsi="Arial"/>
                 <w:color w:val="25342D"/>
-                <w:sz w:val="16"/>
+                <w:sz w:val="19"/>
               </w:rPr>
               <w:t>Apply Module 5 learning to the current approved project. Update the folio with the relevant decision, supporting evidence, quality check and next step.</w:t>
             </w:r>
@@ -12590,7 +12550,7 @@
                   <w:color w:val="17583F"/>
                   <w:b/>
                   <w:rFonts w:ascii="Arial" w:hAnsi="Arial"/>
-                  <w:sz w:val="15"/>
+                  <w:sz w:val="19"/>
                 </w:rPr>
                 <w:t>Project folio: checkpoint 10</w:t>
               </w:r>
@@ -12612,7 +12572,7 @@
               <w:rPr>
                 <w:rFonts w:ascii="Arial" w:hAnsi="Arial"/>
                 <w:color w:val="25342D"/>
-                <w:sz w:val="15"/>
+                <w:sz w:val="19"/>
               </w:rPr>
               <w:t>Create written texts to document, reflect on and evaluate project development, production and management…</w:t>
             </w:r>
@@ -12625,7 +12585,7 @@
                   <w:color w:val="17583F"/>
                   <w:b/>
                   <w:rFonts w:ascii="Arial" w:hAnsi="Arial"/>
-                  <w:sz w:val="14"/>
+                  <w:sz w:val="19"/>
                 </w:rPr>
                 <w:t>Official content</w:t>
               </w:r>
@@ -12640,7 +12600,7 @@
                 <w:rFonts w:ascii="Arial" w:hAnsi="Arial"/>
                 <w:b/>
                 <w:color w:val="17583F"/>
-                <w:sz w:val="14"/>
+                <w:sz w:val="19"/>
               </w:rPr>
               <w:t>INT5-COM-01, INT5-DES-01, INT5-EVL-01</w:t>
             </w:r>
@@ -12662,7 +12622,7 @@
                 <w:rFonts w:ascii="Arial" w:hAnsi="Arial"/>
                 <w:b w:val="0"/>
                 <w:color w:val="25342D"/>
-                <w:sz w:val="15"/>
+                <w:sz w:val="19"/>
               </w:rPr>
               <w:t>Folio checkpoint 10 — Module 5 decision, supporting evidence and teacher feedback</w:t>
               <w:br/>
@@ -12692,7 +12652,7 @@
                 <w:rFonts w:ascii="Arial" w:hAnsi="Arial"/>
                 <w:b/>
                 <w:color w:val="25342D"/>
-                <w:sz w:val="16"/>
+                <w:sz w:val="19"/>
               </w:rPr>
               <w:t>48</w:t>
             </w:r>
@@ -12714,7 +12674,7 @@
                 <w:rFonts w:ascii="Arial" w:hAnsi="Arial"/>
                 <w:b/>
                 <w:color w:val="25342D"/>
-                <w:sz w:val="16"/>
+                <w:sz w:val="19"/>
               </w:rPr>
               <w:t>Practical</w:t>
             </w:r>
@@ -12736,7 +12696,7 @@
                 <w:rFonts w:ascii="Arial" w:hAnsi="Arial"/>
                 <w:b w:val="0"/>
                 <w:color w:val="25342D"/>
-                <w:sz w:val="15"/>
+                <w:sz w:val="19"/>
               </w:rPr>
               <w:t>Module 5: setup and approved stage</w:t>
             </w:r>
@@ -12757,7 +12717,7 @@
               <w:rPr>
                 <w:rFonts w:ascii="Arial" w:hAnsi="Arial"/>
                 <w:color w:val="25342D"/>
-                <w:sz w:val="16"/>
+                <w:sz w:val="19"/>
               </w:rPr>
               <w:t>Confirm the current teacher-issued plan, hazards, controls, setup, permission and quality hold point. Complete only the demonstrated production stage.</w:t>
             </w:r>
@@ -12772,7 +12732,7 @@
                   <w:color w:val="17583F"/>
                   <w:b/>
                   <w:rFonts w:ascii="Arial" w:hAnsi="Arial"/>
-                  <w:sz w:val="15"/>
+                  <w:sz w:val="19"/>
                 </w:rPr>
                 <w:t>Approved project plan and production evidence</w:t>
               </w:r>
@@ -12794,7 +12754,7 @@
               <w:rPr>
                 <w:rFonts w:ascii="Arial" w:hAnsi="Arial"/>
                 <w:color w:val="25342D"/>
-                <w:sz w:val="15"/>
+                <w:sz w:val="19"/>
               </w:rPr>
               <w:t>Demonstrate safe workshop practices and procedures when using materials, tools and equipment in metal projects</w:t>
             </w:r>
@@ -12807,7 +12767,7 @@
                   <w:color w:val="17583F"/>
                   <w:b/>
                   <w:rFonts w:ascii="Arial" w:hAnsi="Arial"/>
-                  <w:sz w:val="14"/>
+                  <w:sz w:val="19"/>
                 </w:rPr>
                 <w:t>Official content</w:t>
               </w:r>
@@ -12822,7 +12782,7 @@
                 <w:rFonts w:ascii="Arial" w:hAnsi="Arial"/>
                 <w:b/>
                 <w:color w:val="17583F"/>
-                <w:sz w:val="14"/>
+                <w:sz w:val="19"/>
               </w:rPr>
               <w:t>INT5-SAF-01, INT5-USE-01, INT5-INP-01, INT5-PRO-01</w:t>
             </w:r>
@@ -12844,7 +12804,7 @@
                 <w:rFonts w:ascii="Arial" w:hAnsi="Arial"/>
                 <w:b w:val="0"/>
                 <w:color w:val="25342D"/>
-                <w:sz w:val="15"/>
+                <w:sz w:val="19"/>
               </w:rPr>
               <w:t>Practical checkpoint 10A — Safe setup, authorised stage and first quality hold point</w:t>
               <w:br/>
@@ -12874,7 +12834,7 @@
                 <w:rFonts w:ascii="Arial" w:hAnsi="Arial"/>
                 <w:b/>
                 <w:color w:val="25342D"/>
-                <w:sz w:val="16"/>
+                <w:sz w:val="19"/>
               </w:rPr>
               <w:t>49</w:t>
             </w:r>
@@ -12896,7 +12856,7 @@
                 <w:rFonts w:ascii="Arial" w:hAnsi="Arial"/>
                 <w:b/>
                 <w:color w:val="25342D"/>
-                <w:sz w:val="16"/>
+                <w:sz w:val="19"/>
               </w:rPr>
               <w:t>Practical</w:t>
             </w:r>
@@ -12918,7 +12878,7 @@
                 <w:rFonts w:ascii="Arial" w:hAnsi="Arial"/>
                 <w:b w:val="0"/>
                 <w:color w:val="25342D"/>
-                <w:sz w:val="15"/>
+                <w:sz w:val="19"/>
               </w:rPr>
               <w:t>Module 5: controlled production</w:t>
             </w:r>
@@ -12939,7 +12899,7 @@
               <w:rPr>
                 <w:rFonts w:ascii="Arial" w:hAnsi="Arial"/>
                 <w:color w:val="25342D"/>
-                <w:sz w:val="16"/>
+                <w:sz w:val="19"/>
               </w:rPr>
               <w:t>Continue the current teacher-approved production stage. Follow the applicable demonstration, SOP and controls; check accuracy, fit, form or surface quality before continuing.</w:t>
             </w:r>
@@ -12954,7 +12914,7 @@
                   <w:color w:val="17583F"/>
                   <w:b/>
                   <w:rFonts w:ascii="Arial" w:hAnsi="Arial"/>
-                  <w:sz w:val="15"/>
+                  <w:sz w:val="19"/>
                 </w:rPr>
                 <w:t>Approved project plan and production evidence</w:t>
               </w:r>
@@ -12976,7 +12936,7 @@
               <w:rPr>
                 <w:rFonts w:ascii="Arial" w:hAnsi="Arial"/>
                 <w:color w:val="25342D"/>
-                <w:sz w:val="15"/>
+                <w:sz w:val="19"/>
               </w:rPr>
               <w:t>Demonstrate safe workshop practices and procedures when using materials, tools and equipment in metal projects</w:t>
             </w:r>
@@ -12989,7 +12949,7 @@
                   <w:color w:val="17583F"/>
                   <w:b/>
                   <w:rFonts w:ascii="Arial" w:hAnsi="Arial"/>
-                  <w:sz w:val="14"/>
+                  <w:sz w:val="19"/>
                 </w:rPr>
                 <w:t>Official content</w:t>
               </w:r>
@@ -13004,7 +12964,7 @@
                 <w:rFonts w:ascii="Arial" w:hAnsi="Arial"/>
                 <w:b/>
                 <w:color w:val="17583F"/>
-                <w:sz w:val="14"/>
+                <w:sz w:val="19"/>
               </w:rPr>
               <w:t>INT5-SAF-01, INT5-USE-01, INT5-INP-01, INT5-PRO-01</w:t>
             </w:r>
@@ -13026,7 +12986,7 @@
                 <w:rFonts w:ascii="Arial" w:hAnsi="Arial"/>
                 <w:b w:val="0"/>
                 <w:color w:val="25342D"/>
-                <w:sz w:val="15"/>
+                <w:sz w:val="19"/>
               </w:rPr>
               <w:t>Practical checkpoint 10B — Teacher observation of controlled process and named quality check</w:t>
               <w:br/>
@@ -13056,7 +13016,7 @@
                 <w:rFonts w:ascii="Arial" w:hAnsi="Arial"/>
                 <w:b/>
                 <w:color w:val="25342D"/>
-                <w:sz w:val="16"/>
+                <w:sz w:val="19"/>
               </w:rPr>
               <w:t>50</w:t>
             </w:r>
@@ -13078,7 +13038,7 @@
                 <w:rFonts w:ascii="Arial" w:hAnsi="Arial"/>
                 <w:b/>
                 <w:color w:val="25342D"/>
-                <w:sz w:val="16"/>
+                <w:sz w:val="19"/>
               </w:rPr>
               <w:t>Practical</w:t>
             </w:r>
@@ -13100,7 +13060,7 @@
                 <w:rFonts w:ascii="Arial" w:hAnsi="Arial"/>
                 <w:b w:val="0"/>
                 <w:color w:val="25342D"/>
-                <w:sz w:val="15"/>
+                <w:sz w:val="19"/>
               </w:rPr>
               <w:t>Module 5: evidence and review</w:t>
             </w:r>
@@ -13121,7 +13081,7 @@
               <w:rPr>
                 <w:rFonts w:ascii="Arial" w:hAnsi="Arial"/>
                 <w:color w:val="25342D"/>
-                <w:sz w:val="16"/>
+                <w:sz w:val="19"/>
               </w:rPr>
               <w:t>Complete the current approved checkpoint. Photograph or otherwise record the result, annotate the quality finding and response, then clean down and store work safely.</w:t>
             </w:r>
@@ -13136,7 +13096,7 @@
                   <w:color w:val="17583F"/>
                   <w:b/>
                   <w:rFonts w:ascii="Arial" w:hAnsi="Arial"/>
-                  <w:sz w:val="15"/>
+                  <w:sz w:val="19"/>
                 </w:rPr>
                 <w:t>Approved project plan and production evidence</w:t>
               </w:r>
@@ -13158,7 +13118,7 @@
               <w:rPr>
                 <w:rFonts w:ascii="Arial" w:hAnsi="Arial"/>
                 <w:color w:val="25342D"/>
-                <w:sz w:val="15"/>
+                <w:sz w:val="19"/>
               </w:rPr>
               <w:t>Demonstrate safe workshop practices and procedures when using materials, tools and equipment in metal projects</w:t>
             </w:r>
@@ -13171,7 +13131,7 @@
                   <w:color w:val="17583F"/>
                   <w:b/>
                   <w:rFonts w:ascii="Arial" w:hAnsi="Arial"/>
-                  <w:sz w:val="14"/>
+                  <w:sz w:val="19"/>
                 </w:rPr>
                 <w:t>Official content</w:t>
               </w:r>
@@ -13186,7 +13146,7 @@
                 <w:rFonts w:ascii="Arial" w:hAnsi="Arial"/>
                 <w:b/>
                 <w:color w:val="17583F"/>
-                <w:sz w:val="14"/>
+                <w:sz w:val="19"/>
               </w:rPr>
               <w:t>INT5-SAF-01, INT5-USE-01, INT5-INP-01, INT5-PRO-01</w:t>
             </w:r>
@@ -13208,7 +13168,7 @@
                 <w:rFonts w:ascii="Arial" w:hAnsi="Arial"/>
                 <w:b w:val="0"/>
                 <w:color w:val="25342D"/>
-                <w:sz w:val="15"/>
+                <w:sz w:val="19"/>
               </w:rPr>
               <w:t>Practical checkpoint 10C — Checkpoint image or record, annotated quality finding and safe clean-down</w:t>
               <w:br/>
